--- a/docs/PAGCORµ╕╕µêÅσêåτ▒╗Σ┐«µ¡ú PRD.docx
+++ b/docs/PAGCORµ╕╕µêÅσêåτ▒╗Σ┐«µ¡ú PRD.docx
@@ -386,7 +386,7 @@
         <w:rPr>
           <w:rFonts w:ascii="Microsoft YaHei" w:hAnsi="Microsoft YaHei" w:eastAsia="Microsoft YaHei" w:cs="Microsoft YaHei"/>
         </w:rPr>
-        <w:t xml:space="preserve">在【游戏入口设置 &gt; 游戏配置】中新增「平台名称」字段、查询条件和维护入口，分类按名单自动判定、不能随意改；</w:t>
+        <w:t xml:space="preserve">在【游戏入口设置 &gt; 游戏配置】中新增「平台名称」字段和查询条件，分类按名单自动判定、不能随意改；</w:t>
       </w:r>
     </w:p>
     <w:p>
@@ -567,7 +567,7 @@
         <w:rPr>
           <w:rFonts w:ascii="Microsoft YaHei" w:hAnsi="Microsoft YaHei" w:eastAsia="Microsoft YaHei" w:cs="Microsoft YaHei"/>
         </w:rPr>
-        <w:t xml:space="preserve">：作为系统配置表维护，后台只读展示；名单变更需走技术配置 + 审批，并触发一次全量校验。</w:t>
+        <w:t xml:space="preserve">：作为系统配置表维护，后台不提供修改入口；名单变更需走技术配置 + 审批，并触发一次全量校验。</w:t>
       </w:r>
     </w:p>
     <w:p>
@@ -1960,7 +1960,7 @@
                 <w:color w:val="333333"/>
                 <w:sz w:val="20"/>
               </w:rPr>
-              <w:t xml:space="preserve">列表新增「平台名称」列与异常标记；查询新增「平台名称」；新增「仅看分类异常」「PAGCOR分类名单」</w:t>
+              <w:t xml:space="preserve">列表新增「平台名称」列与异常标记；查询新增「平台名称」</w:t>
             </w:r>
           </w:p>
         </w:tc>
@@ -2414,54 +2414,6 @@
           <w:rFonts w:ascii="Microsoft YaHei" w:hAnsi="Microsoft YaHei" w:eastAsia="Microsoft YaHei" w:cs="Microsoft YaHei"/>
         </w:rPr>
         <w:t xml:space="preserve">：当前分类与名单判定结果不一致时，单元格标红，显示「分类异常 应为 X」。上线并完成数据修复后，正常情况下不应再出现。</w:t>
-      </w:r>
-    </w:p>
-    <w:p>
-      <w:pPr>
-        <w:numPr>
-          <w:ilvl w:val="0"/>
-          <w:numId w:val="1004"/>
-        </w:numPr>
-        <w:pStyle w:val="Compact"/>
-      </w:pPr>
-      <w:r>
-        <w:rPr>
-          <w:bCs/>
-          <w:rFonts w:ascii="Microsoft YaHei" w:hAnsi="Microsoft YaHei" w:eastAsia="Microsoft YaHei" w:cs="Microsoft YaHei"/>
-          <w:b/>
-          <w:color w:val="222222"/>
-        </w:rPr>
-        <w:t xml:space="preserve">「仅看分类异常 (N)」按钮</w:t>
-      </w:r>
-      <w:r>
-        <w:rPr>
-          <w:rFonts w:ascii="Microsoft YaHei" w:hAnsi="Microsoft YaHei" w:eastAsia="Microsoft YaHei" w:cs="Microsoft YaHei"/>
-        </w:rPr>
-        <w:t xml:space="preserve">：点击后列表只显示异常游戏，N 为全量异常数（不受分页影响）；再点一次取消。用于上线后的全量检查和日常巡检。</w:t>
-      </w:r>
-    </w:p>
-    <w:p>
-      <w:pPr>
-        <w:numPr>
-          <w:ilvl w:val="0"/>
-          <w:numId w:val="1004"/>
-        </w:numPr>
-        <w:pStyle w:val="Compact"/>
-      </w:pPr>
-      <w:r>
-        <w:rPr>
-          <w:bCs/>
-          <w:rFonts w:ascii="Microsoft YaHei" w:hAnsi="Microsoft YaHei" w:eastAsia="Microsoft YaHei" w:cs="Microsoft YaHei"/>
-          <w:b/>
-          <w:color w:val="222222"/>
-        </w:rPr>
-        <w:t xml:space="preserve">「PAGCOR分类名单」按钮</w:t>
-      </w:r>
-      <w:r>
-        <w:rPr>
-          <w:rFonts w:ascii="Microsoft YaHei" w:hAnsi="Microsoft YaHei" w:eastAsia="Microsoft YaHei" w:cs="Microsoft YaHei"/>
-        </w:rPr>
-        <w:t xml:space="preserve">：打开只读弹窗，展示 NG 7 款、eBINGO 13 款名单及说明「名单外一律为 EGAMES」。</w:t>
       </w:r>
     </w:p>
     <w:p>
@@ -4562,44 +4514,6 @@
           </w:p>
         </w:tc>
       </w:tr>
-      <w:tr>
-        <w:tc>
-          <w:tcPr/>
-          <w:p>
-            <w:pPr>
-              <w:pStyle w:val="Compact"/>
-              <w:spacing w:line="312" w:lineRule="auto" w:after="0" w:before="0"/>
-              <w:jc w:val="left"/>
-            </w:pPr>
-            <w:r>
-              <w:rPr>
-                <w:rFonts w:ascii="Microsoft YaHei" w:hAnsi="Microsoft YaHei" w:eastAsia="Microsoft YaHei" w:cs="Microsoft YaHei"/>
-                <w:color w:val="333333"/>
-                <w:sz w:val="20"/>
-              </w:rPr>
-              <w:t xml:space="preserve">平台名称筛选与「仅看分类异常」同时使用</w:t>
-            </w:r>
-          </w:p>
-        </w:tc>
-        <w:tc>
-          <w:tcPr/>
-          <w:p>
-            <w:pPr>
-              <w:pStyle w:val="Compact"/>
-              <w:spacing w:line="312" w:lineRule="auto" w:after="0" w:before="0"/>
-              <w:jc w:val="left"/>
-            </w:pPr>
-            <w:r>
-              <w:rPr>
-                <w:rFonts w:ascii="Microsoft YaHei" w:hAnsi="Microsoft YaHei" w:eastAsia="Microsoft YaHei" w:cs="Microsoft YaHei"/>
-                <w:color w:val="333333"/>
-                <w:sz w:val="20"/>
-              </w:rPr>
-              <w:t xml:space="preserve">两个条件同时生效（“且”）</w:t>
-            </w:r>
-          </w:p>
-        </w:tc>
-      </w:tr>
     </w:tbl>
     <w:bookmarkEnd w:id="31"/>
     <w:bookmarkStart w:id="32" w:name="验收标准"/>
@@ -4645,7 +4559,7 @@
         <w:rPr>
           <w:rFonts w:ascii="Microsoft YaHei" w:hAnsi="Microsoft YaHei" w:eastAsia="Microsoft YaHei" w:cs="Microsoft YaHei"/>
         </w:rPr>
-        <w:t xml:space="preserve">☐ 修复完成后，「仅看分类异常」数量为 0。</w:t>
+        <w:t xml:space="preserve">☐ 修复完成后，列表中不再出现「分类异常」标记。</w:t>
       </w:r>
     </w:p>
     <w:p>

--- a/docs/PAGCORµ╕╕µêÅσêåτ▒╗Σ┐«µ¡ú PRD.docx
+++ b/docs/PAGCORµ╕╕µêÅσêåτ▒╗Σ┐«µ¡ú PRD.docx
@@ -2,7 +2,7 @@
 <file path=word/document.xml><?xml version="1.0" encoding="utf-8"?>
 <w:document xmlns:w="http://schemas.openxmlformats.org/wordprocessingml/2006/main" xmlns:m="http://schemas.openxmlformats.org/officeDocument/2006/math" xmlns:r="http://schemas.openxmlformats.org/officeDocument/2006/relationships" xmlns:o="urn:schemas-microsoft-com:office:office" xmlns:v="urn:schemas-microsoft-com:vml" xmlns:w10="urn:schemas-microsoft-com:office:word" xmlns:a="http://schemas.openxmlformats.org/drawingml/2006/main" xmlns:pic="http://schemas.openxmlformats.org/drawingml/2006/picture" xmlns:wp="http://schemas.openxmlformats.org/drawingml/2006/wordprocessingDrawing">
   <w:body>
-    <w:bookmarkStart w:id="35" w:name="pagcor游戏分类修正-prd"/>
+    <w:bookmarkStart w:id="36" w:name="pagcor游戏分类修正-prd"/>
     <w:p>
       <w:pPr>
         <w:pStyle w:val="Heading1"/>
@@ -701,9 +701,11 @@
         </w:tblCellMar>
       </w:tblPr>
       <w:tblGrid>
-        <w:gridCol w:w="2640"/>
-        <w:gridCol w:w="2640"/>
-        <w:gridCol w:w="2640"/>
+        <w:gridCol w:w="1584"/>
+        <w:gridCol w:w="1584"/>
+        <w:gridCol w:w="1584"/>
+        <w:gridCol w:w="1584"/>
+        <w:gridCol w:w="1584"/>
       </w:tblGrid>
       <w:tr>
         <w:trPr>
@@ -727,7 +729,7 @@
                 <w:color w:val="1F3864"/>
                 <w:sz w:val="20"/>
               </w:rPr>
-              <w:t xml:space="preserve">游戏ID</w:t>
+              <w:t xml:space="preserve">游戏大类</w:t>
             </w:r>
           </w:p>
         </w:tc>
@@ -769,7 +771,49 @@
                 <w:color w:val="1F3864"/>
                 <w:sz w:val="20"/>
               </w:rPr>
+              <w:t xml:space="preserve">游戏ID</w:t>
+            </w:r>
+          </w:p>
+        </w:tc>
+        <w:tc>
+          <w:tcPr>
+            <w:shd w:val="clear" w:color="auto" w:fill="E8F0F8"/>
+          </w:tcPr>
+          <w:p>
+            <w:pPr>
+              <w:pStyle w:val="Compact"/>
+              <w:spacing w:line="312" w:lineRule="auto" w:after="0" w:before="0"/>
+              <w:jc w:val="left"/>
+            </w:pPr>
+            <w:r>
+              <w:rPr>
+                <w:rFonts w:ascii="Microsoft YaHei" w:hAnsi="Microsoft YaHei" w:eastAsia="Microsoft YaHei" w:cs="Microsoft YaHei"/>
+                <w:b/>
+                <w:color w:val="1F3864"/>
+                <w:sz w:val="20"/>
+              </w:rPr>
               <w:t xml:space="preserve">版本</w:t>
+            </w:r>
+          </w:p>
+        </w:tc>
+        <w:tc>
+          <w:tcPr>
+            <w:shd w:val="clear" w:color="auto" w:fill="E8F0F8"/>
+          </w:tcPr>
+          <w:p>
+            <w:pPr>
+              <w:pStyle w:val="Compact"/>
+              <w:spacing w:line="312" w:lineRule="auto" w:after="0" w:before="0"/>
+              <w:jc w:val="left"/>
+            </w:pPr>
+            <w:r>
+              <w:rPr>
+                <w:rFonts w:ascii="Microsoft YaHei" w:hAnsi="Microsoft YaHei" w:eastAsia="Microsoft YaHei" w:cs="Microsoft YaHei"/>
+                <w:b/>
+                <w:color w:val="1F3864"/>
+                <w:sz w:val="20"/>
+              </w:rPr>
+              <w:t xml:space="preserve">平台名称</w:t>
             </w:r>
           </w:p>
         </w:tc>
@@ -789,6 +833,42 @@
                 <w:color w:val="333333"/>
                 <w:sz w:val="20"/>
               </w:rPr>
+              <w:t xml:space="preserve">NUMERIC GAMES</w:t>
+            </w:r>
+          </w:p>
+        </w:tc>
+        <w:tc>
+          <w:tcPr/>
+          <w:p>
+            <w:pPr>
+              <w:pStyle w:val="Compact"/>
+              <w:spacing w:line="312" w:lineRule="auto" w:after="0" w:before="0"/>
+              <w:jc w:val="left"/>
+            </w:pPr>
+            <w:r>
+              <w:rPr>
+                <w:rFonts w:ascii="Microsoft YaHei" w:hAnsi="Microsoft YaHei" w:eastAsia="Microsoft YaHei" w:cs="Microsoft YaHei"/>
+                <w:color w:val="333333"/>
+                <w:sz w:val="20"/>
+              </w:rPr>
+              <w:t xml:space="preserve">BOXING EXTRAVAGANZA</w:t>
+            </w:r>
+          </w:p>
+        </w:tc>
+        <w:tc>
+          <w:tcPr/>
+          <w:p>
+            <w:pPr>
+              <w:pStyle w:val="Compact"/>
+              <w:spacing w:line="312" w:lineRule="auto" w:after="0" w:before="0"/>
+              <w:jc w:val="left"/>
+            </w:pPr>
+            <w:r>
+              <w:rPr>
+                <w:rFonts w:ascii="Microsoft YaHei" w:hAnsi="Microsoft YaHei" w:eastAsia="Microsoft YaHei" w:cs="Microsoft YaHei"/>
+                <w:color w:val="333333"/>
+                <w:sz w:val="20"/>
+              </w:rPr>
               <w:t xml:space="preserve">440</w:t>
             </w:r>
           </w:p>
@@ -807,25 +887,25 @@
                 <w:color w:val="333333"/>
                 <w:sz w:val="20"/>
               </w:rPr>
-              <w:t xml:space="preserve">BOXING EXTRAVAGANZA</w:t>
-            </w:r>
-          </w:p>
-        </w:tc>
-        <w:tc>
-          <w:tcPr/>
-          <w:p>
-            <w:pPr>
-              <w:pStyle w:val="Compact"/>
-              <w:spacing w:line="312" w:lineRule="auto" w:after="0" w:before="0"/>
-              <w:jc w:val="left"/>
-            </w:pPr>
-            <w:r>
-              <w:rPr>
-                <w:rFonts w:ascii="Microsoft YaHei" w:hAnsi="Microsoft YaHei" w:eastAsia="Microsoft YaHei" w:cs="Microsoft YaHei"/>
-                <w:color w:val="333333"/>
-                <w:sz w:val="20"/>
-              </w:rPr>
               <w:t xml:space="preserve">V. 1</w:t>
+            </w:r>
+          </w:p>
+        </w:tc>
+        <w:tc>
+          <w:tcPr/>
+          <w:p>
+            <w:pPr>
+              <w:pStyle w:val="Compact"/>
+              <w:spacing w:line="312" w:lineRule="auto" w:after="0" w:before="0"/>
+              <w:jc w:val="left"/>
+            </w:pPr>
+            <w:r>
+              <w:rPr>
+                <w:rFonts w:ascii="Microsoft YaHei" w:hAnsi="Microsoft YaHei" w:eastAsia="Microsoft YaHei" w:cs="Microsoft YaHei"/>
+                <w:color w:val="333333"/>
+                <w:sz w:val="20"/>
+              </w:rPr>
+              <w:t xml:space="preserve">NG</w:t>
             </w:r>
           </w:p>
         </w:tc>
@@ -847,6 +927,46 @@
                 <w:color w:val="333333"/>
                 <w:sz w:val="20"/>
               </w:rPr>
+              <w:t xml:space="preserve">NUMERIC GAMES</w:t>
+            </w:r>
+          </w:p>
+        </w:tc>
+        <w:tc>
+          <w:tcPr>
+            <w:shd w:val="clear" w:color="auto" w:fill="F7F9FC"/>
+          </w:tcPr>
+          <w:p>
+            <w:pPr>
+              <w:pStyle w:val="Compact"/>
+              <w:spacing w:line="312" w:lineRule="auto" w:after="0" w:before="0"/>
+              <w:jc w:val="left"/>
+            </w:pPr>
+            <w:r>
+              <w:rPr>
+                <w:rFonts w:ascii="Microsoft YaHei" w:hAnsi="Microsoft YaHei" w:eastAsia="Microsoft YaHei" w:cs="Microsoft YaHei"/>
+                <w:color w:val="333333"/>
+                <w:sz w:val="20"/>
+              </w:rPr>
+              <w:t xml:space="preserve">GO FOR CHAMPION</w:t>
+            </w:r>
+          </w:p>
+        </w:tc>
+        <w:tc>
+          <w:tcPr>
+            <w:shd w:val="clear" w:color="auto" w:fill="F7F9FC"/>
+          </w:tcPr>
+          <w:p>
+            <w:pPr>
+              <w:pStyle w:val="Compact"/>
+              <w:spacing w:line="312" w:lineRule="auto" w:after="0" w:before="0"/>
+              <w:jc w:val="left"/>
+            </w:pPr>
+            <w:r>
+              <w:rPr>
+                <w:rFonts w:ascii="Microsoft YaHei" w:hAnsi="Microsoft YaHei" w:eastAsia="Microsoft YaHei" w:cs="Microsoft YaHei"/>
+                <w:color w:val="333333"/>
+                <w:sz w:val="20"/>
+              </w:rPr>
               <w:t xml:space="preserve">442</w:t>
             </w:r>
           </w:p>
@@ -867,27 +987,27 @@
                 <w:color w:val="333333"/>
                 <w:sz w:val="20"/>
               </w:rPr>
-              <w:t xml:space="preserve">GO FOR CHAMPION</w:t>
-            </w:r>
-          </w:p>
-        </w:tc>
-        <w:tc>
-          <w:tcPr>
-            <w:shd w:val="clear" w:color="auto" w:fill="F7F9FC"/>
-          </w:tcPr>
-          <w:p>
-            <w:pPr>
-              <w:pStyle w:val="Compact"/>
-              <w:spacing w:line="312" w:lineRule="auto" w:after="0" w:before="0"/>
-              <w:jc w:val="left"/>
-            </w:pPr>
-            <w:r>
-              <w:rPr>
-                <w:rFonts w:ascii="Microsoft YaHei" w:hAnsi="Microsoft YaHei" w:eastAsia="Microsoft YaHei" w:cs="Microsoft YaHei"/>
-                <w:color w:val="333333"/>
-                <w:sz w:val="20"/>
-              </w:rPr>
               <w:t xml:space="preserve">V. 1</w:t>
+            </w:r>
+          </w:p>
+        </w:tc>
+        <w:tc>
+          <w:tcPr>
+            <w:shd w:val="clear" w:color="auto" w:fill="F7F9FC"/>
+          </w:tcPr>
+          <w:p>
+            <w:pPr>
+              <w:pStyle w:val="Compact"/>
+              <w:spacing w:line="312" w:lineRule="auto" w:after="0" w:before="0"/>
+              <w:jc w:val="left"/>
+            </w:pPr>
+            <w:r>
+              <w:rPr>
+                <w:rFonts w:ascii="Microsoft YaHei" w:hAnsi="Microsoft YaHei" w:eastAsia="Microsoft YaHei" w:cs="Microsoft YaHei"/>
+                <w:color w:val="333333"/>
+                <w:sz w:val="20"/>
+              </w:rPr>
+              <w:t xml:space="preserve">NG</w:t>
             </w:r>
           </w:p>
         </w:tc>
@@ -907,6 +1027,42 @@
                 <w:color w:val="333333"/>
                 <w:sz w:val="20"/>
               </w:rPr>
+              <w:t xml:space="preserve">NUMERIC GAMES</w:t>
+            </w:r>
+          </w:p>
+        </w:tc>
+        <w:tc>
+          <w:tcPr/>
+          <w:p>
+            <w:pPr>
+              <w:pStyle w:val="Compact"/>
+              <w:spacing w:line="312" w:lineRule="auto" w:after="0" w:before="0"/>
+              <w:jc w:val="left"/>
+            </w:pPr>
+            <w:r>
+              <w:rPr>
+                <w:rFonts w:ascii="Microsoft YaHei" w:hAnsi="Microsoft YaHei" w:eastAsia="Microsoft YaHei" w:cs="Microsoft YaHei"/>
+                <w:color w:val="333333"/>
+                <w:sz w:val="20"/>
+              </w:rPr>
+              <w:t xml:space="preserve">KENO</w:t>
+            </w:r>
+          </w:p>
+        </w:tc>
+        <w:tc>
+          <w:tcPr/>
+          <w:p>
+            <w:pPr>
+              <w:pStyle w:val="Compact"/>
+              <w:spacing w:line="312" w:lineRule="auto" w:after="0" w:before="0"/>
+              <w:jc w:val="left"/>
+            </w:pPr>
+            <w:r>
+              <w:rPr>
+                <w:rFonts w:ascii="Microsoft YaHei" w:hAnsi="Microsoft YaHei" w:eastAsia="Microsoft YaHei" w:cs="Microsoft YaHei"/>
+                <w:color w:val="333333"/>
+                <w:sz w:val="20"/>
+              </w:rPr>
               <w:t xml:space="preserve">241</w:t>
             </w:r>
           </w:p>
@@ -925,25 +1081,25 @@
                 <w:color w:val="333333"/>
                 <w:sz w:val="20"/>
               </w:rPr>
-              <w:t xml:space="preserve">KENO</w:t>
-            </w:r>
-          </w:p>
-        </w:tc>
-        <w:tc>
-          <w:tcPr/>
-          <w:p>
-            <w:pPr>
-              <w:pStyle w:val="Compact"/>
-              <w:spacing w:line="312" w:lineRule="auto" w:after="0" w:before="0"/>
-              <w:jc w:val="left"/>
-            </w:pPr>
-            <w:r>
-              <w:rPr>
-                <w:rFonts w:ascii="Microsoft YaHei" w:hAnsi="Microsoft YaHei" w:eastAsia="Microsoft YaHei" w:cs="Microsoft YaHei"/>
-                <w:color w:val="333333"/>
-                <w:sz w:val="20"/>
-              </w:rPr>
               <w:t xml:space="preserve">V. 1</w:t>
+            </w:r>
+          </w:p>
+        </w:tc>
+        <w:tc>
+          <w:tcPr/>
+          <w:p>
+            <w:pPr>
+              <w:pStyle w:val="Compact"/>
+              <w:spacing w:line="312" w:lineRule="auto" w:after="0" w:before="0"/>
+              <w:jc w:val="left"/>
+            </w:pPr>
+            <w:r>
+              <w:rPr>
+                <w:rFonts w:ascii="Microsoft YaHei" w:hAnsi="Microsoft YaHei" w:eastAsia="Microsoft YaHei" w:cs="Microsoft YaHei"/>
+                <w:color w:val="333333"/>
+                <w:sz w:val="20"/>
+              </w:rPr>
+              <w:t xml:space="preserve">NG</w:t>
             </w:r>
           </w:p>
         </w:tc>
@@ -965,6 +1121,46 @@
                 <w:color w:val="333333"/>
                 <w:sz w:val="20"/>
               </w:rPr>
+              <w:t xml:space="preserve">NUMERIC GAMES</w:t>
+            </w:r>
+          </w:p>
+        </w:tc>
+        <w:tc>
+          <w:tcPr>
+            <w:shd w:val="clear" w:color="auto" w:fill="F7F9FC"/>
+          </w:tcPr>
+          <w:p>
+            <w:pPr>
+              <w:pStyle w:val="Compact"/>
+              <w:spacing w:line="312" w:lineRule="auto" w:after="0" w:before="0"/>
+              <w:jc w:val="left"/>
+            </w:pPr>
+            <w:r>
+              <w:rPr>
+                <w:rFonts w:ascii="Microsoft YaHei" w:hAnsi="Microsoft YaHei" w:eastAsia="Microsoft YaHei" w:cs="Microsoft YaHei"/>
+                <w:color w:val="333333"/>
+                <w:sz w:val="20"/>
+              </w:rPr>
+              <w:t xml:space="preserve">KENO BONUS NUMBER</w:t>
+            </w:r>
+          </w:p>
+        </w:tc>
+        <w:tc>
+          <w:tcPr>
+            <w:shd w:val="clear" w:color="auto" w:fill="F7F9FC"/>
+          </w:tcPr>
+          <w:p>
+            <w:pPr>
+              <w:pStyle w:val="Compact"/>
+              <w:spacing w:line="312" w:lineRule="auto" w:after="0" w:before="0"/>
+              <w:jc w:val="left"/>
+            </w:pPr>
+            <w:r>
+              <w:rPr>
+                <w:rFonts w:ascii="Microsoft YaHei" w:hAnsi="Microsoft YaHei" w:eastAsia="Microsoft YaHei" w:cs="Microsoft YaHei"/>
+                <w:color w:val="333333"/>
+                <w:sz w:val="20"/>
+              </w:rPr>
               <w:t xml:space="preserve">272</w:t>
             </w:r>
           </w:p>
@@ -985,27 +1181,27 @@
                 <w:color w:val="333333"/>
                 <w:sz w:val="20"/>
               </w:rPr>
-              <w:t xml:space="preserve">KENO BONUS NUMBER</w:t>
-            </w:r>
-          </w:p>
-        </w:tc>
-        <w:tc>
-          <w:tcPr>
-            <w:shd w:val="clear" w:color="auto" w:fill="F7F9FC"/>
-          </w:tcPr>
-          <w:p>
-            <w:pPr>
-              <w:pStyle w:val="Compact"/>
-              <w:spacing w:line="312" w:lineRule="auto" w:after="0" w:before="0"/>
-              <w:jc w:val="left"/>
-            </w:pPr>
-            <w:r>
-              <w:rPr>
-                <w:rFonts w:ascii="Microsoft YaHei" w:hAnsi="Microsoft YaHei" w:eastAsia="Microsoft YaHei" w:cs="Microsoft YaHei"/>
-                <w:color w:val="333333"/>
-                <w:sz w:val="20"/>
-              </w:rPr>
               <w:t xml:space="preserve">V. 1</w:t>
+            </w:r>
+          </w:p>
+        </w:tc>
+        <w:tc>
+          <w:tcPr>
+            <w:shd w:val="clear" w:color="auto" w:fill="F7F9FC"/>
+          </w:tcPr>
+          <w:p>
+            <w:pPr>
+              <w:pStyle w:val="Compact"/>
+              <w:spacing w:line="312" w:lineRule="auto" w:after="0" w:before="0"/>
+              <w:jc w:val="left"/>
+            </w:pPr>
+            <w:r>
+              <w:rPr>
+                <w:rFonts w:ascii="Microsoft YaHei" w:hAnsi="Microsoft YaHei" w:eastAsia="Microsoft YaHei" w:cs="Microsoft YaHei"/>
+                <w:color w:val="333333"/>
+                <w:sz w:val="20"/>
+              </w:rPr>
+              <w:t xml:space="preserve">NG</w:t>
             </w:r>
           </w:p>
         </w:tc>
@@ -1025,6 +1221,42 @@
                 <w:color w:val="333333"/>
                 <w:sz w:val="20"/>
               </w:rPr>
+              <w:t xml:space="preserve">NUMERIC GAMES</w:t>
+            </w:r>
+          </w:p>
+        </w:tc>
+        <w:tc>
+          <w:tcPr/>
+          <w:p>
+            <w:pPr>
+              <w:pStyle w:val="Compact"/>
+              <w:spacing w:line="312" w:lineRule="auto" w:after="0" w:before="0"/>
+              <w:jc w:val="left"/>
+            </w:pPr>
+            <w:r>
+              <w:rPr>
+                <w:rFonts w:ascii="Microsoft YaHei" w:hAnsi="Microsoft YaHei" w:eastAsia="Microsoft YaHei" w:cs="Microsoft YaHei"/>
+                <w:color w:val="333333"/>
+                <w:sz w:val="20"/>
+              </w:rPr>
+              <w:t xml:space="preserve">KENO EXTRA BET</w:t>
+            </w:r>
+          </w:p>
+        </w:tc>
+        <w:tc>
+          <w:tcPr/>
+          <w:p>
+            <w:pPr>
+              <w:pStyle w:val="Compact"/>
+              <w:spacing w:line="312" w:lineRule="auto" w:after="0" w:before="0"/>
+              <w:jc w:val="left"/>
+            </w:pPr>
+            <w:r>
+              <w:rPr>
+                <w:rFonts w:ascii="Microsoft YaHei" w:hAnsi="Microsoft YaHei" w:eastAsia="Microsoft YaHei" w:cs="Microsoft YaHei"/>
+                <w:color w:val="333333"/>
+                <w:sz w:val="20"/>
+              </w:rPr>
               <w:t xml:space="preserve">274</w:t>
             </w:r>
           </w:p>
@@ -1043,25 +1275,25 @@
                 <w:color w:val="333333"/>
                 <w:sz w:val="20"/>
               </w:rPr>
-              <w:t xml:space="preserve">KENO EXTRA BET</w:t>
-            </w:r>
-          </w:p>
-        </w:tc>
-        <w:tc>
-          <w:tcPr/>
-          <w:p>
-            <w:pPr>
-              <w:pStyle w:val="Compact"/>
-              <w:spacing w:line="312" w:lineRule="auto" w:after="0" w:before="0"/>
-              <w:jc w:val="left"/>
-            </w:pPr>
-            <w:r>
-              <w:rPr>
-                <w:rFonts w:ascii="Microsoft YaHei" w:hAnsi="Microsoft YaHei" w:eastAsia="Microsoft YaHei" w:cs="Microsoft YaHei"/>
-                <w:color w:val="333333"/>
-                <w:sz w:val="20"/>
-              </w:rPr>
               <w:t xml:space="preserve">V. 1</w:t>
+            </w:r>
+          </w:p>
+        </w:tc>
+        <w:tc>
+          <w:tcPr/>
+          <w:p>
+            <w:pPr>
+              <w:pStyle w:val="Compact"/>
+              <w:spacing w:line="312" w:lineRule="auto" w:after="0" w:before="0"/>
+              <w:jc w:val="left"/>
+            </w:pPr>
+            <w:r>
+              <w:rPr>
+                <w:rFonts w:ascii="Microsoft YaHei" w:hAnsi="Microsoft YaHei" w:eastAsia="Microsoft YaHei" w:cs="Microsoft YaHei"/>
+                <w:color w:val="333333"/>
+                <w:sz w:val="20"/>
+              </w:rPr>
+              <w:t xml:space="preserve">NG</w:t>
             </w:r>
           </w:p>
         </w:tc>
@@ -1083,6 +1315,46 @@
                 <w:color w:val="333333"/>
                 <w:sz w:val="20"/>
               </w:rPr>
+              <w:t xml:space="preserve">NUMERIC GAMES</w:t>
+            </w:r>
+          </w:p>
+        </w:tc>
+        <w:tc>
+          <w:tcPr>
+            <w:shd w:val="clear" w:color="auto" w:fill="F7F9FC"/>
+          </w:tcPr>
+          <w:p>
+            <w:pPr>
+              <w:pStyle w:val="Compact"/>
+              <w:spacing w:line="312" w:lineRule="auto" w:after="0" w:before="0"/>
+              <w:jc w:val="left"/>
+            </w:pPr>
+            <w:r>
+              <w:rPr>
+                <w:rFonts w:ascii="Microsoft YaHei" w:hAnsi="Microsoft YaHei" w:eastAsia="Microsoft YaHei" w:cs="Microsoft YaHei"/>
+                <w:color w:val="333333"/>
+                <w:sz w:val="20"/>
+              </w:rPr>
+              <w:t xml:space="preserve">KENO SUPER CHANCE</w:t>
+            </w:r>
+          </w:p>
+        </w:tc>
+        <w:tc>
+          <w:tcPr>
+            <w:shd w:val="clear" w:color="auto" w:fill="F7F9FC"/>
+          </w:tcPr>
+          <w:p>
+            <w:pPr>
+              <w:pStyle w:val="Compact"/>
+              <w:spacing w:line="312" w:lineRule="auto" w:after="0" w:before="0"/>
+              <w:jc w:val="left"/>
+            </w:pPr>
+            <w:r>
+              <w:rPr>
+                <w:rFonts w:ascii="Microsoft YaHei" w:hAnsi="Microsoft YaHei" w:eastAsia="Microsoft YaHei" w:cs="Microsoft YaHei"/>
+                <w:color w:val="333333"/>
+                <w:sz w:val="20"/>
+              </w:rPr>
               <w:t xml:space="preserve">273</w:t>
             </w:r>
           </w:p>
@@ -1103,27 +1375,27 @@
                 <w:color w:val="333333"/>
                 <w:sz w:val="20"/>
               </w:rPr>
-              <w:t xml:space="preserve">KENO SUPER CHANCE</w:t>
-            </w:r>
-          </w:p>
-        </w:tc>
-        <w:tc>
-          <w:tcPr>
-            <w:shd w:val="clear" w:color="auto" w:fill="F7F9FC"/>
-          </w:tcPr>
-          <w:p>
-            <w:pPr>
-              <w:pStyle w:val="Compact"/>
-              <w:spacing w:line="312" w:lineRule="auto" w:after="0" w:before="0"/>
-              <w:jc w:val="left"/>
-            </w:pPr>
-            <w:r>
-              <w:rPr>
-                <w:rFonts w:ascii="Microsoft YaHei" w:hAnsi="Microsoft YaHei" w:eastAsia="Microsoft YaHei" w:cs="Microsoft YaHei"/>
-                <w:color w:val="333333"/>
-                <w:sz w:val="20"/>
-              </w:rPr>
               <w:t xml:space="preserve">V. 1</w:t>
+            </w:r>
+          </w:p>
+        </w:tc>
+        <w:tc>
+          <w:tcPr>
+            <w:shd w:val="clear" w:color="auto" w:fill="F7F9FC"/>
+          </w:tcPr>
+          <w:p>
+            <w:pPr>
+              <w:pStyle w:val="Compact"/>
+              <w:spacing w:line="312" w:lineRule="auto" w:after="0" w:before="0"/>
+              <w:jc w:val="left"/>
+            </w:pPr>
+            <w:r>
+              <w:rPr>
+                <w:rFonts w:ascii="Microsoft YaHei" w:hAnsi="Microsoft YaHei" w:eastAsia="Microsoft YaHei" w:cs="Microsoft YaHei"/>
+                <w:color w:val="333333"/>
+                <w:sz w:val="20"/>
+              </w:rPr>
+              <w:t xml:space="preserve">NG</w:t>
             </w:r>
           </w:p>
         </w:tc>
@@ -1143,6 +1415,42 @@
                 <w:color w:val="333333"/>
                 <w:sz w:val="20"/>
               </w:rPr>
+              <w:t xml:space="preserve">NUMERIC GAMES</w:t>
+            </w:r>
+          </w:p>
+        </w:tc>
+        <w:tc>
+          <w:tcPr/>
+          <w:p>
+            <w:pPr>
+              <w:pStyle w:val="Compact"/>
+              <w:spacing w:line="312" w:lineRule="auto" w:after="0" w:before="0"/>
+              <w:jc w:val="left"/>
+            </w:pPr>
+            <w:r>
+              <w:rPr>
+                <w:rFonts w:ascii="Microsoft YaHei" w:hAnsi="Microsoft YaHei" w:eastAsia="Microsoft YaHei" w:cs="Microsoft YaHei"/>
+                <w:color w:val="333333"/>
+                <w:sz w:val="20"/>
+              </w:rPr>
+              <w:t xml:space="preserve">NUMBER KING</w:t>
+            </w:r>
+          </w:p>
+        </w:tc>
+        <w:tc>
+          <w:tcPr/>
+          <w:p>
+            <w:pPr>
+              <w:pStyle w:val="Compact"/>
+              <w:spacing w:line="312" w:lineRule="auto" w:after="0" w:before="0"/>
+              <w:jc w:val="left"/>
+            </w:pPr>
+            <w:r>
+              <w:rPr>
+                <w:rFonts w:ascii="Microsoft YaHei" w:hAnsi="Microsoft YaHei" w:eastAsia="Microsoft YaHei" w:cs="Microsoft YaHei"/>
+                <w:color w:val="333333"/>
+                <w:sz w:val="20"/>
+              </w:rPr>
               <w:t xml:space="preserve">111</w:t>
             </w:r>
           </w:p>
@@ -1161,25 +1469,25 @@
                 <w:color w:val="333333"/>
                 <w:sz w:val="20"/>
               </w:rPr>
-              <w:t xml:space="preserve">NUMBER KING</w:t>
-            </w:r>
-          </w:p>
-        </w:tc>
-        <w:tc>
-          <w:tcPr/>
-          <w:p>
-            <w:pPr>
-              <w:pStyle w:val="Compact"/>
-              <w:spacing w:line="312" w:lineRule="auto" w:after="0" w:before="0"/>
-              <w:jc w:val="left"/>
-            </w:pPr>
-            <w:r>
-              <w:rPr>
-                <w:rFonts w:ascii="Microsoft YaHei" w:hAnsi="Microsoft YaHei" w:eastAsia="Microsoft YaHei" w:cs="Microsoft YaHei"/>
-                <w:color w:val="333333"/>
-                <w:sz w:val="20"/>
-              </w:rPr>
               <w:t xml:space="preserve">V. 1</w:t>
+            </w:r>
+          </w:p>
+        </w:tc>
+        <w:tc>
+          <w:tcPr/>
+          <w:p>
+            <w:pPr>
+              <w:pStyle w:val="Compact"/>
+              <w:spacing w:line="312" w:lineRule="auto" w:after="0" w:before="0"/>
+              <w:jc w:val="left"/>
+            </w:pPr>
+            <w:r>
+              <w:rPr>
+                <w:rFonts w:ascii="Microsoft YaHei" w:hAnsi="Microsoft YaHei" w:eastAsia="Microsoft YaHei" w:cs="Microsoft YaHei"/>
+                <w:color w:val="333333"/>
+                <w:sz w:val="20"/>
+              </w:rPr>
+              <w:t xml:space="preserve">NG</w:t>
             </w:r>
           </w:p>
         </w:tc>
@@ -1223,8 +1531,11 @@
         </w:tblCellMar>
       </w:tblPr>
       <w:tblGrid>
-        <w:gridCol w:w="3960"/>
-        <w:gridCol w:w="3960"/>
+        <w:gridCol w:w="1584"/>
+        <w:gridCol w:w="1584"/>
+        <w:gridCol w:w="1584"/>
+        <w:gridCol w:w="1584"/>
+        <w:gridCol w:w="1584"/>
       </w:tblGrid>
       <w:tr>
         <w:trPr>
@@ -1248,7 +1559,7 @@
                 <w:color w:val="1F3864"/>
                 <w:sz w:val="20"/>
               </w:rPr>
-              <w:t xml:space="preserve">游戏ID</w:t>
+              <w:t xml:space="preserve">游戏大类</w:t>
             </w:r>
           </w:p>
         </w:tc>
@@ -1273,6 +1584,69 @@
             </w:r>
           </w:p>
         </w:tc>
+        <w:tc>
+          <w:tcPr>
+            <w:shd w:val="clear" w:color="auto" w:fill="E8F0F8"/>
+          </w:tcPr>
+          <w:p>
+            <w:pPr>
+              <w:pStyle w:val="Compact"/>
+              <w:spacing w:line="312" w:lineRule="auto" w:after="0" w:before="0"/>
+              <w:jc w:val="left"/>
+            </w:pPr>
+            <w:r>
+              <w:rPr>
+                <w:rFonts w:ascii="Microsoft YaHei" w:hAnsi="Microsoft YaHei" w:eastAsia="Microsoft YaHei" w:cs="Microsoft YaHei"/>
+                <w:b/>
+                <w:color w:val="1F3864"/>
+                <w:sz w:val="20"/>
+              </w:rPr>
+              <w:t xml:space="preserve">游戏ID</w:t>
+            </w:r>
+          </w:p>
+        </w:tc>
+        <w:tc>
+          <w:tcPr>
+            <w:shd w:val="clear" w:color="auto" w:fill="E8F0F8"/>
+          </w:tcPr>
+          <w:p>
+            <w:pPr>
+              <w:pStyle w:val="Compact"/>
+              <w:spacing w:line="312" w:lineRule="auto" w:after="0" w:before="0"/>
+              <w:jc w:val="left"/>
+            </w:pPr>
+            <w:r>
+              <w:rPr>
+                <w:rFonts w:ascii="Microsoft YaHei" w:hAnsi="Microsoft YaHei" w:eastAsia="Microsoft YaHei" w:cs="Microsoft YaHei"/>
+                <w:b/>
+                <w:color w:val="1F3864"/>
+                <w:sz w:val="20"/>
+              </w:rPr>
+              <w:t xml:space="preserve">版本</w:t>
+            </w:r>
+          </w:p>
+        </w:tc>
+        <w:tc>
+          <w:tcPr>
+            <w:shd w:val="clear" w:color="auto" w:fill="E8F0F8"/>
+          </w:tcPr>
+          <w:p>
+            <w:pPr>
+              <w:pStyle w:val="Compact"/>
+              <w:spacing w:line="312" w:lineRule="auto" w:after="0" w:before="0"/>
+              <w:jc w:val="left"/>
+            </w:pPr>
+            <w:r>
+              <w:rPr>
+                <w:rFonts w:ascii="Microsoft YaHei" w:hAnsi="Microsoft YaHei" w:eastAsia="Microsoft YaHei" w:cs="Microsoft YaHei"/>
+                <w:b/>
+                <w:color w:val="1F3864"/>
+                <w:sz w:val="20"/>
+              </w:rPr>
+              <w:t xml:space="preserve">平台名称</w:t>
+            </w:r>
+          </w:p>
+        </w:tc>
       </w:tr>
       <w:tr>
         <w:tc>
@@ -1289,6 +1663,42 @@
                 <w:color w:val="333333"/>
                 <w:sz w:val="20"/>
               </w:rPr>
+              <w:t xml:space="preserve">eBINGO GAMES</w:t>
+            </w:r>
+          </w:p>
+        </w:tc>
+        <w:tc>
+          <w:tcPr/>
+          <w:p>
+            <w:pPr>
+              <w:pStyle w:val="Compact"/>
+              <w:spacing w:line="312" w:lineRule="auto" w:after="0" w:before="0"/>
+              <w:jc w:val="left"/>
+            </w:pPr>
+            <w:r>
+              <w:rPr>
+                <w:rFonts w:ascii="Microsoft YaHei" w:hAnsi="Microsoft YaHei" w:eastAsia="Microsoft YaHei" w:cs="Microsoft YaHei"/>
+                <w:color w:val="333333"/>
+                <w:sz w:val="20"/>
+              </w:rPr>
+              <w:t xml:space="preserve">BINGO ADVENTURE</w:t>
+            </w:r>
+          </w:p>
+        </w:tc>
+        <w:tc>
+          <w:tcPr/>
+          <w:p>
+            <w:pPr>
+              <w:pStyle w:val="Compact"/>
+              <w:spacing w:line="312" w:lineRule="auto" w:after="0" w:before="0"/>
+              <w:jc w:val="left"/>
+            </w:pPr>
+            <w:r>
+              <w:rPr>
+                <w:rFonts w:ascii="Microsoft YaHei" w:hAnsi="Microsoft YaHei" w:eastAsia="Microsoft YaHei" w:cs="Microsoft YaHei"/>
+                <w:color w:val="333333"/>
+                <w:sz w:val="20"/>
+              </w:rPr>
               <w:t xml:space="preserve">177</w:t>
             </w:r>
           </w:p>
@@ -1307,7 +1717,25 @@
                 <w:color w:val="333333"/>
                 <w:sz w:val="20"/>
               </w:rPr>
-              <w:t xml:space="preserve">BINGO ADVENTURE</w:t>
+              <w:t xml:space="preserve">V. 1</w:t>
+            </w:r>
+          </w:p>
+        </w:tc>
+        <w:tc>
+          <w:tcPr/>
+          <w:p>
+            <w:pPr>
+              <w:pStyle w:val="Compact"/>
+              <w:spacing w:line="312" w:lineRule="auto" w:after="0" w:before="0"/>
+              <w:jc w:val="left"/>
+            </w:pPr>
+            <w:r>
+              <w:rPr>
+                <w:rFonts w:ascii="Microsoft YaHei" w:hAnsi="Microsoft YaHei" w:eastAsia="Microsoft YaHei" w:cs="Microsoft YaHei"/>
+                <w:color w:val="333333"/>
+                <w:sz w:val="20"/>
+              </w:rPr>
+              <w:t xml:space="preserve">eBINGO</w:t>
             </w:r>
           </w:p>
         </w:tc>
@@ -1329,6 +1757,46 @@
                 <w:color w:val="333333"/>
                 <w:sz w:val="20"/>
               </w:rPr>
+              <w:t xml:space="preserve">eBINGO GAMES</w:t>
+            </w:r>
+          </w:p>
+        </w:tc>
+        <w:tc>
+          <w:tcPr>
+            <w:shd w:val="clear" w:color="auto" w:fill="F7F9FC"/>
+          </w:tcPr>
+          <w:p>
+            <w:pPr>
+              <w:pStyle w:val="Compact"/>
+              <w:spacing w:line="312" w:lineRule="auto" w:after="0" w:before="0"/>
+              <w:jc w:val="left"/>
+            </w:pPr>
+            <w:r>
+              <w:rPr>
+                <w:rFonts w:ascii="Microsoft YaHei" w:hAnsi="Microsoft YaHei" w:eastAsia="Microsoft YaHei" w:cs="Microsoft YaHei"/>
+                <w:color w:val="333333"/>
+                <w:sz w:val="20"/>
+              </w:rPr>
+              <w:t xml:space="preserve">BINGO CARNAVAL</w:t>
+            </w:r>
+          </w:p>
+        </w:tc>
+        <w:tc>
+          <w:tcPr>
+            <w:shd w:val="clear" w:color="auto" w:fill="F7F9FC"/>
+          </w:tcPr>
+          <w:p>
+            <w:pPr>
+              <w:pStyle w:val="Compact"/>
+              <w:spacing w:line="312" w:lineRule="auto" w:after="0" w:before="0"/>
+              <w:jc w:val="left"/>
+            </w:pPr>
+            <w:r>
+              <w:rPr>
+                <w:rFonts w:ascii="Microsoft YaHei" w:hAnsi="Microsoft YaHei" w:eastAsia="Microsoft YaHei" w:cs="Microsoft YaHei"/>
+                <w:color w:val="333333"/>
+                <w:sz w:val="20"/>
+              </w:rPr>
               <w:t xml:space="preserve">148</w:t>
             </w:r>
           </w:p>
@@ -1349,7 +1817,27 @@
                 <w:color w:val="333333"/>
                 <w:sz w:val="20"/>
               </w:rPr>
-              <w:t xml:space="preserve">BINGO CARNAVAL</w:t>
+              <w:t xml:space="preserve">V. 1</w:t>
+            </w:r>
+          </w:p>
+        </w:tc>
+        <w:tc>
+          <w:tcPr>
+            <w:shd w:val="clear" w:color="auto" w:fill="F7F9FC"/>
+          </w:tcPr>
+          <w:p>
+            <w:pPr>
+              <w:pStyle w:val="Compact"/>
+              <w:spacing w:line="312" w:lineRule="auto" w:after="0" w:before="0"/>
+              <w:jc w:val="left"/>
+            </w:pPr>
+            <w:r>
+              <w:rPr>
+                <w:rFonts w:ascii="Microsoft YaHei" w:hAnsi="Microsoft YaHei" w:eastAsia="Microsoft YaHei" w:cs="Microsoft YaHei"/>
+                <w:color w:val="333333"/>
+                <w:sz w:val="20"/>
+              </w:rPr>
+              <w:t xml:space="preserve">eBINGO</w:t>
             </w:r>
           </w:p>
         </w:tc>
@@ -1369,6 +1857,42 @@
                 <w:color w:val="333333"/>
                 <w:sz w:val="20"/>
               </w:rPr>
+              <w:t xml:space="preserve">eBINGO GAMES</w:t>
+            </w:r>
+          </w:p>
+        </w:tc>
+        <w:tc>
+          <w:tcPr/>
+          <w:p>
+            <w:pPr>
+              <w:pStyle w:val="Compact"/>
+              <w:spacing w:line="312" w:lineRule="auto" w:after="0" w:before="0"/>
+              <w:jc w:val="left"/>
+            </w:pPr>
+            <w:r>
+              <w:rPr>
+                <w:rFonts w:ascii="Microsoft YaHei" w:hAnsi="Microsoft YaHei" w:eastAsia="Microsoft YaHei" w:cs="Microsoft YaHei"/>
+                <w:color w:val="333333"/>
+                <w:sz w:val="20"/>
+              </w:rPr>
+              <w:t xml:space="preserve">CALACA BINGO</w:t>
+            </w:r>
+          </w:p>
+        </w:tc>
+        <w:tc>
+          <w:tcPr/>
+          <w:p>
+            <w:pPr>
+              <w:pStyle w:val="Compact"/>
+              <w:spacing w:line="312" w:lineRule="auto" w:after="0" w:before="0"/>
+              <w:jc w:val="left"/>
+            </w:pPr>
+            <w:r>
+              <w:rPr>
+                <w:rFonts w:ascii="Microsoft YaHei" w:hAnsi="Microsoft YaHei" w:eastAsia="Microsoft YaHei" w:cs="Microsoft YaHei"/>
+                <w:color w:val="333333"/>
+                <w:sz w:val="20"/>
+              </w:rPr>
               <w:t xml:space="preserve">149</w:t>
             </w:r>
           </w:p>
@@ -1387,7 +1911,25 @@
                 <w:color w:val="333333"/>
                 <w:sz w:val="20"/>
               </w:rPr>
-              <w:t xml:space="preserve">CALACA BINGO</w:t>
+              <w:t xml:space="preserve">V. 1</w:t>
+            </w:r>
+          </w:p>
+        </w:tc>
+        <w:tc>
+          <w:tcPr/>
+          <w:p>
+            <w:pPr>
+              <w:pStyle w:val="Compact"/>
+              <w:spacing w:line="312" w:lineRule="auto" w:after="0" w:before="0"/>
+              <w:jc w:val="left"/>
+            </w:pPr>
+            <w:r>
+              <w:rPr>
+                <w:rFonts w:ascii="Microsoft YaHei" w:hAnsi="Microsoft YaHei" w:eastAsia="Microsoft YaHei" w:cs="Microsoft YaHei"/>
+                <w:color w:val="333333"/>
+                <w:sz w:val="20"/>
+              </w:rPr>
+              <w:t xml:space="preserve">eBINGO</w:t>
             </w:r>
           </w:p>
         </w:tc>
@@ -1409,6 +1951,46 @@
                 <w:color w:val="333333"/>
                 <w:sz w:val="20"/>
               </w:rPr>
+              <w:t xml:space="preserve">eBINGO GAMES</w:t>
+            </w:r>
+          </w:p>
+        </w:tc>
+        <w:tc>
+          <w:tcPr>
+            <w:shd w:val="clear" w:color="auto" w:fill="F7F9FC"/>
+          </w:tcPr>
+          <w:p>
+            <w:pPr>
+              <w:pStyle w:val="Compact"/>
+              <w:spacing w:line="312" w:lineRule="auto" w:after="0" w:before="0"/>
+              <w:jc w:val="left"/>
+            </w:pPr>
+            <w:r>
+              <w:rPr>
+                <w:rFonts w:ascii="Microsoft YaHei" w:hAnsi="Microsoft YaHei" w:eastAsia="Microsoft YaHei" w:cs="Microsoft YaHei"/>
+                <w:color w:val="333333"/>
+                <w:sz w:val="20"/>
+              </w:rPr>
+              <w:t xml:space="preserve">CANDYLAND BINGO</w:t>
+            </w:r>
+          </w:p>
+        </w:tc>
+        <w:tc>
+          <w:tcPr>
+            <w:shd w:val="clear" w:color="auto" w:fill="F7F9FC"/>
+          </w:tcPr>
+          <w:p>
+            <w:pPr>
+              <w:pStyle w:val="Compact"/>
+              <w:spacing w:line="312" w:lineRule="auto" w:after="0" w:before="0"/>
+              <w:jc w:val="left"/>
+            </w:pPr>
+            <w:r>
+              <w:rPr>
+                <w:rFonts w:ascii="Microsoft YaHei" w:hAnsi="Microsoft YaHei" w:eastAsia="Microsoft YaHei" w:cs="Microsoft YaHei"/>
+                <w:color w:val="333333"/>
+                <w:sz w:val="20"/>
+              </w:rPr>
               <w:t xml:space="preserve">216</w:t>
             </w:r>
           </w:p>
@@ -1429,7 +2011,27 @@
                 <w:color w:val="333333"/>
                 <w:sz w:val="20"/>
               </w:rPr>
-              <w:t xml:space="preserve">CANDYLAND BINGO</w:t>
+              <w:t xml:space="preserve">V. 1</w:t>
+            </w:r>
+          </w:p>
+        </w:tc>
+        <w:tc>
+          <w:tcPr>
+            <w:shd w:val="clear" w:color="auto" w:fill="F7F9FC"/>
+          </w:tcPr>
+          <w:p>
+            <w:pPr>
+              <w:pStyle w:val="Compact"/>
+              <w:spacing w:line="312" w:lineRule="auto" w:after="0" w:before="0"/>
+              <w:jc w:val="left"/>
+            </w:pPr>
+            <w:r>
+              <w:rPr>
+                <w:rFonts w:ascii="Microsoft YaHei" w:hAnsi="Microsoft YaHei" w:eastAsia="Microsoft YaHei" w:cs="Microsoft YaHei"/>
+                <w:color w:val="333333"/>
+                <w:sz w:val="20"/>
+              </w:rPr>
+              <w:t xml:space="preserve">eBINGO</w:t>
             </w:r>
           </w:p>
         </w:tc>
@@ -1449,6 +2051,42 @@
                 <w:color w:val="333333"/>
                 <w:sz w:val="20"/>
               </w:rPr>
+              <w:t xml:space="preserve">eBINGO GAMES</w:t>
+            </w:r>
+          </w:p>
+        </w:tc>
+        <w:tc>
+          <w:tcPr/>
+          <w:p>
+            <w:pPr>
+              <w:pStyle w:val="Compact"/>
+              <w:spacing w:line="312" w:lineRule="auto" w:after="0" w:before="0"/>
+              <w:jc w:val="left"/>
+            </w:pPr>
+            <w:r>
+              <w:rPr>
+                <w:rFonts w:ascii="Microsoft YaHei" w:hAnsi="Microsoft YaHei" w:eastAsia="Microsoft YaHei" w:cs="Microsoft YaHei"/>
+                <w:color w:val="333333"/>
+                <w:sz w:val="20"/>
+              </w:rPr>
+              <w:t xml:space="preserve">FORTUNE BINGO</w:t>
+            </w:r>
+          </w:p>
+        </w:tc>
+        <w:tc>
+          <w:tcPr/>
+          <w:p>
+            <w:pPr>
+              <w:pStyle w:val="Compact"/>
+              <w:spacing w:line="312" w:lineRule="auto" w:after="0" w:before="0"/>
+              <w:jc w:val="left"/>
+            </w:pPr>
+            <w:r>
+              <w:rPr>
+                <w:rFonts w:ascii="Microsoft YaHei" w:hAnsi="Microsoft YaHei" w:eastAsia="Microsoft YaHei" w:cs="Microsoft YaHei"/>
+                <w:color w:val="333333"/>
+                <w:sz w:val="20"/>
+              </w:rPr>
               <w:t xml:space="preserve">139</w:t>
             </w:r>
           </w:p>
@@ -1467,7 +2105,25 @@
                 <w:color w:val="333333"/>
                 <w:sz w:val="20"/>
               </w:rPr>
-              <w:t xml:space="preserve">FORTUNE BINGO</w:t>
+              <w:t xml:space="preserve">V. 1</w:t>
+            </w:r>
+          </w:p>
+        </w:tc>
+        <w:tc>
+          <w:tcPr/>
+          <w:p>
+            <w:pPr>
+              <w:pStyle w:val="Compact"/>
+              <w:spacing w:line="312" w:lineRule="auto" w:after="0" w:before="0"/>
+              <w:jc w:val="left"/>
+            </w:pPr>
+            <w:r>
+              <w:rPr>
+                <w:rFonts w:ascii="Microsoft YaHei" w:hAnsi="Microsoft YaHei" w:eastAsia="Microsoft YaHei" w:cs="Microsoft YaHei"/>
+                <w:color w:val="333333"/>
+                <w:sz w:val="20"/>
+              </w:rPr>
+              <w:t xml:space="preserve">eBINGO</w:t>
             </w:r>
           </w:p>
         </w:tc>
@@ -1489,6 +2145,46 @@
                 <w:color w:val="333333"/>
                 <w:sz w:val="20"/>
               </w:rPr>
+              <w:t xml:space="preserve">eBINGO GAMES</w:t>
+            </w:r>
+          </w:p>
+        </w:tc>
+        <w:tc>
+          <w:tcPr>
+            <w:shd w:val="clear" w:color="auto" w:fill="F7F9FC"/>
+          </w:tcPr>
+          <w:p>
+            <w:pPr>
+              <w:pStyle w:val="Compact"/>
+              <w:spacing w:line="312" w:lineRule="auto" w:after="0" w:before="0"/>
+              <w:jc w:val="left"/>
+            </w:pPr>
+            <w:r>
+              <w:rPr>
+                <w:rFonts w:ascii="Microsoft YaHei" w:hAnsi="Microsoft YaHei" w:eastAsia="Microsoft YaHei" w:cs="Microsoft YaHei"/>
+                <w:color w:val="333333"/>
+                <w:sz w:val="20"/>
+              </w:rPr>
+              <w:t xml:space="preserve">GO GOAL BINGO</w:t>
+            </w:r>
+          </w:p>
+        </w:tc>
+        <w:tc>
+          <w:tcPr>
+            <w:shd w:val="clear" w:color="auto" w:fill="F7F9FC"/>
+          </w:tcPr>
+          <w:p>
+            <w:pPr>
+              <w:pStyle w:val="Compact"/>
+              <w:spacing w:line="312" w:lineRule="auto" w:after="0" w:before="0"/>
+              <w:jc w:val="left"/>
+            </w:pPr>
+            <w:r>
+              <w:rPr>
+                <w:rFonts w:ascii="Microsoft YaHei" w:hAnsi="Microsoft YaHei" w:eastAsia="Microsoft YaHei" w:cs="Microsoft YaHei"/>
+                <w:color w:val="333333"/>
+                <w:sz w:val="20"/>
+              </w:rPr>
               <w:t xml:space="preserve">178</w:t>
             </w:r>
           </w:p>
@@ -1509,7 +2205,27 @@
                 <w:color w:val="333333"/>
                 <w:sz w:val="20"/>
               </w:rPr>
-              <w:t xml:space="preserve">GO GOAL BINGO</w:t>
+              <w:t xml:space="preserve">V. 1</w:t>
+            </w:r>
+          </w:p>
+        </w:tc>
+        <w:tc>
+          <w:tcPr>
+            <w:shd w:val="clear" w:color="auto" w:fill="F7F9FC"/>
+          </w:tcPr>
+          <w:p>
+            <w:pPr>
+              <w:pStyle w:val="Compact"/>
+              <w:spacing w:line="312" w:lineRule="auto" w:after="0" w:before="0"/>
+              <w:jc w:val="left"/>
+            </w:pPr>
+            <w:r>
+              <w:rPr>
+                <w:rFonts w:ascii="Microsoft YaHei" w:hAnsi="Microsoft YaHei" w:eastAsia="Microsoft YaHei" w:cs="Microsoft YaHei"/>
+                <w:color w:val="333333"/>
+                <w:sz w:val="20"/>
+              </w:rPr>
+              <w:t xml:space="preserve">eBINGO</w:t>
             </w:r>
           </w:p>
         </w:tc>
@@ -1529,6 +2245,42 @@
                 <w:color w:val="333333"/>
                 <w:sz w:val="20"/>
               </w:rPr>
+              <w:t xml:space="preserve">eBINGO GAMES</w:t>
+            </w:r>
+          </w:p>
+        </w:tc>
+        <w:tc>
+          <w:tcPr/>
+          <w:p>
+            <w:pPr>
+              <w:pStyle w:val="Compact"/>
+              <w:spacing w:line="312" w:lineRule="auto" w:after="0" w:before="0"/>
+              <w:jc w:val="left"/>
+            </w:pPr>
+            <w:r>
+              <w:rPr>
+                <w:rFonts w:ascii="Microsoft YaHei" w:hAnsi="Microsoft YaHei" w:eastAsia="Microsoft YaHei" w:cs="Microsoft YaHei"/>
+                <w:color w:val="333333"/>
+                <w:sz w:val="20"/>
+              </w:rPr>
+              <w:t xml:space="preserve">IRICH BINGO</w:t>
+            </w:r>
+          </w:p>
+        </w:tc>
+        <w:tc>
+          <w:tcPr/>
+          <w:p>
+            <w:pPr>
+              <w:pStyle w:val="Compact"/>
+              <w:spacing w:line="312" w:lineRule="auto" w:after="0" w:before="0"/>
+              <w:jc w:val="left"/>
+            </w:pPr>
+            <w:r>
+              <w:rPr>
+                <w:rFonts w:ascii="Microsoft YaHei" w:hAnsi="Microsoft YaHei" w:eastAsia="Microsoft YaHei" w:cs="Microsoft YaHei"/>
+                <w:color w:val="333333"/>
+                <w:sz w:val="20"/>
+              </w:rPr>
               <w:t xml:space="preserve">122</w:t>
             </w:r>
           </w:p>
@@ -1547,7 +2299,25 @@
                 <w:color w:val="333333"/>
                 <w:sz w:val="20"/>
               </w:rPr>
-              <w:t xml:space="preserve">IRICH BINGO</w:t>
+              <w:t xml:space="preserve">V. 1</w:t>
+            </w:r>
+          </w:p>
+        </w:tc>
+        <w:tc>
+          <w:tcPr/>
+          <w:p>
+            <w:pPr>
+              <w:pStyle w:val="Compact"/>
+              <w:spacing w:line="312" w:lineRule="auto" w:after="0" w:before="0"/>
+              <w:jc w:val="left"/>
+            </w:pPr>
+            <w:r>
+              <w:rPr>
+                <w:rFonts w:ascii="Microsoft YaHei" w:hAnsi="Microsoft YaHei" w:eastAsia="Microsoft YaHei" w:cs="Microsoft YaHei"/>
+                <w:color w:val="333333"/>
+                <w:sz w:val="20"/>
+              </w:rPr>
+              <w:t xml:space="preserve">eBINGO</w:t>
             </w:r>
           </w:p>
         </w:tc>
@@ -1569,6 +2339,46 @@
                 <w:color w:val="333333"/>
                 <w:sz w:val="20"/>
               </w:rPr>
+              <w:t xml:space="preserve">eBINGO GAMES</w:t>
+            </w:r>
+          </w:p>
+        </w:tc>
+        <w:tc>
+          <w:tcPr>
+            <w:shd w:val="clear" w:color="auto" w:fill="F7F9FC"/>
+          </w:tcPr>
+          <w:p>
+            <w:pPr>
+              <w:pStyle w:val="Compact"/>
+              <w:spacing w:line="312" w:lineRule="auto" w:after="0" w:before="0"/>
+              <w:jc w:val="left"/>
+            </w:pPr>
+            <w:r>
+              <w:rPr>
+                <w:rFonts w:ascii="Microsoft YaHei" w:hAnsi="Microsoft YaHei" w:eastAsia="Microsoft YaHei" w:cs="Microsoft YaHei"/>
+                <w:color w:val="333333"/>
+                <w:sz w:val="20"/>
+              </w:rPr>
+              <w:t xml:space="preserve">JACKPOT BINGO</w:t>
+            </w:r>
+          </w:p>
+        </w:tc>
+        <w:tc>
+          <w:tcPr>
+            <w:shd w:val="clear" w:color="auto" w:fill="F7F9FC"/>
+          </w:tcPr>
+          <w:p>
+            <w:pPr>
+              <w:pStyle w:val="Compact"/>
+              <w:spacing w:line="312" w:lineRule="auto" w:after="0" w:before="0"/>
+              <w:jc w:val="left"/>
+            </w:pPr>
+            <w:r>
+              <w:rPr>
+                <w:rFonts w:ascii="Microsoft YaHei" w:hAnsi="Microsoft YaHei" w:eastAsia="Microsoft YaHei" w:cs="Microsoft YaHei"/>
+                <w:color w:val="333333"/>
+                <w:sz w:val="20"/>
+              </w:rPr>
               <w:t xml:space="preserve">174</w:t>
             </w:r>
           </w:p>
@@ -1589,7 +2399,27 @@
                 <w:color w:val="333333"/>
                 <w:sz w:val="20"/>
               </w:rPr>
-              <w:t xml:space="preserve">JACKPOT BINGO</w:t>
+              <w:t xml:space="preserve">V. 1</w:t>
+            </w:r>
+          </w:p>
+        </w:tc>
+        <w:tc>
+          <w:tcPr>
+            <w:shd w:val="clear" w:color="auto" w:fill="F7F9FC"/>
+          </w:tcPr>
+          <w:p>
+            <w:pPr>
+              <w:pStyle w:val="Compact"/>
+              <w:spacing w:line="312" w:lineRule="auto" w:after="0" w:before="0"/>
+              <w:jc w:val="left"/>
+            </w:pPr>
+            <w:r>
+              <w:rPr>
+                <w:rFonts w:ascii="Microsoft YaHei" w:hAnsi="Microsoft YaHei" w:eastAsia="Microsoft YaHei" w:cs="Microsoft YaHei"/>
+                <w:color w:val="333333"/>
+                <w:sz w:val="20"/>
+              </w:rPr>
+              <w:t xml:space="preserve">eBINGO</w:t>
             </w:r>
           </w:p>
         </w:tc>
@@ -1609,6 +2439,42 @@
                 <w:color w:val="333333"/>
                 <w:sz w:val="20"/>
               </w:rPr>
+              <w:t xml:space="preserve">eBINGO GAMES</w:t>
+            </w:r>
+          </w:p>
+        </w:tc>
+        <w:tc>
+          <w:tcPr/>
+          <w:p>
+            <w:pPr>
+              <w:pStyle w:val="Compact"/>
+              <w:spacing w:line="312" w:lineRule="auto" w:after="0" w:before="0"/>
+              <w:jc w:val="left"/>
+            </w:pPr>
+            <w:r>
+              <w:rPr>
+                <w:rFonts w:ascii="Microsoft YaHei" w:hAnsi="Microsoft YaHei" w:eastAsia="Microsoft YaHei" w:cs="Microsoft YaHei"/>
+                <w:color w:val="333333"/>
+                <w:sz w:val="20"/>
+              </w:rPr>
+              <w:t xml:space="preserve">LUCKY BINGO</w:t>
+            </w:r>
+          </w:p>
+        </w:tc>
+        <w:tc>
+          <w:tcPr/>
+          <w:p>
+            <w:pPr>
+              <w:pStyle w:val="Compact"/>
+              <w:spacing w:line="312" w:lineRule="auto" w:after="0" w:before="0"/>
+              <w:jc w:val="left"/>
+            </w:pPr>
+            <w:r>
+              <w:rPr>
+                <w:rFonts w:ascii="Microsoft YaHei" w:hAnsi="Microsoft YaHei" w:eastAsia="Microsoft YaHei" w:cs="Microsoft YaHei"/>
+                <w:color w:val="333333"/>
+                <w:sz w:val="20"/>
+              </w:rPr>
               <w:t xml:space="preserve">150</w:t>
             </w:r>
           </w:p>
@@ -1627,7 +2493,25 @@
                 <w:color w:val="333333"/>
                 <w:sz w:val="20"/>
               </w:rPr>
-              <w:t xml:space="preserve">LUCKY BINGO</w:t>
+              <w:t xml:space="preserve">V. 1</w:t>
+            </w:r>
+          </w:p>
+        </w:tc>
+        <w:tc>
+          <w:tcPr/>
+          <w:p>
+            <w:pPr>
+              <w:pStyle w:val="Compact"/>
+              <w:spacing w:line="312" w:lineRule="auto" w:after="0" w:before="0"/>
+              <w:jc w:val="left"/>
+            </w:pPr>
+            <w:r>
+              <w:rPr>
+                <w:rFonts w:ascii="Microsoft YaHei" w:hAnsi="Microsoft YaHei" w:eastAsia="Microsoft YaHei" w:cs="Microsoft YaHei"/>
+                <w:color w:val="333333"/>
+                <w:sz w:val="20"/>
+              </w:rPr>
+              <w:t xml:space="preserve">eBINGO</w:t>
             </w:r>
           </w:p>
         </w:tc>
@@ -1649,6 +2533,46 @@
                 <w:color w:val="333333"/>
                 <w:sz w:val="20"/>
               </w:rPr>
+              <w:t xml:space="preserve">eBINGO GAMES</w:t>
+            </w:r>
+          </w:p>
+        </w:tc>
+        <w:tc>
+          <w:tcPr>
+            <w:shd w:val="clear" w:color="auto" w:fill="F7F9FC"/>
+          </w:tcPr>
+          <w:p>
+            <w:pPr>
+              <w:pStyle w:val="Compact"/>
+              <w:spacing w:line="312" w:lineRule="auto" w:after="0" w:before="0"/>
+              <w:jc w:val="left"/>
+            </w:pPr>
+            <w:r>
+              <w:rPr>
+                <w:rFonts w:ascii="Microsoft YaHei" w:hAnsi="Microsoft YaHei" w:eastAsia="Microsoft YaHei" w:cs="Microsoft YaHei"/>
+                <w:color w:val="333333"/>
+                <w:sz w:val="20"/>
+              </w:rPr>
+              <w:t xml:space="preserve">MAGIC LAMP BINGO</w:t>
+            </w:r>
+          </w:p>
+        </w:tc>
+        <w:tc>
+          <w:tcPr>
+            <w:shd w:val="clear" w:color="auto" w:fill="F7F9FC"/>
+          </w:tcPr>
+          <w:p>
+            <w:pPr>
+              <w:pStyle w:val="Compact"/>
+              <w:spacing w:line="312" w:lineRule="auto" w:after="0" w:before="0"/>
+              <w:jc w:val="left"/>
+            </w:pPr>
+            <w:r>
+              <w:rPr>
+                <w:rFonts w:ascii="Microsoft YaHei" w:hAnsi="Microsoft YaHei" w:eastAsia="Microsoft YaHei" w:cs="Microsoft YaHei"/>
+                <w:color w:val="333333"/>
+                <w:sz w:val="20"/>
+              </w:rPr>
               <w:t xml:space="preserve">217</w:t>
             </w:r>
           </w:p>
@@ -1669,7 +2593,27 @@
                 <w:color w:val="333333"/>
                 <w:sz w:val="20"/>
               </w:rPr>
-              <w:t xml:space="preserve">MAGIC LAMP BINGO</w:t>
+              <w:t xml:space="preserve">V. 1</w:t>
+            </w:r>
+          </w:p>
+        </w:tc>
+        <w:tc>
+          <w:tcPr>
+            <w:shd w:val="clear" w:color="auto" w:fill="F7F9FC"/>
+          </w:tcPr>
+          <w:p>
+            <w:pPr>
+              <w:pStyle w:val="Compact"/>
+              <w:spacing w:line="312" w:lineRule="auto" w:after="0" w:before="0"/>
+              <w:jc w:val="left"/>
+            </w:pPr>
+            <w:r>
+              <w:rPr>
+                <w:rFonts w:ascii="Microsoft YaHei" w:hAnsi="Microsoft YaHei" w:eastAsia="Microsoft YaHei" w:cs="Microsoft YaHei"/>
+                <w:color w:val="333333"/>
+                <w:sz w:val="20"/>
+              </w:rPr>
+              <w:t xml:space="preserve">eBINGO</w:t>
             </w:r>
           </w:p>
         </w:tc>
@@ -1689,6 +2633,42 @@
                 <w:color w:val="333333"/>
                 <w:sz w:val="20"/>
               </w:rPr>
+              <w:t xml:space="preserve">eBINGO GAMES</w:t>
+            </w:r>
+          </w:p>
+        </w:tc>
+        <w:tc>
+          <w:tcPr/>
+          <w:p>
+            <w:pPr>
+              <w:pStyle w:val="Compact"/>
+              <w:spacing w:line="312" w:lineRule="auto" w:after="0" w:before="0"/>
+              <w:jc w:val="left"/>
+            </w:pPr>
+            <w:r>
+              <w:rPr>
+                <w:rFonts w:ascii="Microsoft YaHei" w:hAnsi="Microsoft YaHei" w:eastAsia="Microsoft YaHei" w:cs="Microsoft YaHei"/>
+                <w:color w:val="333333"/>
+                <w:sz w:val="20"/>
+              </w:rPr>
+              <w:t xml:space="preserve">PEARLS OF BINGO</w:t>
+            </w:r>
+          </w:p>
+        </w:tc>
+        <w:tc>
+          <w:tcPr/>
+          <w:p>
+            <w:pPr>
+              <w:pStyle w:val="Compact"/>
+              <w:spacing w:line="312" w:lineRule="auto" w:after="0" w:before="0"/>
+              <w:jc w:val="left"/>
+            </w:pPr>
+            <w:r>
+              <w:rPr>
+                <w:rFonts w:ascii="Microsoft YaHei" w:hAnsi="Microsoft YaHei" w:eastAsia="Microsoft YaHei" w:cs="Microsoft YaHei"/>
+                <w:color w:val="333333"/>
+                <w:sz w:val="20"/>
+              </w:rPr>
               <w:t xml:space="preserve">195</w:t>
             </w:r>
           </w:p>
@@ -1707,7 +2687,25 @@
                 <w:color w:val="333333"/>
                 <w:sz w:val="20"/>
               </w:rPr>
-              <w:t xml:space="preserve">PEARLS OF BINGO</w:t>
+              <w:t xml:space="preserve">V. 1</w:t>
+            </w:r>
+          </w:p>
+        </w:tc>
+        <w:tc>
+          <w:tcPr/>
+          <w:p>
+            <w:pPr>
+              <w:pStyle w:val="Compact"/>
+              <w:spacing w:line="312" w:lineRule="auto" w:after="0" w:before="0"/>
+              <w:jc w:val="left"/>
+            </w:pPr>
+            <w:r>
+              <w:rPr>
+                <w:rFonts w:ascii="Microsoft YaHei" w:hAnsi="Microsoft YaHei" w:eastAsia="Microsoft YaHei" w:cs="Microsoft YaHei"/>
+                <w:color w:val="333333"/>
+                <w:sz w:val="20"/>
+              </w:rPr>
+              <w:t xml:space="preserve">eBINGO</w:t>
             </w:r>
           </w:p>
         </w:tc>
@@ -1729,6 +2727,46 @@
                 <w:color w:val="333333"/>
                 <w:sz w:val="20"/>
               </w:rPr>
+              <w:t xml:space="preserve">eBINGO GAMES</w:t>
+            </w:r>
+          </w:p>
+        </w:tc>
+        <w:tc>
+          <w:tcPr>
+            <w:shd w:val="clear" w:color="auto" w:fill="F7F9FC"/>
+          </w:tcPr>
+          <w:p>
+            <w:pPr>
+              <w:pStyle w:val="Compact"/>
+              <w:spacing w:line="312" w:lineRule="auto" w:after="0" w:before="0"/>
+              <w:jc w:val="left"/>
+            </w:pPr>
+            <w:r>
+              <w:rPr>
+                <w:rFonts w:ascii="Microsoft YaHei" w:hAnsi="Microsoft YaHei" w:eastAsia="Microsoft YaHei" w:cs="Microsoft YaHei"/>
+                <w:color w:val="333333"/>
+                <w:sz w:val="20"/>
+              </w:rPr>
+              <w:t xml:space="preserve">SUPER BINGO</w:t>
+            </w:r>
+          </w:p>
+        </w:tc>
+        <w:tc>
+          <w:tcPr>
+            <w:shd w:val="clear" w:color="auto" w:fill="F7F9FC"/>
+          </w:tcPr>
+          <w:p>
+            <w:pPr>
+              <w:pStyle w:val="Compact"/>
+              <w:spacing w:line="312" w:lineRule="auto" w:after="0" w:before="0"/>
+              <w:jc w:val="left"/>
+            </w:pPr>
+            <w:r>
+              <w:rPr>
+                <w:rFonts w:ascii="Microsoft YaHei" w:hAnsi="Microsoft YaHei" w:eastAsia="Microsoft YaHei" w:cs="Microsoft YaHei"/>
+                <w:color w:val="333333"/>
+                <w:sz w:val="20"/>
+              </w:rPr>
               <w:t xml:space="preserve">151</w:t>
             </w:r>
           </w:p>
@@ -1749,7 +2787,27 @@
                 <w:color w:val="333333"/>
                 <w:sz w:val="20"/>
               </w:rPr>
-              <w:t xml:space="preserve">SUPER BINGO</w:t>
+              <w:t xml:space="preserve">V. 1</w:t>
+            </w:r>
+          </w:p>
+        </w:tc>
+        <w:tc>
+          <w:tcPr>
+            <w:shd w:val="clear" w:color="auto" w:fill="F7F9FC"/>
+          </w:tcPr>
+          <w:p>
+            <w:pPr>
+              <w:pStyle w:val="Compact"/>
+              <w:spacing w:line="312" w:lineRule="auto" w:after="0" w:before="0"/>
+              <w:jc w:val="left"/>
+            </w:pPr>
+            <w:r>
+              <w:rPr>
+                <w:rFonts w:ascii="Microsoft YaHei" w:hAnsi="Microsoft YaHei" w:eastAsia="Microsoft YaHei" w:cs="Microsoft YaHei"/>
+                <w:color w:val="333333"/>
+                <w:sz w:val="20"/>
+              </w:rPr>
+              <w:t xml:space="preserve">eBINGO</w:t>
             </w:r>
           </w:p>
         </w:tc>
@@ -1769,6 +2827,42 @@
                 <w:color w:val="333333"/>
                 <w:sz w:val="20"/>
               </w:rPr>
+              <w:t xml:space="preserve">eBINGO GAMES</w:t>
+            </w:r>
+          </w:p>
+        </w:tc>
+        <w:tc>
+          <w:tcPr/>
+          <w:p>
+            <w:pPr>
+              <w:pStyle w:val="Compact"/>
+              <w:spacing w:line="312" w:lineRule="auto" w:after="0" w:before="0"/>
+              <w:jc w:val="left"/>
+            </w:pPr>
+            <w:r>
+              <w:rPr>
+                <w:rFonts w:ascii="Microsoft YaHei" w:hAnsi="Microsoft YaHei" w:eastAsia="Microsoft YaHei" w:cs="Microsoft YaHei"/>
+                <w:color w:val="333333"/>
+                <w:sz w:val="20"/>
+              </w:rPr>
+              <w:t xml:space="preserve">WEST HUNTER BINGO</w:t>
+            </w:r>
+          </w:p>
+        </w:tc>
+        <w:tc>
+          <w:tcPr/>
+          <w:p>
+            <w:pPr>
+              <w:pStyle w:val="Compact"/>
+              <w:spacing w:line="312" w:lineRule="auto" w:after="0" w:before="0"/>
+              <w:jc w:val="left"/>
+            </w:pPr>
+            <w:r>
+              <w:rPr>
+                <w:rFonts w:ascii="Microsoft YaHei" w:hAnsi="Microsoft YaHei" w:eastAsia="Microsoft YaHei" w:cs="Microsoft YaHei"/>
+                <w:color w:val="333333"/>
+                <w:sz w:val="20"/>
+              </w:rPr>
               <w:t xml:space="preserve">173</w:t>
             </w:r>
           </w:p>
@@ -1787,7 +2881,25 @@
                 <w:color w:val="333333"/>
                 <w:sz w:val="20"/>
               </w:rPr>
-              <w:t xml:space="preserve">WEST HUNTER BINGO</w:t>
+              <w:t xml:space="preserve">V. 1</w:t>
+            </w:r>
+          </w:p>
+        </w:tc>
+        <w:tc>
+          <w:tcPr/>
+          <w:p>
+            <w:pPr>
+              <w:pStyle w:val="Compact"/>
+              <w:spacing w:line="312" w:lineRule="auto" w:after="0" w:before="0"/>
+              <w:jc w:val="left"/>
+            </w:pPr>
+            <w:r>
+              <w:rPr>
+                <w:rFonts w:ascii="Microsoft YaHei" w:hAnsi="Microsoft YaHei" w:eastAsia="Microsoft YaHei" w:cs="Microsoft YaHei"/>
+                <w:color w:val="333333"/>
+                <w:sz w:val="20"/>
+              </w:rPr>
+              <w:t xml:space="preserve">eBINGO</w:t>
             </w:r>
           </w:p>
         </w:tc>
@@ -1802,6 +2914,17 @@
           <w:rFonts w:ascii="Microsoft YaHei" w:hAnsi="Microsoft YaHei" w:eastAsia="Microsoft YaHei" w:cs="Microsoft YaHei"/>
         </w:rPr>
         <w:t xml:space="preserve">名单未注明所属厂商；按上述判定键（游戏厂商 + 游戏ID）逐条核对后写入名单配置表。</w:t>
+      </w:r>
+    </w:p>
+    <w:p>
+      <w:pPr>
+        <w:pStyle w:val="BodyText"/>
+      </w:pPr>
+      <w:r>
+        <w:rPr>
+          <w:rFonts w:ascii="Microsoft YaHei" w:hAnsi="Microsoft YaHei" w:eastAsia="Microsoft YaHei" w:cs="Microsoft YaHei"/>
+        </w:rPr>
+        <w:t xml:space="preserve">两份名单已按 MegaXcess / PAGCOR 提供的清单逐条复核：游戏名称、游戏ID 均一致，两类游戏版本均为 V. 1；NG 对应游戏大类 NUMERIC GAMES，eBINGO 对应 eBINGO GAMES。</w:t>
       </w:r>
     </w:p>
     <w:bookmarkEnd w:id="22"/>
@@ -2078,7 +3201,7 @@
                 <w:color w:val="333333"/>
                 <w:sz w:val="20"/>
               </w:rPr>
-              <w:t xml:space="preserve">「平台名称」查询项与列表列改用 NG / eBINGO / EGAMES，去掉 Special Game</w:t>
+              <w:t xml:space="preserve">「平台名称」查询项与列表列改用 NG / eBINGO / EGAMES，去掉 Special Game，导出同步</w:t>
             </w:r>
           </w:p>
         </w:tc>
@@ -3132,7 +4255,7 @@
         <w:rPr>
           <w:rFonts w:ascii="Microsoft YaHei" w:hAnsi="Microsoft YaHei" w:eastAsia="Microsoft YaHei" w:cs="Microsoft YaHei"/>
         </w:rPr>
-        <w:t xml:space="preserve">：导出文件中的平台名称与页面一致。</w:t>
+        <w:t xml:space="preserve">：导出文件包含「平台名称」列，取值与页面一致；按平台名称筛选后导出只含该分类（见「数据导出」）。</w:t>
       </w:r>
     </w:p>
     <w:bookmarkEnd w:id="27"/>
@@ -3693,7 +4816,7 @@
                 <w:color w:val="333333"/>
                 <w:sz w:val="20"/>
               </w:rPr>
-              <w:t xml:space="preserve">所有带平台名称的导出文件同步新写法</w:t>
+              <w:t xml:space="preserve">见下方「数据导出」</w:t>
             </w:r>
           </w:p>
         </w:tc>
@@ -3786,7 +4909,7 @@
       </w:r>
     </w:p>
     <w:bookmarkEnd w:id="29"/>
-    <w:bookmarkStart w:id="30" w:name="历史数据修复与核对"/>
+    <w:bookmarkStart w:id="30" w:name="数据导出"/>
     <w:p>
       <w:pPr>
         <w:pStyle w:val="Heading2"/>
@@ -3799,7 +4922,7 @@
           <w:rFonts w:ascii="Microsoft YaHei" w:hAnsi="Microsoft YaHei" w:eastAsia="Microsoft YaHei" w:cs="Microsoft YaHei"/>
           <w:b/>
         </w:rPr>
-        <w:t xml:space="preserve">历史数据修复与核对</w:t>
+        <w:t xml:space="preserve">数据导出</w:t>
       </w:r>
     </w:p>
     <w:p>
@@ -3810,235 +4933,7 @@
         <w:rPr>
           <w:rFonts w:ascii="Microsoft YaHei" w:hAnsi="Microsoft YaHei" w:eastAsia="Microsoft YaHei" w:cs="Microsoft YaHei"/>
         </w:rPr>
-        <w:t xml:space="preserve">上线后先修游戏配置，再按确认的范围回刷注单和报表，最后与 MegaXcess / PAGCOR 对账。每一步都要留存修改前后清单。</w:t>
-      </w:r>
-    </w:p>
-    <w:p>
-      <w:pPr>
-        <w:numPr>
-          <w:ilvl w:val="0"/>
-          <w:numId w:val="1009"/>
-        </w:numPr>
-        <w:pStyle w:val="Compact"/>
-      </w:pPr>
-      <w:r>
-        <w:rPr>
-          <w:bCs/>
-          <w:rFonts w:ascii="Microsoft YaHei" w:hAnsi="Microsoft YaHei" w:eastAsia="Microsoft YaHei" w:cs="Microsoft YaHei"/>
-          <w:b/>
-          <w:color w:val="222222"/>
-        </w:rPr>
-        <w:t xml:space="preserve">全量检查</w:t>
-      </w:r>
-      <w:r>
-        <w:rPr>
-          <w:rFonts w:ascii="Microsoft YaHei" w:hAnsi="Microsoft YaHei" w:eastAsia="Microsoft YaHei" w:cs="Microsoft YaHei"/>
-        </w:rPr>
-        <w:t xml:space="preserve">：导出全部游戏的「厂商 + 游戏ID + 游戏名称 + 当前分类 + 名单判定分类」，列出不一致清单，交产品和运营确认。</w:t>
-      </w:r>
-    </w:p>
-    <w:p>
-      <w:pPr>
-        <w:numPr>
-          <w:ilvl w:val="0"/>
-          <w:numId w:val="1009"/>
-        </w:numPr>
-        <w:pStyle w:val="Compact"/>
-      </w:pPr>
-      <w:r>
-        <w:rPr>
-          <w:bCs/>
-          <w:rFonts w:ascii="Microsoft YaHei" w:hAnsi="Microsoft YaHei" w:eastAsia="Microsoft YaHei" w:cs="Microsoft YaHei"/>
-          <w:b/>
-          <w:color w:val="222222"/>
-        </w:rPr>
-        <w:t xml:space="preserve">名单核对</w:t>
-      </w:r>
-      <w:r>
-        <w:rPr>
-          <w:rFonts w:ascii="Microsoft YaHei" w:hAnsi="Microsoft YaHei" w:eastAsia="Microsoft YaHei" w:cs="Microsoft YaHei"/>
-        </w:rPr>
-        <w:t xml:space="preserve">：确认 7 款 NG、13 款 eBINGO 在系统内都能找到对应游戏；找不到的单独列出，不能默认跳过。</w:t>
-      </w:r>
-    </w:p>
-    <w:p>
-      <w:pPr>
-        <w:numPr>
-          <w:ilvl w:val="0"/>
-          <w:numId w:val="1009"/>
-        </w:numPr>
-        <w:pStyle w:val="Compact"/>
-      </w:pPr>
-      <w:r>
-        <w:rPr>
-          <w:bCs/>
-          <w:rFonts w:ascii="Microsoft YaHei" w:hAnsi="Microsoft YaHei" w:eastAsia="Microsoft YaHei" w:cs="Microsoft YaHei"/>
-          <w:b/>
-          <w:color w:val="222222"/>
-        </w:rPr>
-        <w:t xml:space="preserve">修正游戏配置</w:t>
-      </w:r>
-      <w:r>
-        <w:rPr>
-          <w:rFonts w:ascii="Microsoft YaHei" w:hAnsi="Microsoft YaHei" w:eastAsia="Microsoft YaHei" w:cs="Microsoft YaHei"/>
-        </w:rPr>
-        <w:t xml:space="preserve">：按名单批量更新游戏表</w:t>
-      </w:r>
-      <w:r>
-        <w:rPr>
-          <w:rFonts w:ascii="Microsoft YaHei" w:hAnsi="Microsoft YaHei" w:eastAsia="Microsoft YaHei" w:cs="Microsoft YaHei"/>
-        </w:rPr>
-        <w:t xml:space="preserve"> </w:t>
-      </w:r>
-      <w:r>
-        <w:rPr>
-          <w:rStyle w:val="VerbatimChar"/>
-          <w:rFonts w:ascii="Microsoft YaHei" w:hAnsi="Microsoft YaHei" w:eastAsia="Microsoft YaHei" w:cs="Microsoft YaHei"/>
-        </w:rPr>
-        <w:t xml:space="preserve">platform_category</w:t>
-      </w:r>
-      <w:r>
-        <w:rPr>
-          <w:rFonts w:ascii="Microsoft YaHei" w:hAnsi="Microsoft YaHei" w:eastAsia="Microsoft YaHei" w:cs="Microsoft YaHei"/>
-        </w:rPr>
-        <w:t xml:space="preserve">，其余全部置为 EGAMES；记录操作日志。</w:t>
-      </w:r>
-    </w:p>
-    <w:p>
-      <w:pPr>
-        <w:numPr>
-          <w:ilvl w:val="0"/>
-          <w:numId w:val="1009"/>
-        </w:numPr>
-        <w:pStyle w:val="Compact"/>
-      </w:pPr>
-      <w:r>
-        <w:rPr>
-          <w:bCs/>
-          <w:rFonts w:ascii="Microsoft YaHei" w:hAnsi="Microsoft YaHei" w:eastAsia="Microsoft YaHei" w:cs="Microsoft YaHei"/>
-          <w:b/>
-          <w:color w:val="222222"/>
-        </w:rPr>
-        <w:t xml:space="preserve">回刷注单</w:t>
-      </w:r>
-      <w:r>
-        <w:rPr>
-          <w:rFonts w:ascii="Microsoft YaHei" w:hAnsi="Microsoft YaHei" w:eastAsia="Microsoft YaHei" w:cs="Microsoft YaHei"/>
-        </w:rPr>
-        <w:t xml:space="preserve">：对确认范围内的历史注单重算分类快照；起始日期由产品与技术确认。</w:t>
-      </w:r>
-    </w:p>
-    <w:p>
-      <w:pPr>
-        <w:numPr>
-          <w:ilvl w:val="0"/>
-          <w:numId w:val="1009"/>
-        </w:numPr>
-        <w:pStyle w:val="Compact"/>
-      </w:pPr>
-      <w:r>
-        <w:rPr>
-          <w:bCs/>
-          <w:rFonts w:ascii="Microsoft YaHei" w:hAnsi="Microsoft YaHei" w:eastAsia="Microsoft YaHei" w:cs="Microsoft YaHei"/>
-          <w:b/>
-          <w:color w:val="222222"/>
-        </w:rPr>
-        <w:t xml:space="preserve">重生成报表</w:t>
-      </w:r>
-      <w:r>
-        <w:rPr>
-          <w:rFonts w:ascii="Microsoft YaHei" w:hAnsi="Microsoft YaHei" w:eastAsia="Microsoft YaHei" w:cs="Microsoft YaHei"/>
-        </w:rPr>
-        <w:t xml:space="preserve">：重新生成受影响区间的三方游戏统计（NG / eBINGO / EGAMES），旧文件保留不覆盖。</w:t>
-      </w:r>
-    </w:p>
-    <w:p>
-      <w:pPr>
-        <w:numPr>
-          <w:ilvl w:val="0"/>
-          <w:numId w:val="1009"/>
-        </w:numPr>
-        <w:pStyle w:val="Compact"/>
-      </w:pPr>
-      <w:r>
-        <w:rPr>
-          <w:bCs/>
-          <w:rFonts w:ascii="Microsoft YaHei" w:hAnsi="Microsoft YaHei" w:eastAsia="Microsoft YaHei" w:cs="Microsoft YaHei"/>
-          <w:b/>
-          <w:color w:val="222222"/>
-        </w:rPr>
-        <w:t xml:space="preserve">对账</w:t>
-      </w:r>
-      <w:r>
-        <w:rPr>
-          <w:rFonts w:ascii="Microsoft YaHei" w:hAnsi="Microsoft YaHei" w:eastAsia="Microsoft YaHei" w:cs="Microsoft YaHei"/>
-        </w:rPr>
-        <w:t xml:space="preserve">：按天、按分类比对修复前后的投注、派彩、审计费用；三类合计应保持不变，只是在分类之间转移。差异清单交财务 / 合规与 MegaXcess 确认。</w:t>
-      </w:r>
-    </w:p>
-    <w:p>
-      <w:pPr>
-        <w:numPr>
-          <w:ilvl w:val="0"/>
-          <w:numId w:val="1010"/>
-        </w:numPr>
-        <w:pStyle w:val="Compact"/>
-      </w:pPr>
-      <w:r>
-        <w:rPr>
-          <w:bCs/>
-          <w:rFonts w:ascii="Microsoft YaHei" w:hAnsi="Microsoft YaHei" w:eastAsia="Microsoft YaHei" w:cs="Microsoft YaHei"/>
-          <w:b/>
-          <w:color w:val="222222"/>
-        </w:rPr>
-        <w:t xml:space="preserve">报表口径</w:t>
-      </w:r>
-      <w:r>
-        <w:rPr>
-          <w:rFonts w:ascii="Microsoft YaHei" w:hAnsi="Microsoft YaHei" w:eastAsia="Microsoft YaHei" w:cs="Microsoft YaHei"/>
-        </w:rPr>
-        <w:t xml:space="preserve">：按本地时区 UTC+8 自然日（0:00:00–23:59:59）统计，过滤测试用户（Test 前缀），金额保留 2 位小数。</w:t>
-      </w:r>
-    </w:p>
-    <w:p>
-      <w:pPr>
-        <w:numPr>
-          <w:ilvl w:val="0"/>
-          <w:numId w:val="1010"/>
-        </w:numPr>
-        <w:pStyle w:val="Compact"/>
-      </w:pPr>
-      <w:r>
-        <w:rPr>
-          <w:bCs/>
-          <w:rFonts w:ascii="Microsoft YaHei" w:hAnsi="Microsoft YaHei" w:eastAsia="Microsoft YaHei" w:cs="Microsoft YaHei"/>
-          <w:b/>
-          <w:color w:val="222222"/>
-        </w:rPr>
-        <w:t xml:space="preserve">执行方式</w:t>
-      </w:r>
-      <w:r>
-        <w:rPr>
-          <w:rFonts w:ascii="Microsoft YaHei" w:hAnsi="Microsoft YaHei" w:eastAsia="Microsoft YaHei" w:cs="Microsoft YaHei"/>
-        </w:rPr>
-        <w:t xml:space="preserve">：脚本先在 QA 环境跑一遍，结果确认后再上生产；生产执行选低峰时段，并准备回滚脚本。</w:t>
-      </w:r>
-    </w:p>
-    <w:bookmarkEnd w:id="30"/>
-    <w:bookmarkStart w:id="31" w:name="边界与异常"/>
-    <w:p>
-      <w:pPr>
-        <w:pStyle w:val="Heading2"/>
-        <w:pBdr>
-          <w:bottom w:val="single" w:sz="6" w:space="4" w:color="D6DEE8"/>
-        </w:pBdr>
-      </w:pPr>
-      <w:r>
-        <w:rPr>
-          <w:rFonts w:ascii="Microsoft YaHei" w:hAnsi="Microsoft YaHei" w:eastAsia="Microsoft YaHei" w:cs="Microsoft YaHei"/>
-          <w:b/>
-        </w:rPr>
-        <w:t xml:space="preserve">边界与异常</w:t>
+        <w:t xml:space="preserve">所有涉及游戏或注单数据的导出都要带上新分类，并与页面、报表口径保持一致。</w:t>
       </w:r>
     </w:p>
     <w:tbl>
@@ -4088,7 +4983,7 @@
                 <w:color w:val="1F3864"/>
                 <w:sz w:val="20"/>
               </w:rPr>
-              <w:t xml:space="preserve">场景</w:t>
+              <w:t xml:space="preserve">导出入口</w:t>
             </w:r>
           </w:p>
         </w:tc>
@@ -4109,7 +5004,7 @@
                 <w:color w:val="1F3864"/>
                 <w:sz w:val="20"/>
               </w:rPr>
-              <w:t xml:space="preserve">处理</w:t>
+              <w:t xml:space="preserve">要求</w:t>
             </w:r>
           </w:p>
         </w:tc>
@@ -4129,25 +5024,25 @@
                 <w:color w:val="333333"/>
                 <w:sz w:val="20"/>
               </w:rPr>
-              <w:t xml:space="preserve">游戏ID在名单内，但厂商不是名单对应厂商</w:t>
-            </w:r>
-          </w:p>
-        </w:tc>
-        <w:tc>
-          <w:tcPr/>
-          <w:p>
-            <w:pPr>
-              <w:pStyle w:val="Compact"/>
-              <w:spacing w:line="312" w:lineRule="auto" w:after="0" w:before="0"/>
-              <w:jc w:val="left"/>
-            </w:pPr>
-            <w:r>
-              <w:rPr>
-                <w:rFonts w:ascii="Microsoft YaHei" w:hAnsi="Microsoft YaHei" w:eastAsia="Microsoft YaHei" w:cs="Microsoft YaHei"/>
-                <w:color w:val="333333"/>
-                <w:sz w:val="20"/>
-              </w:rPr>
-              <w:t xml:space="preserve">不命中，归 EGAMES；判定必须是「厂商 + 游戏ID」同时匹配</w:t>
+              <w:t xml:space="preserve">游戏管理 → 第三方对局查询(结算时间) → 导出</w:t>
+            </w:r>
+          </w:p>
+        </w:tc>
+        <w:tc>
+          <w:tcPr/>
+          <w:p>
+            <w:pPr>
+              <w:pStyle w:val="Compact"/>
+              <w:spacing w:line="312" w:lineRule="auto" w:after="0" w:before="0"/>
+              <w:jc w:val="left"/>
+            </w:pPr>
+            <w:r>
+              <w:rPr>
+                <w:rFonts w:ascii="Microsoft YaHei" w:hAnsi="Microsoft YaHei" w:eastAsia="Microsoft YaHei" w:cs="Microsoft YaHei"/>
+                <w:color w:val="333333"/>
+                <w:sz w:val="20"/>
+              </w:rPr>
+              <w:t xml:space="preserve">「平台名称」列取值改为 NG / eBINGO / EGAMES，不再出现 Special Game；按当前查询条件（含平台名称）导出</w:t>
             </w:r>
           </w:p>
         </w:tc>
@@ -4169,27 +5064,27 @@
                 <w:color w:val="333333"/>
                 <w:sz w:val="20"/>
               </w:rPr>
-              <w:t xml:space="preserve">同名但游戏ID不同（如不同版本）</w:t>
-            </w:r>
-          </w:p>
-        </w:tc>
-        <w:tc>
-          <w:tcPr>
-            <w:shd w:val="clear" w:color="auto" w:fill="F7F9FC"/>
-          </w:tcPr>
-          <w:p>
-            <w:pPr>
-              <w:pStyle w:val="Compact"/>
-              <w:spacing w:line="312" w:lineRule="auto" w:after="0" w:before="0"/>
-              <w:jc w:val="left"/>
-            </w:pPr>
-            <w:r>
-              <w:rPr>
-                <w:rFonts w:ascii="Microsoft YaHei" w:hAnsi="Microsoft YaHei" w:eastAsia="Microsoft YaHei" w:cs="Microsoft YaHei"/>
-                <w:color w:val="333333"/>
-                <w:sz w:val="20"/>
-              </w:rPr>
-              <w:t xml:space="preserve">按游戏ID判定；NG 名单标注 V. 1，后续新版本默认 EGAMES，需名单更新才归 NG</w:t>
+              <w:t xml:space="preserve">游戏管理 → 第三方对局查询 → 导出</w:t>
+            </w:r>
+          </w:p>
+        </w:tc>
+        <w:tc>
+          <w:tcPr>
+            <w:shd w:val="clear" w:color="auto" w:fill="F7F9FC"/>
+          </w:tcPr>
+          <w:p>
+            <w:pPr>
+              <w:pStyle w:val="Compact"/>
+              <w:spacing w:line="312" w:lineRule="auto" w:after="0" w:before="0"/>
+              <w:jc w:val="left"/>
+            </w:pPr>
+            <w:r>
+              <w:rPr>
+                <w:rFonts w:ascii="Microsoft YaHei" w:hAnsi="Microsoft YaHei" w:eastAsia="Microsoft YaHei" w:cs="Microsoft YaHei"/>
+                <w:color w:val="333333"/>
+                <w:sz w:val="20"/>
+              </w:rPr>
+              <w:t xml:space="preserve">同上</w:t>
             </w:r>
           </w:p>
         </w:tc>
@@ -4209,25 +5104,25 @@
                 <w:color w:val="333333"/>
                 <w:sz w:val="20"/>
               </w:rPr>
-              <w:t xml:space="preserve">运营改了游戏名称</w:t>
-            </w:r>
-          </w:p>
-        </w:tc>
-        <w:tc>
-          <w:tcPr/>
-          <w:p>
-            <w:pPr>
-              <w:pStyle w:val="Compact"/>
-              <w:spacing w:line="312" w:lineRule="auto" w:after="0" w:before="0"/>
-              <w:jc w:val="left"/>
-            </w:pPr>
-            <w:r>
-              <w:rPr>
-                <w:rFonts w:ascii="Microsoft YaHei" w:hAnsi="Microsoft YaHei" w:eastAsia="Microsoft YaHei" w:cs="Microsoft YaHei"/>
-                <w:color w:val="333333"/>
-                <w:sz w:val="20"/>
-              </w:rPr>
-              <w:t xml:space="preserve">不影响分类</w:t>
+              <w:t xml:space="preserve">数据报表 → 三方游戏统计（NG / eBINGO / EGAMES）</w:t>
+            </w:r>
+          </w:p>
+        </w:tc>
+        <w:tc>
+          <w:tcPr/>
+          <w:p>
+            <w:pPr>
+              <w:pStyle w:val="Compact"/>
+              <w:spacing w:line="312" w:lineRule="auto" w:after="0" w:before="0"/>
+              <w:jc w:val="left"/>
+            </w:pPr>
+            <w:r>
+              <w:rPr>
+                <w:rFonts w:ascii="Microsoft YaHei" w:hAnsi="Microsoft YaHei" w:eastAsia="Microsoft YaHei" w:cs="Microsoft YaHei"/>
+                <w:color w:val="333333"/>
+                <w:sz w:val="20"/>
+              </w:rPr>
+              <w:t xml:space="preserve">三张报表按注单平台名称分别导出 CSV，生成到【报表下载】；报表名和文件名同步改为 NG / eBINGO / EGAMES</w:t>
             </w:r>
           </w:p>
         </w:tc>
@@ -4249,27 +5144,27 @@
                 <w:color w:val="333333"/>
                 <w:sz w:val="20"/>
               </w:rPr>
-              <w:t xml:space="preserve">编辑游戏时改了厂商或游戏ID</w:t>
-            </w:r>
-          </w:p>
-        </w:tc>
-        <w:tc>
-          <w:tcPr>
-            <w:shd w:val="clear" w:color="auto" w:fill="F7F9FC"/>
-          </w:tcPr>
-          <w:p>
-            <w:pPr>
-              <w:pStyle w:val="Compact"/>
-              <w:spacing w:line="312" w:lineRule="auto" w:after="0" w:before="0"/>
-              <w:jc w:val="left"/>
-            </w:pPr>
-            <w:r>
-              <w:rPr>
-                <w:rFonts w:ascii="Microsoft YaHei" w:hAnsi="Microsoft YaHei" w:eastAsia="Microsoft YaHei" w:cs="Microsoft YaHei"/>
-                <w:color w:val="333333"/>
-                <w:sz w:val="20"/>
-              </w:rPr>
-              <w:t xml:space="preserve">重新按名单判定并带出平台名称</w:t>
+              <w:t xml:space="preserve">数据报表 → 三方游戏报表（新）</w:t>
+            </w:r>
+          </w:p>
+        </w:tc>
+        <w:tc>
+          <w:tcPr>
+            <w:shd w:val="clear" w:color="auto" w:fill="F7F9FC"/>
+          </w:tcPr>
+          <w:p>
+            <w:pPr>
+              <w:pStyle w:val="Compact"/>
+              <w:spacing w:line="312" w:lineRule="auto" w:after="0" w:before="0"/>
+              <w:jc w:val="left"/>
+            </w:pPr>
+            <w:r>
+              <w:rPr>
+                <w:rFonts w:ascii="Microsoft YaHei" w:hAnsi="Microsoft YaHei" w:eastAsia="Microsoft YaHei" w:cs="Microsoft YaHei"/>
+                <w:color w:val="333333"/>
+                <w:sz w:val="20"/>
+              </w:rPr>
+              <w:t xml:space="preserve">导出含游戏维度时，增加「平台名称」列</w:t>
             </w:r>
           </w:p>
         </w:tc>
@@ -4289,25 +5184,25 @@
                 <w:color w:val="333333"/>
                 <w:sz w:val="20"/>
               </w:rPr>
-              <w:t xml:space="preserve">打开分类错误的历史游戏编辑</w:t>
-            </w:r>
-          </w:p>
-        </w:tc>
-        <w:tc>
-          <w:tcPr/>
-          <w:p>
-            <w:pPr>
-              <w:pStyle w:val="Compact"/>
-              <w:spacing w:line="312" w:lineRule="auto" w:after="0" w:before="0"/>
-              <w:jc w:val="left"/>
-            </w:pPr>
-            <w:r>
-              <w:rPr>
-                <w:rFonts w:ascii="Microsoft YaHei" w:hAnsi="Microsoft YaHei" w:eastAsia="Microsoft YaHei" w:cs="Microsoft YaHei"/>
-                <w:color w:val="333333"/>
-                <w:sz w:val="20"/>
-              </w:rPr>
-              <w:t xml:space="preserve">红字提示应为 X，改对才能保存</w:t>
+              <w:t xml:space="preserve">数据报表 → 会员报表（第三方游戏报表）</w:t>
+            </w:r>
+          </w:p>
+        </w:tc>
+        <w:tc>
+          <w:tcPr/>
+          <w:p>
+            <w:pPr>
+              <w:pStyle w:val="Compact"/>
+              <w:spacing w:line="312" w:lineRule="auto" w:after="0" w:before="0"/>
+              <w:jc w:val="left"/>
+            </w:pPr>
+            <w:r>
+              <w:rPr>
+                <w:rFonts w:ascii="Microsoft YaHei" w:hAnsi="Microsoft YaHei" w:eastAsia="Microsoft YaHei" w:cs="Microsoft YaHei"/>
+                <w:color w:val="333333"/>
+                <w:sz w:val="20"/>
+              </w:rPr>
+              <w:t xml:space="preserve">按游戏维度导出时，增加「平台名称」列</w:t>
             </w:r>
           </w:p>
         </w:tc>
@@ -4329,27 +5224,27 @@
                 <w:color w:val="333333"/>
                 <w:sz w:val="20"/>
               </w:rPr>
-              <w:t xml:space="preserve">绕过前端直接调接口保存错误分类</w:t>
-            </w:r>
-          </w:p>
-        </w:tc>
-        <w:tc>
-          <w:tcPr>
-            <w:shd w:val="clear" w:color="auto" w:fill="F7F9FC"/>
-          </w:tcPr>
-          <w:p>
-            <w:pPr>
-              <w:pStyle w:val="Compact"/>
-              <w:spacing w:line="312" w:lineRule="auto" w:after="0" w:before="0"/>
-              <w:jc w:val="left"/>
-            </w:pPr>
-            <w:r>
-              <w:rPr>
-                <w:rFonts w:ascii="Microsoft YaHei" w:hAnsi="Microsoft YaHei" w:eastAsia="Microsoft YaHei" w:cs="Microsoft YaHei"/>
-                <w:color w:val="333333"/>
-                <w:sz w:val="20"/>
-              </w:rPr>
-              <w:t xml:space="preserve">服务端拒绝并返回错误码</w:t>
+              <w:t xml:space="preserve">数据报表 → 报表下载</w:t>
+            </w:r>
+          </w:p>
+        </w:tc>
+        <w:tc>
+          <w:tcPr>
+            <w:shd w:val="clear" w:color="auto" w:fill="F7F9FC"/>
+          </w:tcPr>
+          <w:p>
+            <w:pPr>
+              <w:pStyle w:val="Compact"/>
+              <w:spacing w:line="312" w:lineRule="auto" w:after="0" w:before="0"/>
+              <w:jc w:val="left"/>
+            </w:pPr>
+            <w:r>
+              <w:rPr>
+                <w:rFonts w:ascii="Microsoft YaHei" w:hAnsi="Microsoft YaHei" w:eastAsia="Microsoft YaHei" w:cs="Microsoft YaHei"/>
+                <w:color w:val="333333"/>
+                <w:sz w:val="20"/>
+              </w:rPr>
+              <w:t xml:space="preserve">修复前已生成的文件保留不覆盖；修复后重新生成的文件在文件名或备注中标注「分类修正后」</w:t>
             </w:r>
           </w:p>
         </w:tc>
@@ -4369,154 +5264,152 @@
                 <w:color w:val="333333"/>
                 <w:sz w:val="20"/>
               </w:rPr>
-              <w:t xml:space="preserve">厂商同步新游戏时名单表不可用</w:t>
-            </w:r>
-          </w:p>
-        </w:tc>
-        <w:tc>
-          <w:tcPr/>
-          <w:p>
-            <w:pPr>
-              <w:pStyle w:val="Compact"/>
-              <w:spacing w:line="312" w:lineRule="auto" w:after="0" w:before="0"/>
-              <w:jc w:val="left"/>
-            </w:pPr>
-            <w:r>
-              <w:rPr>
-                <w:rFonts w:ascii="Microsoft YaHei" w:hAnsi="Microsoft YaHei" w:eastAsia="Microsoft YaHei" w:cs="Microsoft YaHei"/>
-                <w:color w:val="333333"/>
-                <w:sz w:val="20"/>
-              </w:rPr>
-              <w:t xml:space="preserve">不写空值；该游戏暂不入库或标记待处理并告警，技术选定其一</w:t>
-            </w:r>
-          </w:p>
-        </w:tc>
-      </w:tr>
-      <w:tr>
-        <w:tc>
-          <w:tcPr>
-            <w:shd w:val="clear" w:color="auto" w:fill="F7F9FC"/>
-          </w:tcPr>
-          <w:p>
-            <w:pPr>
-              <w:pStyle w:val="Compact"/>
-              <w:spacing w:line="312" w:lineRule="auto" w:after="0" w:before="0"/>
-              <w:jc w:val="left"/>
-            </w:pPr>
-            <w:r>
-              <w:rPr>
-                <w:rFonts w:ascii="Microsoft YaHei" w:hAnsi="Microsoft YaHei" w:eastAsia="Microsoft YaHei" w:cs="Microsoft YaHei"/>
-                <w:color w:val="333333"/>
-                <w:sz w:val="20"/>
-              </w:rPr>
-              <w:t xml:space="preserve">已停用 / 已删除的游戏</w:t>
-            </w:r>
-          </w:p>
-        </w:tc>
-        <w:tc>
-          <w:tcPr>
-            <w:shd w:val="clear" w:color="auto" w:fill="F7F9FC"/>
-          </w:tcPr>
-          <w:p>
-            <w:pPr>
-              <w:pStyle w:val="Compact"/>
-              <w:spacing w:line="312" w:lineRule="auto" w:after="0" w:before="0"/>
-              <w:jc w:val="left"/>
-            </w:pPr>
-            <w:r>
-              <w:rPr>
-                <w:rFonts w:ascii="Microsoft YaHei" w:hAnsi="Microsoft YaHei" w:eastAsia="Microsoft YaHei" w:cs="Microsoft YaHei"/>
-                <w:color w:val="333333"/>
-                <w:sz w:val="20"/>
-              </w:rPr>
-              <w:t xml:space="preserve">同样修正分类，历史注单仍需正确归类</w:t>
-            </w:r>
-          </w:p>
-        </w:tc>
-      </w:tr>
-      <w:tr>
-        <w:tc>
-          <w:tcPr/>
-          <w:p>
-            <w:pPr>
-              <w:pStyle w:val="Compact"/>
-              <w:spacing w:line="312" w:lineRule="auto" w:after="0" w:before="0"/>
-              <w:jc w:val="left"/>
-            </w:pPr>
-            <w:r>
-              <w:rPr>
-                <w:rFonts w:ascii="Microsoft YaHei" w:hAnsi="Microsoft YaHei" w:eastAsia="Microsoft YaHei" w:cs="Microsoft YaHei"/>
-                <w:color w:val="333333"/>
-                <w:sz w:val="20"/>
-              </w:rPr>
-              <w:t xml:space="preserve">跨日注单（下注与结算不在同一天）</w:t>
-            </w:r>
-          </w:p>
-        </w:tc>
-        <w:tc>
-          <w:tcPr/>
-          <w:p>
-            <w:pPr>
-              <w:pStyle w:val="Compact"/>
-              <w:spacing w:line="312" w:lineRule="auto" w:after="0" w:before="0"/>
-              <w:jc w:val="left"/>
-            </w:pPr>
-            <w:r>
-              <w:rPr>
-                <w:rFonts w:ascii="Microsoft YaHei" w:hAnsi="Microsoft YaHei" w:eastAsia="Microsoft YaHei" w:cs="Microsoft YaHei"/>
-                <w:color w:val="333333"/>
-                <w:sz w:val="20"/>
-              </w:rPr>
-              <w:t xml:space="preserve">快照以结算写入时为准，报表按现有口径归日</w:t>
-            </w:r>
-          </w:p>
-        </w:tc>
-      </w:tr>
-      <w:tr>
-        <w:tc>
-          <w:tcPr>
-            <w:shd w:val="clear" w:color="auto" w:fill="F7F9FC"/>
-          </w:tcPr>
-          <w:p>
-            <w:pPr>
-              <w:pStyle w:val="Compact"/>
-              <w:spacing w:line="312" w:lineRule="auto" w:after="0" w:before="0"/>
-              <w:jc w:val="left"/>
-            </w:pPr>
-            <w:r>
-              <w:rPr>
-                <w:rFonts w:ascii="Microsoft YaHei" w:hAnsi="Microsoft YaHei" w:eastAsia="Microsoft YaHei" w:cs="Microsoft YaHei"/>
-                <w:color w:val="333333"/>
-                <w:sz w:val="20"/>
-              </w:rPr>
-              <w:t xml:space="preserve">名单日后变更</w:t>
-            </w:r>
-          </w:p>
-        </w:tc>
-        <w:tc>
-          <w:tcPr>
-            <w:shd w:val="clear" w:color="auto" w:fill="F7F9FC"/>
-          </w:tcPr>
-          <w:p>
-            <w:pPr>
-              <w:pStyle w:val="Compact"/>
-              <w:spacing w:line="312" w:lineRule="auto" w:after="0" w:before="0"/>
-              <w:jc w:val="left"/>
-            </w:pPr>
-            <w:r>
-              <w:rPr>
-                <w:rFonts w:ascii="Microsoft YaHei" w:hAnsi="Microsoft YaHei" w:eastAsia="Microsoft YaHei" w:cs="Microsoft YaHei"/>
-                <w:color w:val="333333"/>
-                <w:sz w:val="20"/>
-              </w:rPr>
-              <w:t xml:space="preserve">技术配置 + 审批后生效；触发全量校验；是否追溯历史注单单独评审</w:t>
+              <w:t xml:space="preserve">游戏管理 → 游戏入口设置 → 游戏配置</w:t>
+            </w:r>
+          </w:p>
+        </w:tc>
+        <w:tc>
+          <w:tcPr/>
+          <w:p>
+            <w:pPr>
+              <w:pStyle w:val="Compact"/>
+              <w:spacing w:line="312" w:lineRule="auto" w:after="0" w:before="0"/>
+              <w:jc w:val="left"/>
+            </w:pPr>
+            <w:r>
+              <w:rPr>
+                <w:rFonts w:ascii="Microsoft YaHei" w:hAnsi="Microsoft YaHei" w:eastAsia="Microsoft YaHei" w:cs="Microsoft YaHei"/>
+                <w:color w:val="333333"/>
+                <w:sz w:val="20"/>
+              </w:rPr>
+              <w:t xml:space="preserve">页面没有导出，本次不新增；全量检查所需的游戏分类清单由技术导出（见历史数据修复第 1 步）</w:t>
             </w:r>
           </w:p>
         </w:tc>
       </w:tr>
     </w:tbl>
-    <w:bookmarkEnd w:id="31"/>
-    <w:bookmarkStart w:id="32" w:name="验收标准"/>
+    <w:p>
+      <w:pPr>
+        <w:numPr>
+          <w:ilvl w:val="0"/>
+          <w:numId w:val="1009"/>
+        </w:numPr>
+        <w:pStyle w:val="Compact"/>
+      </w:pPr>
+      <w:r>
+        <w:rPr>
+          <w:bCs/>
+          <w:rFonts w:ascii="Microsoft YaHei" w:hAnsi="Microsoft YaHei" w:eastAsia="Microsoft YaHei" w:cs="Microsoft YaHei"/>
+          <w:b/>
+          <w:color w:val="222222"/>
+        </w:rPr>
+        <w:t xml:space="preserve">取值来源</w:t>
+      </w:r>
+      <w:r>
+        <w:rPr>
+          <w:rFonts w:ascii="Microsoft YaHei" w:hAnsi="Microsoft YaHei" w:eastAsia="Microsoft YaHei" w:cs="Microsoft YaHei"/>
+        </w:rPr>
+        <w:t xml:space="preserve">：注单类导出取注单上的分类快照，游戏类导出取游戏表当前分类；导出时不重新计算。</w:t>
+      </w:r>
+    </w:p>
+    <w:p>
+      <w:pPr>
+        <w:numPr>
+          <w:ilvl w:val="0"/>
+          <w:numId w:val="1009"/>
+        </w:numPr>
+        <w:pStyle w:val="Compact"/>
+      </w:pPr>
+      <w:r>
+        <w:rPr>
+          <w:bCs/>
+          <w:rFonts w:ascii="Microsoft YaHei" w:hAnsi="Microsoft YaHei" w:eastAsia="Microsoft YaHei" w:cs="Microsoft YaHei"/>
+          <w:b/>
+          <w:color w:val="222222"/>
+        </w:rPr>
+        <w:t xml:space="preserve">字段与写法</w:t>
+      </w:r>
+      <w:r>
+        <w:rPr>
+          <w:rFonts w:ascii="Microsoft YaHei" w:hAnsi="Microsoft YaHei" w:eastAsia="Microsoft YaHei" w:cs="Microsoft YaHei"/>
+        </w:rPr>
+        <w:t xml:space="preserve">：列名统一为「平台名称」，取值只允许 NG / eBINGO / EGAMES，不得出现空值或旧写法。</w:t>
+      </w:r>
+    </w:p>
+    <w:p>
+      <w:pPr>
+        <w:numPr>
+          <w:ilvl w:val="0"/>
+          <w:numId w:val="1009"/>
+        </w:numPr>
+        <w:pStyle w:val="Compact"/>
+      </w:pPr>
+      <w:r>
+        <w:rPr>
+          <w:bCs/>
+          <w:rFonts w:ascii="Microsoft YaHei" w:hAnsi="Microsoft YaHei" w:eastAsia="Microsoft YaHei" w:cs="Microsoft YaHei"/>
+          <w:b/>
+          <w:color w:val="222222"/>
+        </w:rPr>
+        <w:t xml:space="preserve">口径</w:t>
+      </w:r>
+      <w:r>
+        <w:rPr>
+          <w:rFonts w:ascii="Microsoft YaHei" w:hAnsi="Microsoft YaHei" w:eastAsia="Microsoft YaHei" w:cs="Microsoft YaHei"/>
+        </w:rPr>
+        <w:t xml:space="preserve">：沿用现有导出规则：查询最长 31 天、UTC+8 自然日、过滤测试用户、金额 2 位小数、大数据量走【报表下载】异步生成。</w:t>
+      </w:r>
+    </w:p>
+    <w:p>
+      <w:pPr>
+        <w:numPr>
+          <w:ilvl w:val="0"/>
+          <w:numId w:val="1009"/>
+        </w:numPr>
+        <w:pStyle w:val="Compact"/>
+      </w:pPr>
+      <w:r>
+        <w:rPr>
+          <w:bCs/>
+          <w:rFonts w:ascii="Microsoft YaHei" w:hAnsi="Microsoft YaHei" w:eastAsia="Microsoft YaHei" w:cs="Microsoft YaHei"/>
+          <w:b/>
+          <w:color w:val="222222"/>
+        </w:rPr>
+        <w:t xml:space="preserve">一致性</w:t>
+      </w:r>
+      <w:r>
+        <w:rPr>
+          <w:rFonts w:ascii="Microsoft YaHei" w:hAnsi="Microsoft YaHei" w:eastAsia="Microsoft YaHei" w:cs="Microsoft YaHei"/>
+        </w:rPr>
+        <w:t xml:space="preserve">：导出行数和合计与页面「查询总计」一致；三类分别导出的合计，应等于不筛选平台名称时的导出合计。</w:t>
+      </w:r>
+    </w:p>
+    <w:p>
+      <w:pPr>
+        <w:numPr>
+          <w:ilvl w:val="0"/>
+          <w:numId w:val="1009"/>
+        </w:numPr>
+        <w:pStyle w:val="Compact"/>
+      </w:pPr>
+      <w:r>
+        <w:rPr>
+          <w:bCs/>
+          <w:rFonts w:ascii="Microsoft YaHei" w:hAnsi="Microsoft YaHei" w:eastAsia="Microsoft YaHei" w:cs="Microsoft YaHei"/>
+          <w:b/>
+          <w:color w:val="222222"/>
+        </w:rPr>
+        <w:t xml:space="preserve">权限与日志</w:t>
+      </w:r>
+      <w:r>
+        <w:rPr>
+          <w:rFonts w:ascii="Microsoft YaHei" w:hAnsi="Microsoft YaHei" w:eastAsia="Microsoft YaHei" w:cs="Microsoft YaHei"/>
+        </w:rPr>
+        <w:t xml:space="preserve">：导出权限沿用现有配置（查看与导出分开）；导出行为记入【日志管理 &gt; 操作日志】。</w:t>
+      </w:r>
+    </w:p>
+    <w:bookmarkEnd w:id="30"/>
+    <w:bookmarkStart w:id="31" w:name="历史数据修复与核对"/>
     <w:p>
       <w:pPr>
         <w:pStyle w:val="Heading2"/>
@@ -4529,7 +5422,181 @@
           <w:rFonts w:ascii="Microsoft YaHei" w:hAnsi="Microsoft YaHei" w:eastAsia="Microsoft YaHei" w:cs="Microsoft YaHei"/>
           <w:b/>
         </w:rPr>
-        <w:t xml:space="preserve">验收标准</w:t>
+        <w:t xml:space="preserve">历史数据修复与核对</w:t>
+      </w:r>
+    </w:p>
+    <w:p>
+      <w:pPr>
+        <w:pStyle w:val="FirstParagraph"/>
+      </w:pPr>
+      <w:r>
+        <w:rPr>
+          <w:rFonts w:ascii="Microsoft YaHei" w:hAnsi="Microsoft YaHei" w:eastAsia="Microsoft YaHei" w:cs="Microsoft YaHei"/>
+        </w:rPr>
+        <w:t xml:space="preserve">上线后先修游戏配置，再按确认的范围回刷注单和报表，最后与 MegaXcess / PAGCOR 对账。每一步都要留存修改前后清单。</w:t>
+      </w:r>
+    </w:p>
+    <w:p>
+      <w:pPr>
+        <w:numPr>
+          <w:ilvl w:val="0"/>
+          <w:numId w:val="1010"/>
+        </w:numPr>
+        <w:pStyle w:val="Compact"/>
+      </w:pPr>
+      <w:r>
+        <w:rPr>
+          <w:bCs/>
+          <w:rFonts w:ascii="Microsoft YaHei" w:hAnsi="Microsoft YaHei" w:eastAsia="Microsoft YaHei" w:cs="Microsoft YaHei"/>
+          <w:b/>
+          <w:color w:val="222222"/>
+        </w:rPr>
+        <w:t xml:space="preserve">全量检查</w:t>
+      </w:r>
+      <w:r>
+        <w:rPr>
+          <w:rFonts w:ascii="Microsoft YaHei" w:hAnsi="Microsoft YaHei" w:eastAsia="Microsoft YaHei" w:cs="Microsoft YaHei"/>
+        </w:rPr>
+        <w:t xml:space="preserve">：导出全部游戏的「厂商 + 游戏ID + 游戏名称 + 当前分类 + 名单判定分类」，列出不一致清单，交产品和运营确认。</w:t>
+      </w:r>
+    </w:p>
+    <w:p>
+      <w:pPr>
+        <w:numPr>
+          <w:ilvl w:val="0"/>
+          <w:numId w:val="1010"/>
+        </w:numPr>
+        <w:pStyle w:val="Compact"/>
+      </w:pPr>
+      <w:r>
+        <w:rPr>
+          <w:bCs/>
+          <w:rFonts w:ascii="Microsoft YaHei" w:hAnsi="Microsoft YaHei" w:eastAsia="Microsoft YaHei" w:cs="Microsoft YaHei"/>
+          <w:b/>
+          <w:color w:val="222222"/>
+        </w:rPr>
+        <w:t xml:space="preserve">名单核对</w:t>
+      </w:r>
+      <w:r>
+        <w:rPr>
+          <w:rFonts w:ascii="Microsoft YaHei" w:hAnsi="Microsoft YaHei" w:eastAsia="Microsoft YaHei" w:cs="Microsoft YaHei"/>
+        </w:rPr>
+        <w:t xml:space="preserve">：确认 7 款 NG、13 款 eBINGO 在系统内都能找到对应游戏；找不到的单独列出，不能默认跳过。</w:t>
+      </w:r>
+    </w:p>
+    <w:p>
+      <w:pPr>
+        <w:numPr>
+          <w:ilvl w:val="0"/>
+          <w:numId w:val="1010"/>
+        </w:numPr>
+        <w:pStyle w:val="Compact"/>
+      </w:pPr>
+      <w:r>
+        <w:rPr>
+          <w:bCs/>
+          <w:rFonts w:ascii="Microsoft YaHei" w:hAnsi="Microsoft YaHei" w:eastAsia="Microsoft YaHei" w:cs="Microsoft YaHei"/>
+          <w:b/>
+          <w:color w:val="222222"/>
+        </w:rPr>
+        <w:t xml:space="preserve">修正游戏配置</w:t>
+      </w:r>
+      <w:r>
+        <w:rPr>
+          <w:rFonts w:ascii="Microsoft YaHei" w:hAnsi="Microsoft YaHei" w:eastAsia="Microsoft YaHei" w:cs="Microsoft YaHei"/>
+        </w:rPr>
+        <w:t xml:space="preserve">：按名单批量更新游戏表</w:t>
+      </w:r>
+      <w:r>
+        <w:rPr>
+          <w:rFonts w:ascii="Microsoft YaHei" w:hAnsi="Microsoft YaHei" w:eastAsia="Microsoft YaHei" w:cs="Microsoft YaHei"/>
+        </w:rPr>
+        <w:t xml:space="preserve"> </w:t>
+      </w:r>
+      <w:r>
+        <w:rPr>
+          <w:rStyle w:val="VerbatimChar"/>
+          <w:rFonts w:ascii="Microsoft YaHei" w:hAnsi="Microsoft YaHei" w:eastAsia="Microsoft YaHei" w:cs="Microsoft YaHei"/>
+        </w:rPr>
+        <w:t xml:space="preserve">platform_category</w:t>
+      </w:r>
+      <w:r>
+        <w:rPr>
+          <w:rFonts w:ascii="Microsoft YaHei" w:hAnsi="Microsoft YaHei" w:eastAsia="Microsoft YaHei" w:cs="Microsoft YaHei"/>
+        </w:rPr>
+        <w:t xml:space="preserve">，其余全部置为 EGAMES；记录操作日志。</w:t>
+      </w:r>
+    </w:p>
+    <w:p>
+      <w:pPr>
+        <w:numPr>
+          <w:ilvl w:val="0"/>
+          <w:numId w:val="1010"/>
+        </w:numPr>
+        <w:pStyle w:val="Compact"/>
+      </w:pPr>
+      <w:r>
+        <w:rPr>
+          <w:bCs/>
+          <w:rFonts w:ascii="Microsoft YaHei" w:hAnsi="Microsoft YaHei" w:eastAsia="Microsoft YaHei" w:cs="Microsoft YaHei"/>
+          <w:b/>
+          <w:color w:val="222222"/>
+        </w:rPr>
+        <w:t xml:space="preserve">回刷注单</w:t>
+      </w:r>
+      <w:r>
+        <w:rPr>
+          <w:rFonts w:ascii="Microsoft YaHei" w:hAnsi="Microsoft YaHei" w:eastAsia="Microsoft YaHei" w:cs="Microsoft YaHei"/>
+        </w:rPr>
+        <w:t xml:space="preserve">：对确认范围内的历史注单重算分类快照；起始日期由产品与技术确认。</w:t>
+      </w:r>
+    </w:p>
+    <w:p>
+      <w:pPr>
+        <w:numPr>
+          <w:ilvl w:val="0"/>
+          <w:numId w:val="1010"/>
+        </w:numPr>
+        <w:pStyle w:val="Compact"/>
+      </w:pPr>
+      <w:r>
+        <w:rPr>
+          <w:bCs/>
+          <w:rFonts w:ascii="Microsoft YaHei" w:hAnsi="Microsoft YaHei" w:eastAsia="Microsoft YaHei" w:cs="Microsoft YaHei"/>
+          <w:b/>
+          <w:color w:val="222222"/>
+        </w:rPr>
+        <w:t xml:space="preserve">重生成报表</w:t>
+      </w:r>
+      <w:r>
+        <w:rPr>
+          <w:rFonts w:ascii="Microsoft YaHei" w:hAnsi="Microsoft YaHei" w:eastAsia="Microsoft YaHei" w:cs="Microsoft YaHei"/>
+        </w:rPr>
+        <w:t xml:space="preserve">：重新生成受影响区间的三方游戏统计（NG / eBINGO / EGAMES），旧文件保留不覆盖。</w:t>
+      </w:r>
+    </w:p>
+    <w:p>
+      <w:pPr>
+        <w:numPr>
+          <w:ilvl w:val="0"/>
+          <w:numId w:val="1010"/>
+        </w:numPr>
+        <w:pStyle w:val="Compact"/>
+      </w:pPr>
+      <w:r>
+        <w:rPr>
+          <w:bCs/>
+          <w:rFonts w:ascii="Microsoft YaHei" w:hAnsi="Microsoft YaHei" w:eastAsia="Microsoft YaHei" w:cs="Microsoft YaHei"/>
+          <w:b/>
+          <w:color w:val="222222"/>
+        </w:rPr>
+        <w:t xml:space="preserve">对账</w:t>
+      </w:r>
+      <w:r>
+        <w:rPr>
+          <w:rFonts w:ascii="Microsoft YaHei" w:hAnsi="Microsoft YaHei" w:eastAsia="Microsoft YaHei" w:cs="Microsoft YaHei"/>
+        </w:rPr>
+        <w:t xml:space="preserve">：按天、按分类比对修复前后的投注、派彩、审计费用；三类合计应保持不变，只是在分类之间转移。差异清单交财务 / 合规与 MegaXcess 确认。</w:t>
       </w:r>
     </w:p>
     <w:p>
@@ -4542,9 +5609,18 @@
       </w:pPr>
       <w:r>
         <w:rPr>
-          <w:rFonts w:ascii="Microsoft YaHei" w:hAnsi="Microsoft YaHei" w:eastAsia="Microsoft YaHei" w:cs="Microsoft YaHei"/>
-        </w:rPr>
-        <w:t xml:space="preserve">☐ 游戏配置中恰好 7 款游戏为 NG、13 款为 eBINGO，与名单逐条一致；其余游戏全部为 EGAMES，没有空值。</w:t>
+          <w:bCs/>
+          <w:rFonts w:ascii="Microsoft YaHei" w:hAnsi="Microsoft YaHei" w:eastAsia="Microsoft YaHei" w:cs="Microsoft YaHei"/>
+          <w:b/>
+          <w:color w:val="222222"/>
+        </w:rPr>
+        <w:t xml:space="preserve">报表口径</w:t>
+      </w:r>
+      <w:r>
+        <w:rPr>
+          <w:rFonts w:ascii="Microsoft YaHei" w:hAnsi="Microsoft YaHei" w:eastAsia="Microsoft YaHei" w:cs="Microsoft YaHei"/>
+        </w:rPr>
+        <w:t xml:space="preserve">：按本地时区 UTC+8 自然日（0:00:00–23:59:59）统计，过滤测试用户（Test 前缀），金额保留 2 位小数。</w:t>
       </w:r>
     </w:p>
     <w:p>
@@ -4557,148 +5633,22 @@
       </w:pPr>
       <w:r>
         <w:rPr>
-          <w:rFonts w:ascii="Microsoft YaHei" w:hAnsi="Microsoft YaHei" w:eastAsia="Microsoft YaHei" w:cs="Microsoft YaHei"/>
-        </w:rPr>
-        <w:t xml:space="preserve">☐ 修复完成后，列表中不再出现「分类异常」标记。</w:t>
-      </w:r>
-    </w:p>
-    <w:p>
-      <w:pPr>
-        <w:numPr>
-          <w:ilvl w:val="0"/>
-          <w:numId w:val="1011"/>
-        </w:numPr>
-        <w:pStyle w:val="Compact"/>
-      </w:pPr>
-      <w:r>
-        <w:rPr>
-          <w:rFonts w:ascii="Microsoft YaHei" w:hAnsi="Microsoft YaHei" w:eastAsia="Microsoft YaHei" w:cs="Microsoft YaHei"/>
-        </w:rPr>
-        <w:t xml:space="preserve">☐ 按平台名称筛选，列表只显示对应分类的游戏；重置后恢复全部。</w:t>
-      </w:r>
-    </w:p>
-    <w:p>
-      <w:pPr>
-        <w:numPr>
-          <w:ilvl w:val="0"/>
-          <w:numId w:val="1011"/>
-        </w:numPr>
-        <w:pStyle w:val="Compact"/>
-      </w:pPr>
-      <w:r>
-        <w:rPr>
-          <w:rFonts w:ascii="Microsoft YaHei" w:hAnsi="Microsoft YaHei" w:eastAsia="Microsoft YaHei" w:cs="Microsoft YaHei"/>
-        </w:rPr>
-        <w:t xml:space="preserve">☐ 添加游戏时，选厂商、填游戏ID后自动带出平台名称；名单内游戏选不了其他分类，名单外游戏只能选 EGAMES。</w:t>
-      </w:r>
-    </w:p>
-    <w:p>
-      <w:pPr>
-        <w:numPr>
-          <w:ilvl w:val="0"/>
-          <w:numId w:val="1011"/>
-        </w:numPr>
-        <w:pStyle w:val="Compact"/>
-      </w:pPr>
-      <w:r>
-        <w:rPr>
-          <w:rFonts w:ascii="Microsoft YaHei" w:hAnsi="Microsoft YaHei" w:eastAsia="Microsoft YaHei" w:cs="Microsoft YaHei"/>
-        </w:rPr>
-        <w:t xml:space="preserve">☐ 编辑分类错误的历史游戏时出现红字提示，不改对无法保存；改对后列表同步更新。</w:t>
-      </w:r>
-    </w:p>
-    <w:p>
-      <w:pPr>
-        <w:numPr>
-          <w:ilvl w:val="0"/>
-          <w:numId w:val="1011"/>
-        </w:numPr>
-        <w:pStyle w:val="Compact"/>
-      </w:pPr>
-      <w:r>
-        <w:rPr>
-          <w:rFonts w:ascii="Microsoft YaHei" w:hAnsi="Microsoft YaHei" w:eastAsia="Microsoft YaHei" w:cs="Microsoft YaHei"/>
-        </w:rPr>
-        <w:t xml:space="preserve">☐ 直接调用保存接口提交错误分类被拒绝。</w:t>
-      </w:r>
-    </w:p>
-    <w:p>
-      <w:pPr>
-        <w:numPr>
-          <w:ilvl w:val="0"/>
-          <w:numId w:val="1011"/>
-        </w:numPr>
-        <w:pStyle w:val="Compact"/>
-      </w:pPr>
-      <w:r>
-        <w:rPr>
-          <w:rFonts w:ascii="Microsoft YaHei" w:hAnsi="Microsoft YaHei" w:eastAsia="Microsoft YaHei" w:cs="Microsoft YaHei"/>
-        </w:rPr>
-        <w:t xml:space="preserve">☐ 厂商新同步的游戏自动得到正确分类。</w:t>
-      </w:r>
-    </w:p>
-    <w:p>
-      <w:pPr>
-        <w:numPr>
-          <w:ilvl w:val="0"/>
-          <w:numId w:val="1011"/>
-        </w:numPr>
-        <w:pStyle w:val="Compact"/>
-      </w:pPr>
-      <w:r>
-        <w:rPr>
-          <w:rFonts w:ascii="Microsoft YaHei" w:hAnsi="Microsoft YaHei" w:eastAsia="Microsoft YaHei" w:cs="Microsoft YaHei"/>
-        </w:rPr>
-        <w:t xml:space="preserve">☐ 对局查询（下注时间 / 结算时间）的平台名称选项为 NG / eBINGO / EGAMES，没有 Special Game；列表和导出一致。</w:t>
-      </w:r>
-    </w:p>
-    <w:p>
-      <w:pPr>
-        <w:numPr>
-          <w:ilvl w:val="0"/>
-          <w:numId w:val="1011"/>
-        </w:numPr>
-        <w:pStyle w:val="Compact"/>
-      </w:pPr>
-      <w:r>
-        <w:rPr>
-          <w:rFonts w:ascii="Microsoft YaHei" w:hAnsi="Microsoft YaHei" w:eastAsia="Microsoft YaHei" w:cs="Microsoft YaHei"/>
-        </w:rPr>
-        <w:t xml:space="preserve">☐ 三方游戏统计三张报表按新分类取数；修复前后同一天三类合计的投注、派彩、审计费用不变。</w:t>
-      </w:r>
-    </w:p>
-    <w:p>
-      <w:pPr>
-        <w:numPr>
-          <w:ilvl w:val="0"/>
-          <w:numId w:val="1011"/>
-        </w:numPr>
-        <w:pStyle w:val="Compact"/>
-      </w:pPr>
-      <w:r>
-        <w:rPr>
-          <w:rFonts w:ascii="Microsoft YaHei" w:hAnsi="Microsoft YaHei" w:eastAsia="Microsoft YaHei" w:cs="Microsoft YaHei"/>
-        </w:rPr>
-        <w:t xml:space="preserve">☐ 后台、API、注单、报表、导出的分类写法全部为 NG / eBINGO / EGAMES。</w:t>
-      </w:r>
-    </w:p>
-    <w:p>
-      <w:pPr>
-        <w:numPr>
-          <w:ilvl w:val="0"/>
-          <w:numId w:val="1011"/>
-        </w:numPr>
-        <w:pStyle w:val="Compact"/>
-      </w:pPr>
-      <w:r>
-        <w:rPr>
-          <w:rFonts w:ascii="Microsoft YaHei" w:hAnsi="Microsoft YaHei" w:eastAsia="Microsoft YaHei" w:cs="Microsoft YaHei"/>
-        </w:rPr>
-        <w:t xml:space="preserve">☐ 涉及的数据修改和游戏编辑都有操作日志（操作账号、时间、修改前后值）。</w:t>
-      </w:r>
-    </w:p>
-    <w:bookmarkEnd w:id="32"/>
-    <w:bookmarkStart w:id="33" w:name="覆盖范围"/>
+          <w:bCs/>
+          <w:rFonts w:ascii="Microsoft YaHei" w:hAnsi="Microsoft YaHei" w:eastAsia="Microsoft YaHei" w:cs="Microsoft YaHei"/>
+          <w:b/>
+          <w:color w:val="222222"/>
+        </w:rPr>
+        <w:t xml:space="preserve">执行方式</w:t>
+      </w:r>
+      <w:r>
+        <w:rPr>
+          <w:rFonts w:ascii="Microsoft YaHei" w:hAnsi="Microsoft YaHei" w:eastAsia="Microsoft YaHei" w:cs="Microsoft YaHei"/>
+        </w:rPr>
+        <w:t xml:space="preserve">：脚本先在 QA 环境跑一遍，结果确认后再上生产；生产执行选低峰时段，并准备回滚脚本。</w:t>
+      </w:r>
+    </w:p>
+    <w:bookmarkEnd w:id="31"/>
+    <w:bookmarkStart w:id="32" w:name="边界与异常"/>
     <w:p>
       <w:pPr>
         <w:pStyle w:val="Heading2"/>
@@ -4711,131 +5661,7 @@
           <w:rFonts w:ascii="Microsoft YaHei" w:hAnsi="Microsoft YaHei" w:eastAsia="Microsoft YaHei" w:cs="Microsoft YaHei"/>
           <w:b/>
         </w:rPr>
-        <w:t xml:space="preserve">覆盖范围</w:t>
-      </w:r>
-    </w:p>
-    <w:p>
-      <w:pPr>
-        <w:numPr>
-          <w:ilvl w:val="0"/>
-          <w:numId w:val="1012"/>
-        </w:numPr>
-        <w:pStyle w:val="Compact"/>
-      </w:pPr>
-      <w:r>
-        <w:rPr>
-          <w:bCs/>
-          <w:rFonts w:ascii="Microsoft YaHei" w:hAnsi="Microsoft YaHei" w:eastAsia="Microsoft YaHei" w:cs="Microsoft YaHei"/>
-          <w:b/>
-          <w:color w:val="222222"/>
-        </w:rPr>
-        <w:t xml:space="preserve">管理后台</w:t>
-      </w:r>
-      <w:r>
-        <w:rPr>
-          <w:rFonts w:ascii="Microsoft YaHei" w:hAnsi="Microsoft YaHei" w:eastAsia="Microsoft YaHei" w:cs="Microsoft YaHei"/>
-        </w:rPr>
-        <w:t xml:space="preserve">（PC）：游戏配置、对局查询、三方游戏统计及相关导出。</w:t>
-      </w:r>
-    </w:p>
-    <w:p>
-      <w:pPr>
-        <w:numPr>
-          <w:ilvl w:val="0"/>
-          <w:numId w:val="1012"/>
-        </w:numPr>
-        <w:pStyle w:val="Compact"/>
-      </w:pPr>
-      <w:r>
-        <w:rPr>
-          <w:bCs/>
-          <w:rFonts w:ascii="Microsoft YaHei" w:hAnsi="Microsoft YaHei" w:eastAsia="Microsoft YaHei" w:cs="Microsoft YaHei"/>
-          <w:b/>
-          <w:color w:val="222222"/>
-        </w:rPr>
-        <w:t xml:space="preserve">服务端</w:t>
-      </w:r>
-      <w:r>
-        <w:rPr>
-          <w:rFonts w:ascii="Microsoft YaHei" w:hAnsi="Microsoft YaHei" w:eastAsia="Microsoft YaHei" w:cs="Microsoft YaHei"/>
-        </w:rPr>
-        <w:t xml:space="preserve">：名单配置、游戏表、厂商同步、注单、报表任务、API。</w:t>
-      </w:r>
-    </w:p>
-    <w:p>
-      <w:pPr>
-        <w:numPr>
-          <w:ilvl w:val="0"/>
-          <w:numId w:val="1012"/>
-        </w:numPr>
-        <w:pStyle w:val="Compact"/>
-      </w:pPr>
-      <w:r>
-        <w:rPr>
-          <w:bCs/>
-          <w:rFonts w:ascii="Microsoft YaHei" w:hAnsi="Microsoft YaHei" w:eastAsia="Microsoft YaHei" w:cs="Microsoft YaHei"/>
-          <w:b/>
-          <w:color w:val="222222"/>
-        </w:rPr>
-        <w:t xml:space="preserve">C 端</w:t>
-      </w:r>
-      <w:r>
-        <w:rPr>
-          <w:rFonts w:ascii="Microsoft YaHei" w:hAnsi="Microsoft YaHei" w:eastAsia="Microsoft YaHei" w:cs="Microsoft YaHei"/>
-        </w:rPr>
-        <w:t xml:space="preserve">（H5 / PC / PWA / Android APP / iOS / Maya · Glife 小程序）：无页面改动，前台游戏入口仍按「游戏类别」展示。若前台接口返回了分类字段，需确认没有依赖旧取值。</w:t>
-      </w:r>
-    </w:p>
-    <w:p>
-      <w:pPr>
-        <w:numPr>
-          <w:ilvl w:val="0"/>
-          <w:numId w:val="1012"/>
-        </w:numPr>
-        <w:pStyle w:val="Compact"/>
-      </w:pPr>
-      <w:r>
-        <w:rPr>
-          <w:bCs/>
-          <w:rFonts w:ascii="Microsoft YaHei" w:hAnsi="Microsoft YaHei" w:eastAsia="Microsoft YaHei" w:cs="Microsoft YaHei"/>
-          <w:b/>
-          <w:color w:val="222222"/>
-        </w:rPr>
-        <w:t xml:space="preserve">代理后台</w:t>
-      </w:r>
-      <w:r>
-        <w:rPr>
-          <w:rFonts w:ascii="Microsoft YaHei" w:hAnsi="Microsoft YaHei" w:eastAsia="Microsoft YaHei" w:cs="Microsoft YaHei"/>
-        </w:rPr>
-        <w:t xml:space="preserve">：如报表按平台分类统计，需同步口径（待确认）。</w:t>
-      </w:r>
-    </w:p>
-    <w:bookmarkEnd w:id="33"/>
-    <w:bookmarkStart w:id="34" w:name="检查清单对照"/>
-    <w:p>
-      <w:pPr>
-        <w:pStyle w:val="Heading2"/>
-        <w:pBdr>
-          <w:bottom w:val="single" w:sz="6" w:space="4" w:color="D6DEE8"/>
-        </w:pBdr>
-      </w:pPr>
-      <w:r>
-        <w:rPr>
-          <w:rFonts w:ascii="Microsoft YaHei" w:hAnsi="Microsoft YaHei" w:eastAsia="Microsoft YaHei" w:cs="Microsoft YaHei"/>
-          <w:b/>
-        </w:rPr>
-        <w:t xml:space="preserve">检查清单对照</w:t>
-      </w:r>
-    </w:p>
-    <w:p>
-      <w:pPr>
-        <w:pStyle w:val="FirstParagraph"/>
-      </w:pPr>
-      <w:r>
-        <w:rPr>
-          <w:rFonts w:ascii="Microsoft YaHei" w:hAnsi="Microsoft YaHei" w:eastAsia="Microsoft YaHei" w:cs="Microsoft YaHei"/>
-        </w:rPr>
-        <w:t xml:space="preserve">对照知识库第 18 章检查清单：本需求涉及合规、报表、时区、数据查询、操作日志与权限、覆盖端 6 项；不涉及 KYC、账号状态、活动配置、营销费用、账变通知、流水提现、充值渠道、风控。</w:t>
+        <w:t xml:space="preserve">边界与异常</w:t>
       </w:r>
     </w:p>
     <w:tbl>
@@ -4885,7 +5711,7 @@
                 <w:color w:val="1F3864"/>
                 <w:sz w:val="20"/>
               </w:rPr>
-              <w:t xml:space="preserve">检查项</w:t>
+              <w:t xml:space="preserve">场景</w:t>
             </w:r>
           </w:p>
         </w:tc>
@@ -4906,7 +5732,7 @@
                 <w:color w:val="1F3864"/>
                 <w:sz w:val="20"/>
               </w:rPr>
-              <w:t xml:space="preserve">本需求的处理</w:t>
+              <w:t xml:space="preserve">处理</w:t>
             </w:r>
           </w:p>
         </w:tc>
@@ -4926,25 +5752,25 @@
                 <w:color w:val="333333"/>
                 <w:sz w:val="20"/>
               </w:rPr>
-              <w:t xml:space="preserve">1 覆盖端</w:t>
-            </w:r>
-          </w:p>
-        </w:tc>
-        <w:tc>
-          <w:tcPr/>
-          <w:p>
-            <w:pPr>
-              <w:pStyle w:val="Compact"/>
-              <w:spacing w:line="312" w:lineRule="auto" w:after="0" w:before="0"/>
-              <w:jc w:val="left"/>
-            </w:pPr>
-            <w:r>
-              <w:rPr>
-                <w:rFonts w:ascii="Microsoft YaHei" w:hAnsi="Microsoft YaHei" w:eastAsia="Microsoft YaHei" w:cs="Microsoft YaHei"/>
-                <w:color w:val="333333"/>
-                <w:sz w:val="20"/>
-              </w:rPr>
-              <w:t xml:space="preserve">仅后台 + 服务端，C 端无页面改动</w:t>
+              <w:t xml:space="preserve">游戏ID在名单内，但厂商不是名单对应厂商</w:t>
+            </w:r>
+          </w:p>
+        </w:tc>
+        <w:tc>
+          <w:tcPr/>
+          <w:p>
+            <w:pPr>
+              <w:pStyle w:val="Compact"/>
+              <w:spacing w:line="312" w:lineRule="auto" w:after="0" w:before="0"/>
+              <w:jc w:val="left"/>
+            </w:pPr>
+            <w:r>
+              <w:rPr>
+                <w:rFonts w:ascii="Microsoft YaHei" w:hAnsi="Microsoft YaHei" w:eastAsia="Microsoft YaHei" w:cs="Microsoft YaHei"/>
+                <w:color w:val="333333"/>
+                <w:sz w:val="20"/>
+              </w:rPr>
+              <w:t xml:space="preserve">不命中，归 EGAMES；判定必须是「厂商 + 游戏ID」同时匹配</w:t>
             </w:r>
           </w:p>
         </w:tc>
@@ -4966,27 +5792,27 @@
                 <w:color w:val="333333"/>
                 <w:sz w:val="20"/>
               </w:rPr>
-              <w:t xml:space="preserve">3 NDRP / PAGCOR 合规</w:t>
-            </w:r>
-          </w:p>
-        </w:tc>
-        <w:tc>
-          <w:tcPr>
-            <w:shd w:val="clear" w:color="auto" w:fill="F7F9FC"/>
-          </w:tcPr>
-          <w:p>
-            <w:pPr>
-              <w:pStyle w:val="Compact"/>
-              <w:spacing w:line="312" w:lineRule="auto" w:after="0" w:before="0"/>
-              <w:jc w:val="left"/>
-            </w:pPr>
-            <w:r>
-              <w:rPr>
-                <w:rFonts w:ascii="Microsoft YaHei" w:hAnsi="Microsoft YaHei" w:eastAsia="Microsoft YaHei" w:cs="Microsoft YaHei"/>
-                <w:color w:val="333333"/>
-                <w:sz w:val="20"/>
-              </w:rPr>
-              <w:t xml:space="preserve">核心：分类需与 MegaXcess / PAGCOR 名单一致，影响审计抽成报表</w:t>
+              <w:t xml:space="preserve">同名但游戏ID不同（如不同版本）</w:t>
+            </w:r>
+          </w:p>
+        </w:tc>
+        <w:tc>
+          <w:tcPr>
+            <w:shd w:val="clear" w:color="auto" w:fill="F7F9FC"/>
+          </w:tcPr>
+          <w:p>
+            <w:pPr>
+              <w:pStyle w:val="Compact"/>
+              <w:spacing w:line="312" w:lineRule="auto" w:after="0" w:before="0"/>
+              <w:jc w:val="left"/>
+            </w:pPr>
+            <w:r>
+              <w:rPr>
+                <w:rFonts w:ascii="Microsoft YaHei" w:hAnsi="Microsoft YaHei" w:eastAsia="Microsoft YaHei" w:cs="Microsoft YaHei"/>
+                <w:color w:val="333333"/>
+                <w:sz w:val="20"/>
+              </w:rPr>
+              <w:t xml:space="preserve">按游戏ID判定；两份名单均标注 V. 1，后续新版本默认 EGAMES，需名单更新才归入 NG / eBINGO</w:t>
             </w:r>
           </w:p>
         </w:tc>
@@ -5006,25 +5832,25 @@
                 <w:color w:val="333333"/>
                 <w:sz w:val="20"/>
               </w:rPr>
-              <w:t xml:space="preserve">11 时区与时间</w:t>
-            </w:r>
-          </w:p>
-        </w:tc>
-        <w:tc>
-          <w:tcPr/>
-          <w:p>
-            <w:pPr>
-              <w:pStyle w:val="Compact"/>
-              <w:spacing w:line="312" w:lineRule="auto" w:after="0" w:before="0"/>
-              <w:jc w:val="left"/>
-            </w:pPr>
-            <w:r>
-              <w:rPr>
-                <w:rFonts w:ascii="Microsoft YaHei" w:hAnsi="Microsoft YaHei" w:eastAsia="Microsoft YaHei" w:cs="Microsoft YaHei"/>
-                <w:color w:val="333333"/>
-                <w:sz w:val="20"/>
-              </w:rPr>
-              <w:t xml:space="preserve">报表按 UTC+8 自然日；后台显示时间为 −04:00</w:t>
+              <w:t xml:space="preserve">运营改了游戏名称</w:t>
+            </w:r>
+          </w:p>
+        </w:tc>
+        <w:tc>
+          <w:tcPr/>
+          <w:p>
+            <w:pPr>
+              <w:pStyle w:val="Compact"/>
+              <w:spacing w:line="312" w:lineRule="auto" w:after="0" w:before="0"/>
+              <w:jc w:val="left"/>
+            </w:pPr>
+            <w:r>
+              <w:rPr>
+                <w:rFonts w:ascii="Microsoft YaHei" w:hAnsi="Microsoft YaHei" w:eastAsia="Microsoft YaHei" w:cs="Microsoft YaHei"/>
+                <w:color w:val="333333"/>
+                <w:sz w:val="20"/>
+              </w:rPr>
+              <w:t xml:space="preserve">不影响分类</w:t>
             </w:r>
           </w:p>
         </w:tc>
@@ -5046,27 +5872,27 @@
                 <w:color w:val="333333"/>
                 <w:sz w:val="20"/>
               </w:rPr>
-              <w:t xml:space="preserve">12 数据查询</w:t>
-            </w:r>
-          </w:p>
-        </w:tc>
-        <w:tc>
-          <w:tcPr>
-            <w:shd w:val="clear" w:color="auto" w:fill="F7F9FC"/>
-          </w:tcPr>
-          <w:p>
-            <w:pPr>
-              <w:pStyle w:val="Compact"/>
-              <w:spacing w:line="312" w:lineRule="auto" w:after="0" w:before="0"/>
-              <w:jc w:val="left"/>
-            </w:pPr>
-            <w:r>
-              <w:rPr>
-                <w:rFonts w:ascii="Microsoft YaHei" w:hAnsi="Microsoft YaHei" w:eastAsia="Microsoft YaHei" w:cs="Microsoft YaHei"/>
-                <w:color w:val="333333"/>
-                <w:sz w:val="20"/>
-              </w:rPr>
-              <w:t xml:space="preserve">查询最长 31 天、导出走【报表下载】、过滤测试用户、金额 2 位小数，沿用现有规则</w:t>
+              <w:t xml:space="preserve">编辑游戏时改了厂商或游戏ID</w:t>
+            </w:r>
+          </w:p>
+        </w:tc>
+        <w:tc>
+          <w:tcPr>
+            <w:shd w:val="clear" w:color="auto" w:fill="F7F9FC"/>
+          </w:tcPr>
+          <w:p>
+            <w:pPr>
+              <w:pStyle w:val="Compact"/>
+              <w:spacing w:line="312" w:lineRule="auto" w:after="0" w:before="0"/>
+              <w:jc w:val="left"/>
+            </w:pPr>
+            <w:r>
+              <w:rPr>
+                <w:rFonts w:ascii="Microsoft YaHei" w:hAnsi="Microsoft YaHei" w:eastAsia="Microsoft YaHei" w:cs="Microsoft YaHei"/>
+                <w:color w:val="333333"/>
+                <w:sz w:val="20"/>
+              </w:rPr>
+              <w:t xml:space="preserve">重新按名单判定并带出平台名称</w:t>
             </w:r>
           </w:p>
         </w:tc>
@@ -5086,25 +5912,25 @@
                 <w:color w:val="333333"/>
                 <w:sz w:val="20"/>
               </w:rPr>
-              <w:t xml:space="preserve">13 操作日志与权限</w:t>
-            </w:r>
-          </w:p>
-        </w:tc>
-        <w:tc>
-          <w:tcPr/>
-          <w:p>
-            <w:pPr>
-              <w:pStyle w:val="Compact"/>
-              <w:spacing w:line="312" w:lineRule="auto" w:after="0" w:before="0"/>
-              <w:jc w:val="left"/>
-            </w:pPr>
-            <w:r>
-              <w:rPr>
-                <w:rFonts w:ascii="Microsoft YaHei" w:hAnsi="Microsoft YaHei" w:eastAsia="Microsoft YaHei" w:cs="Microsoft YaHei"/>
-                <w:color w:val="333333"/>
-                <w:sz w:val="20"/>
-              </w:rPr>
-              <w:t xml:space="preserve">游戏编辑、批量修复记入【日志管理 &gt; 操作日志】；名单只读，后台无修改入口；PAGCOR 权限菜单是否需要看到名单待确认</w:t>
+              <w:t xml:space="preserve">打开分类错误的历史游戏编辑</w:t>
+            </w:r>
+          </w:p>
+        </w:tc>
+        <w:tc>
+          <w:tcPr/>
+          <w:p>
+            <w:pPr>
+              <w:pStyle w:val="Compact"/>
+              <w:spacing w:line="312" w:lineRule="auto" w:after="0" w:before="0"/>
+              <w:jc w:val="left"/>
+            </w:pPr>
+            <w:r>
+              <w:rPr>
+                <w:rFonts w:ascii="Microsoft YaHei" w:hAnsi="Microsoft YaHei" w:eastAsia="Microsoft YaHei" w:cs="Microsoft YaHei"/>
+                <w:color w:val="333333"/>
+                <w:sz w:val="20"/>
+              </w:rPr>
+              <w:t xml:space="preserve">红字提示应为 X，改对才能保存</w:t>
             </w:r>
           </w:p>
         </w:tc>
@@ -5126,34 +5952,876 @@
                 <w:color w:val="333333"/>
                 <w:sz w:val="20"/>
               </w:rPr>
-              <w:t xml:space="preserve">15 原型规范</w:t>
-            </w:r>
-          </w:p>
-        </w:tc>
-        <w:tc>
-          <w:tcPr>
-            <w:shd w:val="clear" w:color="auto" w:fill="F7F9FC"/>
-          </w:tcPr>
-          <w:p>
-            <w:pPr>
-              <w:pStyle w:val="Compact"/>
-              <w:spacing w:line="312" w:lineRule="auto" w:after="0" w:before="0"/>
-              <w:jc w:val="left"/>
-            </w:pPr>
-            <w:r>
-              <w:rPr>
-                <w:rFonts w:ascii="Microsoft YaHei" w:hAnsi="Microsoft YaHei" w:eastAsia="Microsoft YaHei" w:cs="Microsoft YaHei"/>
-                <w:color w:val="333333"/>
-                <w:sz w:val="20"/>
-              </w:rPr>
-              <w:t xml:space="preserve">已写菜单路径、页面说明、边界与异常、验收标准；无 C 端文案；无需 UI 设计</w:t>
+              <w:t xml:space="preserve">绕过前端直接调接口保存错误分类</w:t>
+            </w:r>
+          </w:p>
+        </w:tc>
+        <w:tc>
+          <w:tcPr>
+            <w:shd w:val="clear" w:color="auto" w:fill="F7F9FC"/>
+          </w:tcPr>
+          <w:p>
+            <w:pPr>
+              <w:pStyle w:val="Compact"/>
+              <w:spacing w:line="312" w:lineRule="auto" w:after="0" w:before="0"/>
+              <w:jc w:val="left"/>
+            </w:pPr>
+            <w:r>
+              <w:rPr>
+                <w:rFonts w:ascii="Microsoft YaHei" w:hAnsi="Microsoft YaHei" w:eastAsia="Microsoft YaHei" w:cs="Microsoft YaHei"/>
+                <w:color w:val="333333"/>
+                <w:sz w:val="20"/>
+              </w:rPr>
+              <w:t xml:space="preserve">服务端拒绝并返回错误码</w:t>
+            </w:r>
+          </w:p>
+        </w:tc>
+      </w:tr>
+      <w:tr>
+        <w:tc>
+          <w:tcPr/>
+          <w:p>
+            <w:pPr>
+              <w:pStyle w:val="Compact"/>
+              <w:spacing w:line="312" w:lineRule="auto" w:after="0" w:before="0"/>
+              <w:jc w:val="left"/>
+            </w:pPr>
+            <w:r>
+              <w:rPr>
+                <w:rFonts w:ascii="Microsoft YaHei" w:hAnsi="Microsoft YaHei" w:eastAsia="Microsoft YaHei" w:cs="Microsoft YaHei"/>
+                <w:color w:val="333333"/>
+                <w:sz w:val="20"/>
+              </w:rPr>
+              <w:t xml:space="preserve">厂商同步新游戏时名单表不可用</w:t>
+            </w:r>
+          </w:p>
+        </w:tc>
+        <w:tc>
+          <w:tcPr/>
+          <w:p>
+            <w:pPr>
+              <w:pStyle w:val="Compact"/>
+              <w:spacing w:line="312" w:lineRule="auto" w:after="0" w:before="0"/>
+              <w:jc w:val="left"/>
+            </w:pPr>
+            <w:r>
+              <w:rPr>
+                <w:rFonts w:ascii="Microsoft YaHei" w:hAnsi="Microsoft YaHei" w:eastAsia="Microsoft YaHei" w:cs="Microsoft YaHei"/>
+                <w:color w:val="333333"/>
+                <w:sz w:val="20"/>
+              </w:rPr>
+              <w:t xml:space="preserve">不写空值；该游戏暂不入库或标记待处理并告警，技术选定其一</w:t>
+            </w:r>
+          </w:p>
+        </w:tc>
+      </w:tr>
+      <w:tr>
+        <w:tc>
+          <w:tcPr>
+            <w:shd w:val="clear" w:color="auto" w:fill="F7F9FC"/>
+          </w:tcPr>
+          <w:p>
+            <w:pPr>
+              <w:pStyle w:val="Compact"/>
+              <w:spacing w:line="312" w:lineRule="auto" w:after="0" w:before="0"/>
+              <w:jc w:val="left"/>
+            </w:pPr>
+            <w:r>
+              <w:rPr>
+                <w:rFonts w:ascii="Microsoft YaHei" w:hAnsi="Microsoft YaHei" w:eastAsia="Microsoft YaHei" w:cs="Microsoft YaHei"/>
+                <w:color w:val="333333"/>
+                <w:sz w:val="20"/>
+              </w:rPr>
+              <w:t xml:space="preserve">已停用 / 已删除的游戏</w:t>
+            </w:r>
+          </w:p>
+        </w:tc>
+        <w:tc>
+          <w:tcPr>
+            <w:shd w:val="clear" w:color="auto" w:fill="F7F9FC"/>
+          </w:tcPr>
+          <w:p>
+            <w:pPr>
+              <w:pStyle w:val="Compact"/>
+              <w:spacing w:line="312" w:lineRule="auto" w:after="0" w:before="0"/>
+              <w:jc w:val="left"/>
+            </w:pPr>
+            <w:r>
+              <w:rPr>
+                <w:rFonts w:ascii="Microsoft YaHei" w:hAnsi="Microsoft YaHei" w:eastAsia="Microsoft YaHei" w:cs="Microsoft YaHei"/>
+                <w:color w:val="333333"/>
+                <w:sz w:val="20"/>
+              </w:rPr>
+              <w:t xml:space="preserve">同样修正分类，历史注单仍需正确归类</w:t>
+            </w:r>
+          </w:p>
+        </w:tc>
+      </w:tr>
+      <w:tr>
+        <w:tc>
+          <w:tcPr/>
+          <w:p>
+            <w:pPr>
+              <w:pStyle w:val="Compact"/>
+              <w:spacing w:line="312" w:lineRule="auto" w:after="0" w:before="0"/>
+              <w:jc w:val="left"/>
+            </w:pPr>
+            <w:r>
+              <w:rPr>
+                <w:rFonts w:ascii="Microsoft YaHei" w:hAnsi="Microsoft YaHei" w:eastAsia="Microsoft YaHei" w:cs="Microsoft YaHei"/>
+                <w:color w:val="333333"/>
+                <w:sz w:val="20"/>
+              </w:rPr>
+              <w:t xml:space="preserve">跨日注单（下注与结算不在同一天）</w:t>
+            </w:r>
+          </w:p>
+        </w:tc>
+        <w:tc>
+          <w:tcPr/>
+          <w:p>
+            <w:pPr>
+              <w:pStyle w:val="Compact"/>
+              <w:spacing w:line="312" w:lineRule="auto" w:after="0" w:before="0"/>
+              <w:jc w:val="left"/>
+            </w:pPr>
+            <w:r>
+              <w:rPr>
+                <w:rFonts w:ascii="Microsoft YaHei" w:hAnsi="Microsoft YaHei" w:eastAsia="Microsoft YaHei" w:cs="Microsoft YaHei"/>
+                <w:color w:val="333333"/>
+                <w:sz w:val="20"/>
+              </w:rPr>
+              <w:t xml:space="preserve">快照以结算写入时为准，报表按现有口径归日</w:t>
+            </w:r>
+          </w:p>
+        </w:tc>
+      </w:tr>
+      <w:tr>
+        <w:tc>
+          <w:tcPr>
+            <w:shd w:val="clear" w:color="auto" w:fill="F7F9FC"/>
+          </w:tcPr>
+          <w:p>
+            <w:pPr>
+              <w:pStyle w:val="Compact"/>
+              <w:spacing w:line="312" w:lineRule="auto" w:after="0" w:before="0"/>
+              <w:jc w:val="left"/>
+            </w:pPr>
+            <w:r>
+              <w:rPr>
+                <w:rFonts w:ascii="Microsoft YaHei" w:hAnsi="Microsoft YaHei" w:eastAsia="Microsoft YaHei" w:cs="Microsoft YaHei"/>
+                <w:color w:val="333333"/>
+                <w:sz w:val="20"/>
+              </w:rPr>
+              <w:t xml:space="preserve">名单日后变更</w:t>
+            </w:r>
+          </w:p>
+        </w:tc>
+        <w:tc>
+          <w:tcPr>
+            <w:shd w:val="clear" w:color="auto" w:fill="F7F9FC"/>
+          </w:tcPr>
+          <w:p>
+            <w:pPr>
+              <w:pStyle w:val="Compact"/>
+              <w:spacing w:line="312" w:lineRule="auto" w:after="0" w:before="0"/>
+              <w:jc w:val="left"/>
+            </w:pPr>
+            <w:r>
+              <w:rPr>
+                <w:rFonts w:ascii="Microsoft YaHei" w:hAnsi="Microsoft YaHei" w:eastAsia="Microsoft YaHei" w:cs="Microsoft YaHei"/>
+                <w:color w:val="333333"/>
+                <w:sz w:val="20"/>
+              </w:rPr>
+              <w:t xml:space="preserve">技术配置 + 审批后生效；触发全量校验；是否追溯历史注单单独评审</w:t>
             </w:r>
           </w:p>
         </w:tc>
       </w:tr>
     </w:tbl>
+    <w:bookmarkEnd w:id="32"/>
+    <w:bookmarkStart w:id="33" w:name="验收标准"/>
+    <w:p>
+      <w:pPr>
+        <w:pStyle w:val="Heading2"/>
+        <w:pBdr>
+          <w:bottom w:val="single" w:sz="6" w:space="4" w:color="D6DEE8"/>
+        </w:pBdr>
+      </w:pPr>
+      <w:r>
+        <w:rPr>
+          <w:rFonts w:ascii="Microsoft YaHei" w:hAnsi="Microsoft YaHei" w:eastAsia="Microsoft YaHei" w:cs="Microsoft YaHei"/>
+          <w:b/>
+        </w:rPr>
+        <w:t xml:space="preserve">验收标准</w:t>
+      </w:r>
+    </w:p>
+    <w:p>
+      <w:pPr>
+        <w:numPr>
+          <w:ilvl w:val="0"/>
+          <w:numId w:val="1012"/>
+        </w:numPr>
+        <w:pStyle w:val="Compact"/>
+      </w:pPr>
+      <w:r>
+        <w:rPr>
+          <w:rFonts w:ascii="Microsoft YaHei" w:hAnsi="Microsoft YaHei" w:eastAsia="Microsoft YaHei" w:cs="Microsoft YaHei"/>
+        </w:rPr>
+        <w:t xml:space="preserve">☐ 游戏配置中恰好 7 款游戏为 NG、13 款为 eBINGO，与名单逐条一致；其余游戏全部为 EGAMES，没有空值。</w:t>
+      </w:r>
+    </w:p>
+    <w:p>
+      <w:pPr>
+        <w:numPr>
+          <w:ilvl w:val="0"/>
+          <w:numId w:val="1012"/>
+        </w:numPr>
+        <w:pStyle w:val="Compact"/>
+      </w:pPr>
+      <w:r>
+        <w:rPr>
+          <w:rFonts w:ascii="Microsoft YaHei" w:hAnsi="Microsoft YaHei" w:eastAsia="Microsoft YaHei" w:cs="Microsoft YaHei"/>
+        </w:rPr>
+        <w:t xml:space="preserve">☐ 修复完成后，列表中不再出现「分类异常」标记。</w:t>
+      </w:r>
+    </w:p>
+    <w:p>
+      <w:pPr>
+        <w:numPr>
+          <w:ilvl w:val="0"/>
+          <w:numId w:val="1012"/>
+        </w:numPr>
+        <w:pStyle w:val="Compact"/>
+      </w:pPr>
+      <w:r>
+        <w:rPr>
+          <w:rFonts w:ascii="Microsoft YaHei" w:hAnsi="Microsoft YaHei" w:eastAsia="Microsoft YaHei" w:cs="Microsoft YaHei"/>
+        </w:rPr>
+        <w:t xml:space="preserve">☐ 按平台名称筛选，列表只显示对应分类的游戏；重置后恢复全部。</w:t>
+      </w:r>
+    </w:p>
+    <w:p>
+      <w:pPr>
+        <w:numPr>
+          <w:ilvl w:val="0"/>
+          <w:numId w:val="1012"/>
+        </w:numPr>
+        <w:pStyle w:val="Compact"/>
+      </w:pPr>
+      <w:r>
+        <w:rPr>
+          <w:rFonts w:ascii="Microsoft YaHei" w:hAnsi="Microsoft YaHei" w:eastAsia="Microsoft YaHei" w:cs="Microsoft YaHei"/>
+        </w:rPr>
+        <w:t xml:space="preserve">☐ 添加游戏时，选厂商、填游戏ID后自动带出平台名称；名单内游戏选不了其他分类，名单外游戏只能选 EGAMES。</w:t>
+      </w:r>
+    </w:p>
+    <w:p>
+      <w:pPr>
+        <w:numPr>
+          <w:ilvl w:val="0"/>
+          <w:numId w:val="1012"/>
+        </w:numPr>
+        <w:pStyle w:val="Compact"/>
+      </w:pPr>
+      <w:r>
+        <w:rPr>
+          <w:rFonts w:ascii="Microsoft YaHei" w:hAnsi="Microsoft YaHei" w:eastAsia="Microsoft YaHei" w:cs="Microsoft YaHei"/>
+        </w:rPr>
+        <w:t xml:space="preserve">☐ 编辑分类错误的历史游戏时出现红字提示，不改对无法保存；改对后列表同步更新。</w:t>
+      </w:r>
+    </w:p>
+    <w:p>
+      <w:pPr>
+        <w:numPr>
+          <w:ilvl w:val="0"/>
+          <w:numId w:val="1012"/>
+        </w:numPr>
+        <w:pStyle w:val="Compact"/>
+      </w:pPr>
+      <w:r>
+        <w:rPr>
+          <w:rFonts w:ascii="Microsoft YaHei" w:hAnsi="Microsoft YaHei" w:eastAsia="Microsoft YaHei" w:cs="Microsoft YaHei"/>
+        </w:rPr>
+        <w:t xml:space="preserve">☐ 直接调用保存接口提交错误分类被拒绝。</w:t>
+      </w:r>
+    </w:p>
+    <w:p>
+      <w:pPr>
+        <w:numPr>
+          <w:ilvl w:val="0"/>
+          <w:numId w:val="1012"/>
+        </w:numPr>
+        <w:pStyle w:val="Compact"/>
+      </w:pPr>
+      <w:r>
+        <w:rPr>
+          <w:rFonts w:ascii="Microsoft YaHei" w:hAnsi="Microsoft YaHei" w:eastAsia="Microsoft YaHei" w:cs="Microsoft YaHei"/>
+        </w:rPr>
+        <w:t xml:space="preserve">☐ 厂商新同步的游戏自动得到正确分类。</w:t>
+      </w:r>
+    </w:p>
+    <w:p>
+      <w:pPr>
+        <w:numPr>
+          <w:ilvl w:val="0"/>
+          <w:numId w:val="1012"/>
+        </w:numPr>
+        <w:pStyle w:val="Compact"/>
+      </w:pPr>
+      <w:r>
+        <w:rPr>
+          <w:rFonts w:ascii="Microsoft YaHei" w:hAnsi="Microsoft YaHei" w:eastAsia="Microsoft YaHei" w:cs="Microsoft YaHei"/>
+        </w:rPr>
+        <w:t xml:space="preserve">☐ 对局查询（下注时间 / 结算时间）的平台名称选项为 NG / eBINGO / EGAMES，没有 Special Game；列表和导出一致。</w:t>
+      </w:r>
+    </w:p>
+    <w:p>
+      <w:pPr>
+        <w:numPr>
+          <w:ilvl w:val="0"/>
+          <w:numId w:val="1012"/>
+        </w:numPr>
+        <w:pStyle w:val="Compact"/>
+      </w:pPr>
+      <w:r>
+        <w:rPr>
+          <w:rFonts w:ascii="Microsoft YaHei" w:hAnsi="Microsoft YaHei" w:eastAsia="Microsoft YaHei" w:cs="Microsoft YaHei"/>
+        </w:rPr>
+        <w:t xml:space="preserve">☐ 三方游戏统计三张报表按新分类取数；修复前后同一天三类合计的投注、派彩、审计费用不变。</w:t>
+      </w:r>
+    </w:p>
+    <w:p>
+      <w:pPr>
+        <w:numPr>
+          <w:ilvl w:val="0"/>
+          <w:numId w:val="1012"/>
+        </w:numPr>
+        <w:pStyle w:val="Compact"/>
+      </w:pPr>
+      <w:r>
+        <w:rPr>
+          <w:rFonts w:ascii="Microsoft YaHei" w:hAnsi="Microsoft YaHei" w:eastAsia="Microsoft YaHei" w:cs="Microsoft YaHei"/>
+        </w:rPr>
+        <w:t xml:space="preserve">☐ 后台、API、注单、报表、导出的分类写法全部为 NG / eBINGO / EGAMES。</w:t>
+      </w:r>
+    </w:p>
+    <w:p>
+      <w:pPr>
+        <w:numPr>
+          <w:ilvl w:val="0"/>
+          <w:numId w:val="1012"/>
+        </w:numPr>
+        <w:pStyle w:val="Compact"/>
+      </w:pPr>
+      <w:r>
+        <w:rPr>
+          <w:rFonts w:ascii="Microsoft YaHei" w:hAnsi="Microsoft YaHei" w:eastAsia="Microsoft YaHei" w:cs="Microsoft YaHei"/>
+        </w:rPr>
+        <w:t xml:space="preserve">☐ 涉及的数据修改和游戏编辑都有操作日志（操作账号、时间、修改前后值）。</w:t>
+      </w:r>
+    </w:p>
+    <w:p>
+      <w:pPr>
+        <w:numPr>
+          <w:ilvl w:val="0"/>
+          <w:numId w:val="1012"/>
+        </w:numPr>
+        <w:pStyle w:val="Compact"/>
+      </w:pPr>
+      <w:r>
+        <w:rPr>
+          <w:rFonts w:ascii="Microsoft YaHei" w:hAnsi="Microsoft YaHei" w:eastAsia="Microsoft YaHei" w:cs="Microsoft YaHei"/>
+        </w:rPr>
+        <w:t xml:space="preserve">☐ 各导出文件都有「平台名称」列，取值只有 NG / eBINGO / EGAMES，与页面显示一致。</w:t>
+      </w:r>
+    </w:p>
+    <w:p>
+      <w:pPr>
+        <w:numPr>
+          <w:ilvl w:val="0"/>
+          <w:numId w:val="1012"/>
+        </w:numPr>
+        <w:pStyle w:val="Compact"/>
+      </w:pPr>
+      <w:r>
+        <w:rPr>
+          <w:rFonts w:ascii="Microsoft YaHei" w:hAnsi="Microsoft YaHei" w:eastAsia="Microsoft YaHei" w:cs="Microsoft YaHei"/>
+        </w:rPr>
+        <w:t xml:space="preserve">☐ 按平台名称筛选后导出，文件只含该分类数据；三类导出合计等于不筛选时的导出合计。</w:t>
+      </w:r>
+    </w:p>
+    <w:p>
+      <w:pPr>
+        <w:numPr>
+          <w:ilvl w:val="0"/>
+          <w:numId w:val="1012"/>
+        </w:numPr>
+        <w:pStyle w:val="Compact"/>
+      </w:pPr>
+      <w:r>
+        <w:rPr>
+          <w:rFonts w:ascii="Microsoft YaHei" w:hAnsi="Microsoft YaHei" w:eastAsia="Microsoft YaHei" w:cs="Microsoft YaHei"/>
+        </w:rPr>
+        <w:t xml:space="preserve">☐ 修复后重新生成的三方游戏统计文件在【报表下载】中可区分，修复前的文件保留。</w:t>
+      </w:r>
+    </w:p>
+    <w:bookmarkEnd w:id="33"/>
+    <w:bookmarkStart w:id="34" w:name="覆盖范围"/>
+    <w:p>
+      <w:pPr>
+        <w:pStyle w:val="Heading2"/>
+        <w:pBdr>
+          <w:bottom w:val="single" w:sz="6" w:space="4" w:color="D6DEE8"/>
+        </w:pBdr>
+      </w:pPr>
+      <w:r>
+        <w:rPr>
+          <w:rFonts w:ascii="Microsoft YaHei" w:hAnsi="Microsoft YaHei" w:eastAsia="Microsoft YaHei" w:cs="Microsoft YaHei"/>
+          <w:b/>
+        </w:rPr>
+        <w:t xml:space="preserve">覆盖范围</w:t>
+      </w:r>
+    </w:p>
+    <w:p>
+      <w:pPr>
+        <w:numPr>
+          <w:ilvl w:val="0"/>
+          <w:numId w:val="1013"/>
+        </w:numPr>
+        <w:pStyle w:val="Compact"/>
+      </w:pPr>
+      <w:r>
+        <w:rPr>
+          <w:bCs/>
+          <w:rFonts w:ascii="Microsoft YaHei" w:hAnsi="Microsoft YaHei" w:eastAsia="Microsoft YaHei" w:cs="Microsoft YaHei"/>
+          <w:b/>
+          <w:color w:val="222222"/>
+        </w:rPr>
+        <w:t xml:space="preserve">管理后台</w:t>
+      </w:r>
+      <w:r>
+        <w:rPr>
+          <w:rFonts w:ascii="Microsoft YaHei" w:hAnsi="Microsoft YaHei" w:eastAsia="Microsoft YaHei" w:cs="Microsoft YaHei"/>
+        </w:rPr>
+        <w:t xml:space="preserve">（PC）：游戏配置、对局查询、三方游戏统计及相关导出。</w:t>
+      </w:r>
+    </w:p>
+    <w:p>
+      <w:pPr>
+        <w:numPr>
+          <w:ilvl w:val="0"/>
+          <w:numId w:val="1013"/>
+        </w:numPr>
+        <w:pStyle w:val="Compact"/>
+      </w:pPr>
+      <w:r>
+        <w:rPr>
+          <w:bCs/>
+          <w:rFonts w:ascii="Microsoft YaHei" w:hAnsi="Microsoft YaHei" w:eastAsia="Microsoft YaHei" w:cs="Microsoft YaHei"/>
+          <w:b/>
+          <w:color w:val="222222"/>
+        </w:rPr>
+        <w:t xml:space="preserve">服务端</w:t>
+      </w:r>
+      <w:r>
+        <w:rPr>
+          <w:rFonts w:ascii="Microsoft YaHei" w:hAnsi="Microsoft YaHei" w:eastAsia="Microsoft YaHei" w:cs="Microsoft YaHei"/>
+        </w:rPr>
+        <w:t xml:space="preserve">：名单配置、游戏表、厂商同步、注单、报表任务、API。</w:t>
+      </w:r>
+    </w:p>
+    <w:p>
+      <w:pPr>
+        <w:numPr>
+          <w:ilvl w:val="0"/>
+          <w:numId w:val="1013"/>
+        </w:numPr>
+        <w:pStyle w:val="Compact"/>
+      </w:pPr>
+      <w:r>
+        <w:rPr>
+          <w:bCs/>
+          <w:rFonts w:ascii="Microsoft YaHei" w:hAnsi="Microsoft YaHei" w:eastAsia="Microsoft YaHei" w:cs="Microsoft YaHei"/>
+          <w:b/>
+          <w:color w:val="222222"/>
+        </w:rPr>
+        <w:t xml:space="preserve">C 端</w:t>
+      </w:r>
+      <w:r>
+        <w:rPr>
+          <w:rFonts w:ascii="Microsoft YaHei" w:hAnsi="Microsoft YaHei" w:eastAsia="Microsoft YaHei" w:cs="Microsoft YaHei"/>
+        </w:rPr>
+        <w:t xml:space="preserve">（H5 / PC / PWA / Android APP / iOS / Maya · Glife 小程序）：无页面改动，前台游戏入口仍按「游戏类别」展示。若前台接口返回了分类字段，需确认没有依赖旧取值。</w:t>
+      </w:r>
+    </w:p>
+    <w:p>
+      <w:pPr>
+        <w:numPr>
+          <w:ilvl w:val="0"/>
+          <w:numId w:val="1013"/>
+        </w:numPr>
+        <w:pStyle w:val="Compact"/>
+      </w:pPr>
+      <w:r>
+        <w:rPr>
+          <w:bCs/>
+          <w:rFonts w:ascii="Microsoft YaHei" w:hAnsi="Microsoft YaHei" w:eastAsia="Microsoft YaHei" w:cs="Microsoft YaHei"/>
+          <w:b/>
+          <w:color w:val="222222"/>
+        </w:rPr>
+        <w:t xml:space="preserve">代理后台</w:t>
+      </w:r>
+      <w:r>
+        <w:rPr>
+          <w:rFonts w:ascii="Microsoft YaHei" w:hAnsi="Microsoft YaHei" w:eastAsia="Microsoft YaHei" w:cs="Microsoft YaHei"/>
+        </w:rPr>
+        <w:t xml:space="preserve">：如报表按平台分类统计，需同步口径（待确认）。</w:t>
+      </w:r>
+    </w:p>
     <w:bookmarkEnd w:id="34"/>
+    <w:bookmarkStart w:id="35" w:name="检查清单对照"/>
+    <w:p>
+      <w:pPr>
+        <w:pStyle w:val="Heading2"/>
+        <w:pBdr>
+          <w:bottom w:val="single" w:sz="6" w:space="4" w:color="D6DEE8"/>
+        </w:pBdr>
+      </w:pPr>
+      <w:r>
+        <w:rPr>
+          <w:rFonts w:ascii="Microsoft YaHei" w:hAnsi="Microsoft YaHei" w:eastAsia="Microsoft YaHei" w:cs="Microsoft YaHei"/>
+          <w:b/>
+        </w:rPr>
+        <w:t xml:space="preserve">检查清单对照</w:t>
+      </w:r>
+    </w:p>
+    <w:p>
+      <w:pPr>
+        <w:pStyle w:val="FirstParagraph"/>
+      </w:pPr>
+      <w:r>
+        <w:rPr>
+          <w:rFonts w:ascii="Microsoft YaHei" w:hAnsi="Microsoft YaHei" w:eastAsia="Microsoft YaHei" w:cs="Microsoft YaHei"/>
+        </w:rPr>
+        <w:t xml:space="preserve">对照知识库第 18 章检查清单：本需求涉及合规、报表、时区、数据查询、操作日志与权限、覆盖端 6 项；不涉及 KYC、账号状态、活动配置、营销费用、账变通知、流水提现、充值渠道、风控。</w:t>
+      </w:r>
+    </w:p>
+    <w:tbl>
+      <w:tblPr>
+        <w:tblStyle w:val="Table"/>
+        <w:tblW w:type="pct" w:w="5000"/>
+        <w:tblLook w:firstRow="1" w:lastRow="0" w:firstColumn="0" w:lastColumn="0" w:noHBand="0" w:noVBand="0" w:val="0020"/>
+        <w:jc w:val="start"/>
+        <w:tblBorders>
+          <w:top w:val="single" w:sz="4" w:color="D6DEE8"/>
+          <w:bottom w:val="single" w:sz="4" w:color="D6DEE8"/>
+          <w:insideH w:val="single" w:sz="4" w:color="D6DEE8"/>
+          <w:left w:val="single" w:sz="4" w:color="E6EBF1"/>
+          <w:right w:val="single" w:sz="4" w:color="E6EBF1"/>
+          <w:insideV w:val="single" w:sz="4" w:color="E6EBF1"/>
+        </w:tblBorders>
+        <w:tblCellMar>
+          <w:top w:w="70" w:type="dxa"/>
+          <w:bottom w:w="70" w:type="dxa"/>
+          <w:left w:w="110" w:type="dxa"/>
+          <w:right w:w="110" w:type="dxa"/>
+        </w:tblCellMar>
+      </w:tblPr>
+      <w:tblGrid>
+        <w:gridCol w:w="3960"/>
+        <w:gridCol w:w="3960"/>
+      </w:tblGrid>
+      <w:tr>
+        <w:trPr>
+          <w:tblHeader w:val="true"/>
+          <w:tblHeader/>
+        </w:trPr>
+        <w:tc>
+          <w:tcPr>
+            <w:shd w:val="clear" w:color="auto" w:fill="E8F0F8"/>
+          </w:tcPr>
+          <w:p>
+            <w:pPr>
+              <w:pStyle w:val="Compact"/>
+              <w:spacing w:line="312" w:lineRule="auto" w:after="0" w:before="0"/>
+              <w:jc w:val="left"/>
+            </w:pPr>
+            <w:r>
+              <w:rPr>
+                <w:rFonts w:ascii="Microsoft YaHei" w:hAnsi="Microsoft YaHei" w:eastAsia="Microsoft YaHei" w:cs="Microsoft YaHei"/>
+                <w:b/>
+                <w:color w:val="1F3864"/>
+                <w:sz w:val="20"/>
+              </w:rPr>
+              <w:t xml:space="preserve">检查项</w:t>
+            </w:r>
+          </w:p>
+        </w:tc>
+        <w:tc>
+          <w:tcPr>
+            <w:shd w:val="clear" w:color="auto" w:fill="E8F0F8"/>
+          </w:tcPr>
+          <w:p>
+            <w:pPr>
+              <w:pStyle w:val="Compact"/>
+              <w:spacing w:line="312" w:lineRule="auto" w:after="0" w:before="0"/>
+              <w:jc w:val="left"/>
+            </w:pPr>
+            <w:r>
+              <w:rPr>
+                <w:rFonts w:ascii="Microsoft YaHei" w:hAnsi="Microsoft YaHei" w:eastAsia="Microsoft YaHei" w:cs="Microsoft YaHei"/>
+                <w:b/>
+                <w:color w:val="1F3864"/>
+                <w:sz w:val="20"/>
+              </w:rPr>
+              <w:t xml:space="preserve">本需求的处理</w:t>
+            </w:r>
+          </w:p>
+        </w:tc>
+      </w:tr>
+      <w:tr>
+        <w:tc>
+          <w:tcPr/>
+          <w:p>
+            <w:pPr>
+              <w:pStyle w:val="Compact"/>
+              <w:spacing w:line="312" w:lineRule="auto" w:after="0" w:before="0"/>
+              <w:jc w:val="left"/>
+            </w:pPr>
+            <w:r>
+              <w:rPr>
+                <w:rFonts w:ascii="Microsoft YaHei" w:hAnsi="Microsoft YaHei" w:eastAsia="Microsoft YaHei" w:cs="Microsoft YaHei"/>
+                <w:color w:val="333333"/>
+                <w:sz w:val="20"/>
+              </w:rPr>
+              <w:t xml:space="preserve">1 覆盖端</w:t>
+            </w:r>
+          </w:p>
+        </w:tc>
+        <w:tc>
+          <w:tcPr/>
+          <w:p>
+            <w:pPr>
+              <w:pStyle w:val="Compact"/>
+              <w:spacing w:line="312" w:lineRule="auto" w:after="0" w:before="0"/>
+              <w:jc w:val="left"/>
+            </w:pPr>
+            <w:r>
+              <w:rPr>
+                <w:rFonts w:ascii="Microsoft YaHei" w:hAnsi="Microsoft YaHei" w:eastAsia="Microsoft YaHei" w:cs="Microsoft YaHei"/>
+                <w:color w:val="333333"/>
+                <w:sz w:val="20"/>
+              </w:rPr>
+              <w:t xml:space="preserve">仅后台 + 服务端，C 端无页面改动</w:t>
+            </w:r>
+          </w:p>
+        </w:tc>
+      </w:tr>
+      <w:tr>
+        <w:tc>
+          <w:tcPr>
+            <w:shd w:val="clear" w:color="auto" w:fill="F7F9FC"/>
+          </w:tcPr>
+          <w:p>
+            <w:pPr>
+              <w:pStyle w:val="Compact"/>
+              <w:spacing w:line="312" w:lineRule="auto" w:after="0" w:before="0"/>
+              <w:jc w:val="left"/>
+            </w:pPr>
+            <w:r>
+              <w:rPr>
+                <w:rFonts w:ascii="Microsoft YaHei" w:hAnsi="Microsoft YaHei" w:eastAsia="Microsoft YaHei" w:cs="Microsoft YaHei"/>
+                <w:color w:val="333333"/>
+                <w:sz w:val="20"/>
+              </w:rPr>
+              <w:t xml:space="preserve">3 NDRP / PAGCOR 合规</w:t>
+            </w:r>
+          </w:p>
+        </w:tc>
+        <w:tc>
+          <w:tcPr>
+            <w:shd w:val="clear" w:color="auto" w:fill="F7F9FC"/>
+          </w:tcPr>
+          <w:p>
+            <w:pPr>
+              <w:pStyle w:val="Compact"/>
+              <w:spacing w:line="312" w:lineRule="auto" w:after="0" w:before="0"/>
+              <w:jc w:val="left"/>
+            </w:pPr>
+            <w:r>
+              <w:rPr>
+                <w:rFonts w:ascii="Microsoft YaHei" w:hAnsi="Microsoft YaHei" w:eastAsia="Microsoft YaHei" w:cs="Microsoft YaHei"/>
+                <w:color w:val="333333"/>
+                <w:sz w:val="20"/>
+              </w:rPr>
+              <w:t xml:space="preserve">核心：分类需与 MegaXcess / PAGCOR 名单一致，影响审计抽成报表</w:t>
+            </w:r>
+          </w:p>
+        </w:tc>
+      </w:tr>
+      <w:tr>
+        <w:tc>
+          <w:tcPr/>
+          <w:p>
+            <w:pPr>
+              <w:pStyle w:val="Compact"/>
+              <w:spacing w:line="312" w:lineRule="auto" w:after="0" w:before="0"/>
+              <w:jc w:val="left"/>
+            </w:pPr>
+            <w:r>
+              <w:rPr>
+                <w:rFonts w:ascii="Microsoft YaHei" w:hAnsi="Microsoft YaHei" w:eastAsia="Microsoft YaHei" w:cs="Microsoft YaHei"/>
+                <w:color w:val="333333"/>
+                <w:sz w:val="20"/>
+              </w:rPr>
+              <w:t xml:space="preserve">11 时区与时间</w:t>
+            </w:r>
+          </w:p>
+        </w:tc>
+        <w:tc>
+          <w:tcPr/>
+          <w:p>
+            <w:pPr>
+              <w:pStyle w:val="Compact"/>
+              <w:spacing w:line="312" w:lineRule="auto" w:after="0" w:before="0"/>
+              <w:jc w:val="left"/>
+            </w:pPr>
+            <w:r>
+              <w:rPr>
+                <w:rFonts w:ascii="Microsoft YaHei" w:hAnsi="Microsoft YaHei" w:eastAsia="Microsoft YaHei" w:cs="Microsoft YaHei"/>
+                <w:color w:val="333333"/>
+                <w:sz w:val="20"/>
+              </w:rPr>
+              <w:t xml:space="preserve">报表按 UTC+8 自然日；后台显示时间为 −04:00</w:t>
+            </w:r>
+          </w:p>
+        </w:tc>
+      </w:tr>
+      <w:tr>
+        <w:tc>
+          <w:tcPr>
+            <w:shd w:val="clear" w:color="auto" w:fill="F7F9FC"/>
+          </w:tcPr>
+          <w:p>
+            <w:pPr>
+              <w:pStyle w:val="Compact"/>
+              <w:spacing w:line="312" w:lineRule="auto" w:after="0" w:before="0"/>
+              <w:jc w:val="left"/>
+            </w:pPr>
+            <w:r>
+              <w:rPr>
+                <w:rFonts w:ascii="Microsoft YaHei" w:hAnsi="Microsoft YaHei" w:eastAsia="Microsoft YaHei" w:cs="Microsoft YaHei"/>
+                <w:color w:val="333333"/>
+                <w:sz w:val="20"/>
+              </w:rPr>
+              <w:t xml:space="preserve">12 数据查询</w:t>
+            </w:r>
+          </w:p>
+        </w:tc>
+        <w:tc>
+          <w:tcPr>
+            <w:shd w:val="clear" w:color="auto" w:fill="F7F9FC"/>
+          </w:tcPr>
+          <w:p>
+            <w:pPr>
+              <w:pStyle w:val="Compact"/>
+              <w:spacing w:line="312" w:lineRule="auto" w:after="0" w:before="0"/>
+              <w:jc w:val="left"/>
+            </w:pPr>
+            <w:r>
+              <w:rPr>
+                <w:rFonts w:ascii="Microsoft YaHei" w:hAnsi="Microsoft YaHei" w:eastAsia="Microsoft YaHei" w:cs="Microsoft YaHei"/>
+                <w:color w:val="333333"/>
+                <w:sz w:val="20"/>
+              </w:rPr>
+              <w:t xml:space="preserve">查询最长 31 天、导出走【报表下载】、过滤测试用户、金额 2 位小数，沿用现有规则</w:t>
+            </w:r>
+          </w:p>
+        </w:tc>
+      </w:tr>
+      <w:tr>
+        <w:tc>
+          <w:tcPr/>
+          <w:p>
+            <w:pPr>
+              <w:pStyle w:val="Compact"/>
+              <w:spacing w:line="312" w:lineRule="auto" w:after="0" w:before="0"/>
+              <w:jc w:val="left"/>
+            </w:pPr>
+            <w:r>
+              <w:rPr>
+                <w:rFonts w:ascii="Microsoft YaHei" w:hAnsi="Microsoft YaHei" w:eastAsia="Microsoft YaHei" w:cs="Microsoft YaHei"/>
+                <w:color w:val="333333"/>
+                <w:sz w:val="20"/>
+              </w:rPr>
+              <w:t xml:space="preserve">13 操作日志与权限</w:t>
+            </w:r>
+          </w:p>
+        </w:tc>
+        <w:tc>
+          <w:tcPr/>
+          <w:p>
+            <w:pPr>
+              <w:pStyle w:val="Compact"/>
+              <w:spacing w:line="312" w:lineRule="auto" w:after="0" w:before="0"/>
+              <w:jc w:val="left"/>
+            </w:pPr>
+            <w:r>
+              <w:rPr>
+                <w:rFonts w:ascii="Microsoft YaHei" w:hAnsi="Microsoft YaHei" w:eastAsia="Microsoft YaHei" w:cs="Microsoft YaHei"/>
+                <w:color w:val="333333"/>
+                <w:sz w:val="20"/>
+              </w:rPr>
+              <w:t xml:space="preserve">游戏编辑、批量修复记入【日志管理 &gt; 操作日志】；名单只读，后台无修改入口；PAGCOR 权限菜单是否需要看到名单待确认</w:t>
+            </w:r>
+          </w:p>
+        </w:tc>
+      </w:tr>
+      <w:tr>
+        <w:tc>
+          <w:tcPr>
+            <w:shd w:val="clear" w:color="auto" w:fill="F7F9FC"/>
+          </w:tcPr>
+          <w:p>
+            <w:pPr>
+              <w:pStyle w:val="Compact"/>
+              <w:spacing w:line="312" w:lineRule="auto" w:after="0" w:before="0"/>
+              <w:jc w:val="left"/>
+            </w:pPr>
+            <w:r>
+              <w:rPr>
+                <w:rFonts w:ascii="Microsoft YaHei" w:hAnsi="Microsoft YaHei" w:eastAsia="Microsoft YaHei" w:cs="Microsoft YaHei"/>
+                <w:color w:val="333333"/>
+                <w:sz w:val="20"/>
+              </w:rPr>
+              <w:t xml:space="preserve">15 原型规范</w:t>
+            </w:r>
+          </w:p>
+        </w:tc>
+        <w:tc>
+          <w:tcPr>
+            <w:shd w:val="clear" w:color="auto" w:fill="F7F9FC"/>
+          </w:tcPr>
+          <w:p>
+            <w:pPr>
+              <w:pStyle w:val="Compact"/>
+              <w:spacing w:line="312" w:lineRule="auto" w:after="0" w:before="0"/>
+              <w:jc w:val="left"/>
+            </w:pPr>
+            <w:r>
+              <w:rPr>
+                <w:rFonts w:ascii="Microsoft YaHei" w:hAnsi="Microsoft YaHei" w:eastAsia="Microsoft YaHei" w:cs="Microsoft YaHei"/>
+                <w:color w:val="333333"/>
+                <w:sz w:val="20"/>
+              </w:rPr>
+              <w:t xml:space="preserve">已写菜单路径、页面说明、边界与异常、验收标准；无 C 端文案；无需 UI 设计</w:t>
+            </w:r>
+          </w:p>
+        </w:tc>
+      </w:tr>
+    </w:tbl>
     <w:bookmarkEnd w:id="35"/>
+    <w:bookmarkEnd w:id="36"/>
     <w:sectPr>
       <w:headerReference w:type="default" r:id="rId9"/>
       <w:footerReference w:type="default" r:id="rId10"/>
@@ -5555,6 +7223,9 @@
     <w:abstractNumId w:val="991"/>
   </w:num>
   <w:num w:numId="1009">
+    <w:abstractNumId w:val="991"/>
+  </w:num>
+  <w:num w:numId="1010">
     <w:abstractNumId w:val="99411"/>
     <w:lvlOverride w:ilvl="0">
       <w:startOverride w:val="1"/>
@@ -5584,13 +7255,13 @@
       <w:startOverride w:val="1"/>
     </w:lvlOverride>
   </w:num>
-  <w:num w:numId="1010">
-    <w:abstractNumId w:val="991"/>
-  </w:num>
   <w:num w:numId="1011">
     <w:abstractNumId w:val="991"/>
   </w:num>
   <w:num w:numId="1012">
+    <w:abstractNumId w:val="991"/>
+  </w:num>
+  <w:num w:numId="1013">
     <w:abstractNumId w:val="991"/>
   </w:num>
 </w:numbering>

--- a/docs/PAGCORµ╕╕µêÅσêåτ▒╗Σ┐«µ¡ú PRD.docx
+++ b/docs/PAGCORµ╕╕µêÅσêåτ▒╗Σ┐«µ¡ú PRD.docx
@@ -308,7 +308,27 @@
         <w:rPr>
           <w:rFonts w:ascii="Microsoft YaHei" w:hAnsi="Microsoft YaHei" w:eastAsia="Microsoft YaHei" w:cs="Microsoft YaHei"/>
         </w:rPr>
-        <w:t xml:space="preserve">按 MegaXcess / PAGCOR 最新确认的规则，把游戏的平台分类（平台名称）统一为 NG / eBINGO / EGAMES 三类，并让后台、API、注单、报表、导出和 PAGCOR 报送数据使用同一份分类。</w:t>
+        <w:t xml:space="preserve">按 MegaXcess / PAGCOR 最新确认的规则，把游戏的平台分类（平台名称）统一为 NG / eBINGO / EGAMES 三类，并让本次范围内的后台页面、注单和导出使用同一份分类。</w:t>
+      </w:r>
+    </w:p>
+    <w:p>
+      <w:pPr>
+        <w:pStyle w:val="BodyText"/>
+      </w:pPr>
+      <w:r>
+        <w:rPr>
+          <w:bCs/>
+          <w:rFonts w:ascii="Microsoft YaHei" w:hAnsi="Microsoft YaHei" w:eastAsia="Microsoft YaHei" w:cs="Microsoft YaHei"/>
+          <w:b/>
+          <w:color w:val="222222"/>
+        </w:rPr>
+        <w:t xml:space="preserve">本次范围</w:t>
+      </w:r>
+      <w:r>
+        <w:rPr>
+          <w:rFonts w:ascii="Microsoft YaHei" w:hAnsi="Microsoft YaHei" w:eastAsia="Microsoft YaHei" w:cs="Microsoft YaHei"/>
+        </w:rPr>
+        <w:t xml:space="preserve">：【游戏管理】下的「第三方对局查询」「第三方对局查询(结算时间)」，以及【游戏入口设置 &gt; 游戏配置】。其他菜单（包括数据报表、游戏类别管理）不在本次需求与原型范围内。</w:t>
       </w:r>
     </w:p>
     <w:p>
@@ -332,7 +352,7 @@
         <w:rPr>
           <w:rFonts w:ascii="Microsoft YaHei" w:hAnsi="Microsoft YaHei" w:eastAsia="Microsoft YaHei" w:cs="Microsoft YaHei"/>
         </w:rPr>
-        <w:t xml:space="preserve">：系统内部分游戏的平台分类与 PAGCOR 规则不一致；后台各处写法也不统一（对局查询用 ng / E-Game / E-Bingo，三方游戏统计用 e-game / ng / e-bingo），影响 PAGCOR 审计抽成对账。</w:t>
+        <w:t xml:space="preserve">：系统内部分游戏的平台分类与 PAGCOR 规则不一致；对局查询的平台名称写法也不统一（ng / E-Game / E-Bingo，并含 Special Game），影响 PAGCOR 审计核对。</w:t>
       </w:r>
     </w:p>
     <w:p>
@@ -401,7 +421,7 @@
         <w:rPr>
           <w:rFonts w:ascii="Microsoft YaHei" w:hAnsi="Microsoft YaHei" w:eastAsia="Microsoft YaHei" w:cs="Microsoft YaHei"/>
         </w:rPr>
-        <w:t xml:space="preserve">注单、报表、导出、API 统一使用新分类，并对受影响的历史数据做修复和核对；</w:t>
+        <w:t xml:space="preserve">两个对局查询页面的注单、筛选和导出统一使用新分类，并对受影响的历史注单做修复和核对；</w:t>
       </w:r>
     </w:p>
     <w:p>
@@ -416,7 +436,7 @@
         <w:rPr>
           <w:rFonts w:ascii="Microsoft YaHei" w:hAnsi="Microsoft YaHei" w:eastAsia="Microsoft YaHei" w:cs="Microsoft YaHei"/>
         </w:rPr>
-        <w:t xml:space="preserve">后续新增游戏按同一规则归类，避免再次出现分类错误和报表数据迁移。</w:t>
+        <w:t xml:space="preserve">后续新增游戏按同一规则归类，避免再次出现分类错误。</w:t>
       </w:r>
     </w:p>
     <w:p>
@@ -591,7 +611,7 @@
         <w:rPr>
           <w:rFonts w:ascii="Microsoft YaHei" w:hAnsi="Microsoft YaHei" w:eastAsia="Microsoft YaHei" w:cs="Microsoft YaHei"/>
         </w:rPr>
-        <w:t xml:space="preserve">：后台、API、导出一律使用</w:t>
+        <w:t xml:space="preserve">：本次范围内的页面、接口、导出一律使用</w:t>
       </w:r>
       <w:r>
         <w:rPr>
@@ -2952,7 +2972,7 @@
         <w:rPr>
           <w:rFonts w:ascii="Microsoft YaHei" w:hAnsi="Microsoft YaHei" w:eastAsia="Microsoft YaHei" w:cs="Microsoft YaHei"/>
         </w:rPr>
-        <w:t xml:space="preserve">本次改动集中在【游戏管理】，并联动【数据报表】下供 PAGCOR 审计使用的报表。</w:t>
+        <w:t xml:space="preserve">本次改动只涉及【游戏管理】下的三个页面。</w:t>
       </w:r>
     </w:p>
     <w:tbl>
@@ -3281,181 +3301,7 @@
                 <w:color w:val="333333"/>
                 <w:sz w:val="20"/>
               </w:rPr>
-              <w:t xml:space="preserve">无，按结算时间页同步改</w:t>
-            </w:r>
-          </w:p>
-        </w:tc>
-      </w:tr>
-      <w:tr>
-        <w:tc>
-          <w:tcPr/>
-          <w:p>
-            <w:pPr>
-              <w:pStyle w:val="Compact"/>
-              <w:spacing w:line="312" w:lineRule="auto" w:after="0" w:before="0"/>
-              <w:jc w:val="left"/>
-            </w:pPr>
-            <w:r>
-              <w:rPr>
-                <w:rFonts w:ascii="Microsoft YaHei" w:hAnsi="Microsoft YaHei" w:eastAsia="Microsoft YaHei" w:cs="Microsoft YaHei"/>
-                <w:color w:val="333333"/>
-                <w:sz w:val="20"/>
-              </w:rPr>
-              <w:t xml:space="preserve">数据报表 → 三方游戏统计（e-game / ng / e-bingo）</w:t>
-            </w:r>
-          </w:p>
-        </w:tc>
-        <w:tc>
-          <w:tcPr/>
-          <w:p>
-            <w:pPr>
-              <w:pStyle w:val="Compact"/>
-              <w:spacing w:line="312" w:lineRule="auto" w:after="0" w:before="0"/>
-              <w:jc w:val="left"/>
-            </w:pPr>
-            <w:r>
-              <w:rPr>
-                <w:rFonts w:ascii="Microsoft YaHei" w:hAnsi="Microsoft YaHei" w:eastAsia="Microsoft YaHei" w:cs="Microsoft YaHei"/>
-                <w:color w:val="333333"/>
-                <w:sz w:val="20"/>
-              </w:rPr>
-              <w:t xml:space="preserve">三张报表改名为 EGAMES / NG / eBINGO，取数改为按游戏平台名称</w:t>
-            </w:r>
-          </w:p>
-        </w:tc>
-        <w:tc>
-          <w:tcPr/>
-          <w:p>
-            <w:pPr>
-              <w:pStyle w:val="Compact"/>
-              <w:spacing w:line="312" w:lineRule="auto" w:after="0" w:before="0"/>
-              <w:jc w:val="left"/>
-            </w:pPr>
-            <w:r>
-              <w:rPr>
-                <w:rFonts w:ascii="Microsoft YaHei" w:hAnsi="Microsoft YaHei" w:eastAsia="Microsoft YaHei" w:cs="Microsoft YaHei"/>
-                <w:color w:val="333333"/>
-                <w:sz w:val="20"/>
-              </w:rPr>
-              <w:t xml:space="preserve">无</w:t>
-            </w:r>
-          </w:p>
-        </w:tc>
-      </w:tr>
-      <w:tr>
-        <w:tc>
-          <w:tcPr>
-            <w:shd w:val="clear" w:color="auto" w:fill="F7F9FC"/>
-          </w:tcPr>
-          <w:p>
-            <w:pPr>
-              <w:pStyle w:val="Compact"/>
-              <w:spacing w:line="312" w:lineRule="auto" w:after="0" w:before="0"/>
-              <w:jc w:val="left"/>
-            </w:pPr>
-            <w:r>
-              <w:rPr>
-                <w:rFonts w:ascii="Microsoft YaHei" w:hAnsi="Microsoft YaHei" w:eastAsia="Microsoft YaHei" w:cs="Microsoft YaHei"/>
-                <w:color w:val="333333"/>
-                <w:sz w:val="20"/>
-              </w:rPr>
-              <w:t xml:space="preserve">数据报表 → 三方游戏报表（新）、报表下载</w:t>
-            </w:r>
-          </w:p>
-        </w:tc>
-        <w:tc>
-          <w:tcPr>
-            <w:shd w:val="clear" w:color="auto" w:fill="F7F9FC"/>
-          </w:tcPr>
-          <w:p>
-            <w:pPr>
-              <w:pStyle w:val="Compact"/>
-              <w:spacing w:line="312" w:lineRule="auto" w:after="0" w:before="0"/>
-              <w:jc w:val="left"/>
-            </w:pPr>
-            <w:r>
-              <w:rPr>
-                <w:rFonts w:ascii="Microsoft YaHei" w:hAnsi="Microsoft YaHei" w:eastAsia="Microsoft YaHei" w:cs="Microsoft YaHei"/>
-                <w:color w:val="333333"/>
-                <w:sz w:val="20"/>
-              </w:rPr>
-              <w:t xml:space="preserve">平台分类口径与导出字段同步</w:t>
-            </w:r>
-          </w:p>
-        </w:tc>
-        <w:tc>
-          <w:tcPr>
-            <w:shd w:val="clear" w:color="auto" w:fill="F7F9FC"/>
-          </w:tcPr>
-          <w:p>
-            <w:pPr>
-              <w:pStyle w:val="Compact"/>
-              <w:spacing w:line="312" w:lineRule="auto" w:after="0" w:before="0"/>
-              <w:jc w:val="left"/>
-            </w:pPr>
-            <w:r>
-              <w:rPr>
-                <w:rFonts w:ascii="Microsoft YaHei" w:hAnsi="Microsoft YaHei" w:eastAsia="Microsoft YaHei" w:cs="Microsoft YaHei"/>
-                <w:color w:val="333333"/>
-                <w:sz w:val="20"/>
-              </w:rPr>
-              <w:t xml:space="preserve">无</w:t>
-            </w:r>
-          </w:p>
-        </w:tc>
-      </w:tr>
-      <w:tr>
-        <w:tc>
-          <w:tcPr/>
-          <w:p>
-            <w:pPr>
-              <w:pStyle w:val="Compact"/>
-              <w:spacing w:line="312" w:lineRule="auto" w:after="0" w:before="0"/>
-              <w:jc w:val="left"/>
-            </w:pPr>
-            <w:r>
-              <w:rPr>
-                <w:rFonts w:ascii="Microsoft YaHei" w:hAnsi="Microsoft YaHei" w:eastAsia="Microsoft YaHei" w:cs="Microsoft YaHei"/>
-                <w:color w:val="333333"/>
-                <w:sz w:val="20"/>
-              </w:rPr>
-              <w:t xml:space="preserve">平台概况 → 用户数据 → 游戏厂商数据</w:t>
-            </w:r>
-          </w:p>
-        </w:tc>
-        <w:tc>
-          <w:tcPr/>
-          <w:p>
-            <w:pPr>
-              <w:pStyle w:val="Compact"/>
-              <w:spacing w:line="312" w:lineRule="auto" w:after="0" w:before="0"/>
-              <w:jc w:val="left"/>
-            </w:pPr>
-            <w:r>
-              <w:rPr>
-                <w:rFonts w:ascii="Microsoft YaHei" w:hAnsi="Microsoft YaHei" w:eastAsia="Microsoft YaHei" w:cs="Microsoft YaHei"/>
-                <w:color w:val="333333"/>
-                <w:sz w:val="20"/>
-              </w:rPr>
-              <w:t xml:space="preserve">如有按平台分类的统计，同步口径</w:t>
-            </w:r>
-          </w:p>
-        </w:tc>
-        <w:tc>
-          <w:tcPr/>
-          <w:p>
-            <w:pPr>
-              <w:pStyle w:val="Compact"/>
-              <w:spacing w:line="312" w:lineRule="auto" w:after="0" w:before="0"/>
-              <w:jc w:val="left"/>
-            </w:pPr>
-            <w:r>
-              <w:rPr>
-                <w:rFonts w:ascii="Microsoft YaHei" w:hAnsi="Microsoft YaHei" w:eastAsia="Microsoft YaHei" w:cs="Microsoft YaHei"/>
-                <w:color w:val="333333"/>
-                <w:sz w:val="20"/>
-              </w:rPr>
-              <w:t xml:space="preserve">无</w:t>
+              <w:t xml:space="preserve">有</w:t>
             </w:r>
           </w:p>
         </w:tc>
@@ -4284,7 +4130,7 @@
         <w:rPr>
           <w:rFonts w:ascii="Microsoft YaHei" w:hAnsi="Microsoft YaHei" w:eastAsia="Microsoft YaHei" w:cs="Microsoft YaHei"/>
         </w:rPr>
-        <w:t xml:space="preserve">分类只有一个来源：名单配置表。游戏表存判定结果，注单存结算时的分类快照，报表、导出、PAGCOR 数据都从注单快照取数，不再各自维护游戏清单。字段名为建议，以技术方案为准。</w:t>
+        <w:t xml:space="preserve">分类只有一个来源：名单配置表。游戏表存判定结果，注单存结算时的分类快照，对局查询的页面展示、筛选和导出都从注单快照取数。字段名为建议，以技术方案为准。</w:t>
       </w:r>
     </w:p>
     <w:tbl>
@@ -4683,119 +4529,6 @@
                 <w:color w:val="333333"/>
                 <w:sz w:val="20"/>
               </w:rPr>
-              <w:t xml:space="preserve">对外 / 前台 API</w:t>
-            </w:r>
-          </w:p>
-        </w:tc>
-        <w:tc>
-          <w:tcPr>
-            <w:shd w:val="clear" w:color="auto" w:fill="F7F9FC"/>
-          </w:tcPr>
-          <w:p>
-            <w:pPr>
-              <w:pStyle w:val="Compact"/>
-              <w:spacing w:line="312" w:lineRule="auto" w:after="0" w:before="0"/>
-              <w:jc w:val="left"/>
-            </w:pPr>
-            <w:r>
-              <w:rPr>
-                <w:rFonts w:ascii="Microsoft YaHei" w:hAnsi="Microsoft YaHei" w:eastAsia="Microsoft YaHei" w:cs="Microsoft YaHei"/>
-                <w:color w:val="333333"/>
-                <w:sz w:val="20"/>
-              </w:rPr>
-              <w:t xml:space="preserve">涉及游戏分类的字段统一为 NG / eBINGO / EGAMES，需技术排查全部调用方</w:t>
-            </w:r>
-          </w:p>
-        </w:tc>
-      </w:tr>
-      <w:tr>
-        <w:tc>
-          <w:tcPr/>
-          <w:p>
-            <w:pPr>
-              <w:pStyle w:val="Compact"/>
-              <w:spacing w:line="312" w:lineRule="auto" w:after="0" w:before="0"/>
-              <w:jc w:val="left"/>
-            </w:pPr>
-            <w:r>
-              <w:rPr>
-                <w:rFonts w:ascii="Microsoft YaHei" w:hAnsi="Microsoft YaHei" w:eastAsia="Microsoft YaHei" w:cs="Microsoft YaHei"/>
-                <w:color w:val="333333"/>
-                <w:sz w:val="20"/>
-              </w:rPr>
-              <w:t xml:space="preserve">三方游戏统计（e-game / ng / e-bingo）</w:t>
-            </w:r>
-          </w:p>
-        </w:tc>
-        <w:tc>
-          <w:tcPr/>
-          <w:p>
-            <w:pPr>
-              <w:pStyle w:val="Compact"/>
-              <w:spacing w:line="312" w:lineRule="auto" w:after="0" w:before="0"/>
-              <w:jc w:val="left"/>
-            </w:pPr>
-            <w:r>
-              <w:rPr>
-                <w:rFonts w:ascii="Microsoft YaHei" w:hAnsi="Microsoft YaHei" w:eastAsia="Microsoft YaHei" w:cs="Microsoft YaHei"/>
-                <w:color w:val="333333"/>
-                <w:sz w:val="20"/>
-              </w:rPr>
-              <w:t xml:space="preserve">改为按注单</w:t>
-            </w:r>
-            <w:r>
-              <w:rPr>
-                <w:rFonts w:ascii="Microsoft YaHei" w:hAnsi="Microsoft YaHei" w:eastAsia="Microsoft YaHei" w:cs="Microsoft YaHei"/>
-                <w:color w:val="333333"/>
-                <w:sz w:val="20"/>
-              </w:rPr>
-              <w:t xml:space="preserve"> </w:t>
-            </w:r>
-            <w:r>
-              <w:rPr>
-                <w:rStyle w:val="VerbatimChar"/>
-                <w:rFonts w:ascii="Microsoft YaHei" w:hAnsi="Microsoft YaHei" w:eastAsia="Microsoft YaHei" w:cs="Microsoft YaHei"/>
-                <w:color w:val="333333"/>
-                <w:sz w:val="20"/>
-              </w:rPr>
-              <w:t xml:space="preserve">platform_category</w:t>
-            </w:r>
-            <w:r>
-              <w:rPr>
-                <w:rFonts w:ascii="Microsoft YaHei" w:hAnsi="Microsoft YaHei" w:eastAsia="Microsoft YaHei" w:cs="Microsoft YaHei"/>
-                <w:color w:val="333333"/>
-                <w:sz w:val="20"/>
-              </w:rPr>
-              <w:t xml:space="preserve"> </w:t>
-            </w:r>
-            <w:r>
-              <w:rPr>
-                <w:rFonts w:ascii="Microsoft YaHei" w:hAnsi="Microsoft YaHei" w:eastAsia="Microsoft YaHei" w:cs="Microsoft YaHei"/>
-                <w:color w:val="333333"/>
-                <w:sz w:val="20"/>
-              </w:rPr>
-              <w:t xml:space="preserve">分三张表统计；字段口径不变（游戏类型、供应商、投注、派彩、审计费用，默认真实用户，金额 2 位小数，CSV 进【报表下载】）</w:t>
-            </w:r>
-          </w:p>
-        </w:tc>
-      </w:tr>
-      <w:tr>
-        <w:tc>
-          <w:tcPr>
-            <w:shd w:val="clear" w:color="auto" w:fill="F7F9FC"/>
-          </w:tcPr>
-          <w:p>
-            <w:pPr>
-              <w:pStyle w:val="Compact"/>
-              <w:spacing w:line="312" w:lineRule="auto" w:after="0" w:before="0"/>
-              <w:jc w:val="left"/>
-            </w:pPr>
-            <w:r>
-              <w:rPr>
-                <w:rFonts w:ascii="Microsoft YaHei" w:hAnsi="Microsoft YaHei" w:eastAsia="Microsoft YaHei" w:cs="Microsoft YaHei"/>
-                <w:color w:val="333333"/>
-                <w:sz w:val="20"/>
-              </w:rPr>
               <w:t xml:space="preserve">导出</w:t>
             </w:r>
           </w:p>
@@ -4933,7 +4666,7 @@
         <w:rPr>
           <w:rFonts w:ascii="Microsoft YaHei" w:hAnsi="Microsoft YaHei" w:eastAsia="Microsoft YaHei" w:cs="Microsoft YaHei"/>
         </w:rPr>
-        <w:t xml:space="preserve">所有涉及游戏或注单数据的导出都要带上新分类，并与页面、报表口径保持一致。</w:t>
+        <w:t xml:space="preserve">本次范围内的导出都要带上新分类，并与页面显示保持一致。</w:t>
       </w:r>
     </w:p>
     <w:tbl>
@@ -5104,166 +4837,6 @@
                 <w:color w:val="333333"/>
                 <w:sz w:val="20"/>
               </w:rPr>
-              <w:t xml:space="preserve">数据报表 → 三方游戏统计（NG / eBINGO / EGAMES）</w:t>
-            </w:r>
-          </w:p>
-        </w:tc>
-        <w:tc>
-          <w:tcPr/>
-          <w:p>
-            <w:pPr>
-              <w:pStyle w:val="Compact"/>
-              <w:spacing w:line="312" w:lineRule="auto" w:after="0" w:before="0"/>
-              <w:jc w:val="left"/>
-            </w:pPr>
-            <w:r>
-              <w:rPr>
-                <w:rFonts w:ascii="Microsoft YaHei" w:hAnsi="Microsoft YaHei" w:eastAsia="Microsoft YaHei" w:cs="Microsoft YaHei"/>
-                <w:color w:val="333333"/>
-                <w:sz w:val="20"/>
-              </w:rPr>
-              <w:t xml:space="preserve">三张报表按注单平台名称分别导出 CSV，生成到【报表下载】；报表名和文件名同步改为 NG / eBINGO / EGAMES</w:t>
-            </w:r>
-          </w:p>
-        </w:tc>
-      </w:tr>
-      <w:tr>
-        <w:tc>
-          <w:tcPr>
-            <w:shd w:val="clear" w:color="auto" w:fill="F7F9FC"/>
-          </w:tcPr>
-          <w:p>
-            <w:pPr>
-              <w:pStyle w:val="Compact"/>
-              <w:spacing w:line="312" w:lineRule="auto" w:after="0" w:before="0"/>
-              <w:jc w:val="left"/>
-            </w:pPr>
-            <w:r>
-              <w:rPr>
-                <w:rFonts w:ascii="Microsoft YaHei" w:hAnsi="Microsoft YaHei" w:eastAsia="Microsoft YaHei" w:cs="Microsoft YaHei"/>
-                <w:color w:val="333333"/>
-                <w:sz w:val="20"/>
-              </w:rPr>
-              <w:t xml:space="preserve">数据报表 → 三方游戏报表（新）</w:t>
-            </w:r>
-          </w:p>
-        </w:tc>
-        <w:tc>
-          <w:tcPr>
-            <w:shd w:val="clear" w:color="auto" w:fill="F7F9FC"/>
-          </w:tcPr>
-          <w:p>
-            <w:pPr>
-              <w:pStyle w:val="Compact"/>
-              <w:spacing w:line="312" w:lineRule="auto" w:after="0" w:before="0"/>
-              <w:jc w:val="left"/>
-            </w:pPr>
-            <w:r>
-              <w:rPr>
-                <w:rFonts w:ascii="Microsoft YaHei" w:hAnsi="Microsoft YaHei" w:eastAsia="Microsoft YaHei" w:cs="Microsoft YaHei"/>
-                <w:color w:val="333333"/>
-                <w:sz w:val="20"/>
-              </w:rPr>
-              <w:t xml:space="preserve">导出含游戏维度时，增加「平台名称」列</w:t>
-            </w:r>
-          </w:p>
-        </w:tc>
-      </w:tr>
-      <w:tr>
-        <w:tc>
-          <w:tcPr/>
-          <w:p>
-            <w:pPr>
-              <w:pStyle w:val="Compact"/>
-              <w:spacing w:line="312" w:lineRule="auto" w:after="0" w:before="0"/>
-              <w:jc w:val="left"/>
-            </w:pPr>
-            <w:r>
-              <w:rPr>
-                <w:rFonts w:ascii="Microsoft YaHei" w:hAnsi="Microsoft YaHei" w:eastAsia="Microsoft YaHei" w:cs="Microsoft YaHei"/>
-                <w:color w:val="333333"/>
-                <w:sz w:val="20"/>
-              </w:rPr>
-              <w:t xml:space="preserve">数据报表 → 会员报表（第三方游戏报表）</w:t>
-            </w:r>
-          </w:p>
-        </w:tc>
-        <w:tc>
-          <w:tcPr/>
-          <w:p>
-            <w:pPr>
-              <w:pStyle w:val="Compact"/>
-              <w:spacing w:line="312" w:lineRule="auto" w:after="0" w:before="0"/>
-              <w:jc w:val="left"/>
-            </w:pPr>
-            <w:r>
-              <w:rPr>
-                <w:rFonts w:ascii="Microsoft YaHei" w:hAnsi="Microsoft YaHei" w:eastAsia="Microsoft YaHei" w:cs="Microsoft YaHei"/>
-                <w:color w:val="333333"/>
-                <w:sz w:val="20"/>
-              </w:rPr>
-              <w:t xml:space="preserve">按游戏维度导出时，增加「平台名称」列</w:t>
-            </w:r>
-          </w:p>
-        </w:tc>
-      </w:tr>
-      <w:tr>
-        <w:tc>
-          <w:tcPr>
-            <w:shd w:val="clear" w:color="auto" w:fill="F7F9FC"/>
-          </w:tcPr>
-          <w:p>
-            <w:pPr>
-              <w:pStyle w:val="Compact"/>
-              <w:spacing w:line="312" w:lineRule="auto" w:after="0" w:before="0"/>
-              <w:jc w:val="left"/>
-            </w:pPr>
-            <w:r>
-              <w:rPr>
-                <w:rFonts w:ascii="Microsoft YaHei" w:hAnsi="Microsoft YaHei" w:eastAsia="Microsoft YaHei" w:cs="Microsoft YaHei"/>
-                <w:color w:val="333333"/>
-                <w:sz w:val="20"/>
-              </w:rPr>
-              <w:t xml:space="preserve">数据报表 → 报表下载</w:t>
-            </w:r>
-          </w:p>
-        </w:tc>
-        <w:tc>
-          <w:tcPr>
-            <w:shd w:val="clear" w:color="auto" w:fill="F7F9FC"/>
-          </w:tcPr>
-          <w:p>
-            <w:pPr>
-              <w:pStyle w:val="Compact"/>
-              <w:spacing w:line="312" w:lineRule="auto" w:after="0" w:before="0"/>
-              <w:jc w:val="left"/>
-            </w:pPr>
-            <w:r>
-              <w:rPr>
-                <w:rFonts w:ascii="Microsoft YaHei" w:hAnsi="Microsoft YaHei" w:eastAsia="Microsoft YaHei" w:cs="Microsoft YaHei"/>
-                <w:color w:val="333333"/>
-                <w:sz w:val="20"/>
-              </w:rPr>
-              <w:t xml:space="preserve">修复前已生成的文件保留不覆盖；修复后重新生成的文件在文件名或备注中标注「分类修正后」</w:t>
-            </w:r>
-          </w:p>
-        </w:tc>
-      </w:tr>
-      <w:tr>
-        <w:tc>
-          <w:tcPr/>
-          <w:p>
-            <w:pPr>
-              <w:pStyle w:val="Compact"/>
-              <w:spacing w:line="312" w:lineRule="auto" w:after="0" w:before="0"/>
-              <w:jc w:val="left"/>
-            </w:pPr>
-            <w:r>
-              <w:rPr>
-                <w:rFonts w:ascii="Microsoft YaHei" w:hAnsi="Microsoft YaHei" w:eastAsia="Microsoft YaHei" w:cs="Microsoft YaHei"/>
-                <w:color w:val="333333"/>
-                <w:sz w:val="20"/>
-              </w:rPr>
               <w:t xml:space="preserve">游戏管理 → 游戏入口设置 → 游戏配置</w:t>
             </w:r>
           </w:p>
@@ -5309,7 +4882,7 @@
         <w:rPr>
           <w:rFonts w:ascii="Microsoft YaHei" w:hAnsi="Microsoft YaHei" w:eastAsia="Microsoft YaHei" w:cs="Microsoft YaHei"/>
         </w:rPr>
-        <w:t xml:space="preserve">：注单类导出取注单上的分类快照，游戏类导出取游戏表当前分类；导出时不重新计算。</w:t>
+        <w:t xml:space="preserve">：对局查询导出取注单上的分类快照，导出时不重新计算。</w:t>
       </w:r>
     </w:p>
     <w:p>
@@ -5433,7 +5006,7 @@
         <w:rPr>
           <w:rFonts w:ascii="Microsoft YaHei" w:hAnsi="Microsoft YaHei" w:eastAsia="Microsoft YaHei" w:cs="Microsoft YaHei"/>
         </w:rPr>
-        <w:t xml:space="preserve">上线后先修游戏配置，再按确认的范围回刷注单和报表，最后与 MegaXcess / PAGCOR 对账。每一步都要留存修改前后清单。</w:t>
+        <w:t xml:space="preserve">上线后先修游戏配置，再按确认的范围回刷历史注单，最后核对对局查询数据。每一步都要留存修改前后清单。</w:t>
       </w:r>
     </w:p>
     <w:p>
@@ -5566,37 +5139,13 @@
           <w:b/>
           <w:color w:val="222222"/>
         </w:rPr>
-        <w:t xml:space="preserve">重生成报表</w:t>
-      </w:r>
-      <w:r>
-        <w:rPr>
-          <w:rFonts w:ascii="Microsoft YaHei" w:hAnsi="Microsoft YaHei" w:eastAsia="Microsoft YaHei" w:cs="Microsoft YaHei"/>
-        </w:rPr>
-        <w:t xml:space="preserve">：重新生成受影响区间的三方游戏统计（NG / eBINGO / EGAMES），旧文件保留不覆盖。</w:t>
-      </w:r>
-    </w:p>
-    <w:p>
-      <w:pPr>
-        <w:numPr>
-          <w:ilvl w:val="0"/>
-          <w:numId w:val="1010"/>
-        </w:numPr>
-        <w:pStyle w:val="Compact"/>
-      </w:pPr>
-      <w:r>
-        <w:rPr>
-          <w:bCs/>
-          <w:rFonts w:ascii="Microsoft YaHei" w:hAnsi="Microsoft YaHei" w:eastAsia="Microsoft YaHei" w:cs="Microsoft YaHei"/>
-          <w:b/>
-          <w:color w:val="222222"/>
-        </w:rPr>
-        <w:t xml:space="preserve">对账</w:t>
-      </w:r>
-      <w:r>
-        <w:rPr>
-          <w:rFonts w:ascii="Microsoft YaHei" w:hAnsi="Microsoft YaHei" w:eastAsia="Microsoft YaHei" w:cs="Microsoft YaHei"/>
-        </w:rPr>
-        <w:t xml:space="preserve">：按天、按分类比对修复前后的投注、派彩、审计费用；三类合计应保持不变，只是在分类之间转移。差异清单交财务 / 合规与 MegaXcess 确认。</w:t>
+        <w:t xml:space="preserve">核对</w:t>
+      </w:r>
+      <w:r>
+        <w:rPr>
+          <w:rFonts w:ascii="Microsoft YaHei" w:hAnsi="Microsoft YaHei" w:eastAsia="Microsoft YaHei" w:cs="Microsoft YaHei"/>
+        </w:rPr>
+        <w:t xml:space="preserve">：按天、按平台名称比对修复前后对局查询的投注、派彩合计；三类合计应保持不变，只是在分类之间转移。差异清单交财务 / 合规确认。</w:t>
       </w:r>
     </w:p>
     <w:p>
@@ -5614,7 +5163,7 @@
           <w:b/>
           <w:color w:val="222222"/>
         </w:rPr>
-        <w:t xml:space="preserve">报表口径</w:t>
+        <w:t xml:space="preserve">统计口径</w:t>
       </w:r>
       <w:r>
         <w:rPr>
@@ -6090,7 +5639,7 @@
                 <w:color w:val="333333"/>
                 <w:sz w:val="20"/>
               </w:rPr>
-              <w:t xml:space="preserve">快照以结算写入时为准，报表按现有口径归日</w:t>
+              <w:t xml:space="preserve">快照以结算写入时为准，对局查询按现有口径归日</w:t>
             </w:r>
           </w:p>
         </w:tc>
@@ -6287,7 +5836,7 @@
         <w:rPr>
           <w:rFonts w:ascii="Microsoft YaHei" w:hAnsi="Microsoft YaHei" w:eastAsia="Microsoft YaHei" w:cs="Microsoft YaHei"/>
         </w:rPr>
-        <w:t xml:space="preserve">☐ 三方游戏统计三张报表按新分类取数；修复前后同一天三类合计的投注、派彩、审计费用不变。</w:t>
+        <w:t xml:space="preserve">☐ 本次范围内页面、注单、导出的分类写法全部为 NG / eBINGO / EGAMES。</w:t>
       </w:r>
     </w:p>
     <w:p>
@@ -6302,7 +5851,7 @@
         <w:rPr>
           <w:rFonts w:ascii="Microsoft YaHei" w:hAnsi="Microsoft YaHei" w:eastAsia="Microsoft YaHei" w:cs="Microsoft YaHei"/>
         </w:rPr>
-        <w:t xml:space="preserve">☐ 后台、API、注单、报表、导出的分类写法全部为 NG / eBINGO / EGAMES。</w:t>
+        <w:t xml:space="preserve">☐ 涉及的数据修改和游戏编辑都有操作日志（操作账号、时间、修改前后值）。</w:t>
       </w:r>
     </w:p>
     <w:p>
@@ -6317,7 +5866,7 @@
         <w:rPr>
           <w:rFonts w:ascii="Microsoft YaHei" w:hAnsi="Microsoft YaHei" w:eastAsia="Microsoft YaHei" w:cs="Microsoft YaHei"/>
         </w:rPr>
-        <w:t xml:space="preserve">☐ 涉及的数据修改和游戏编辑都有操作日志（操作账号、时间、修改前后值）。</w:t>
+        <w:t xml:space="preserve">☐ 各导出文件都有「平台名称」列，取值只有 NG / eBINGO / EGAMES，与页面显示一致。</w:t>
       </w:r>
     </w:p>
     <w:p>
@@ -6332,37 +5881,7 @@
         <w:rPr>
           <w:rFonts w:ascii="Microsoft YaHei" w:hAnsi="Microsoft YaHei" w:eastAsia="Microsoft YaHei" w:cs="Microsoft YaHei"/>
         </w:rPr>
-        <w:t xml:space="preserve">☐ 各导出文件都有「平台名称」列，取值只有 NG / eBINGO / EGAMES，与页面显示一致。</w:t>
-      </w:r>
-    </w:p>
-    <w:p>
-      <w:pPr>
-        <w:numPr>
-          <w:ilvl w:val="0"/>
-          <w:numId w:val="1012"/>
-        </w:numPr>
-        <w:pStyle w:val="Compact"/>
-      </w:pPr>
-      <w:r>
-        <w:rPr>
-          <w:rFonts w:ascii="Microsoft YaHei" w:hAnsi="Microsoft YaHei" w:eastAsia="Microsoft YaHei" w:cs="Microsoft YaHei"/>
-        </w:rPr>
         <w:t xml:space="preserve">☐ 按平台名称筛选后导出，文件只含该分类数据；三类导出合计等于不筛选时的导出合计。</w:t>
-      </w:r>
-    </w:p>
-    <w:p>
-      <w:pPr>
-        <w:numPr>
-          <w:ilvl w:val="0"/>
-          <w:numId w:val="1012"/>
-        </w:numPr>
-        <w:pStyle w:val="Compact"/>
-      </w:pPr>
-      <w:r>
-        <w:rPr>
-          <w:rFonts w:ascii="Microsoft YaHei" w:hAnsi="Microsoft YaHei" w:eastAsia="Microsoft YaHei" w:cs="Microsoft YaHei"/>
-        </w:rPr>
-        <w:t xml:space="preserve">☐ 修复后重新生成的三方游戏统计文件在【报表下载】中可区分，修复前的文件保留。</w:t>
       </w:r>
     </w:p>
     <w:bookmarkEnd w:id="33"/>
@@ -6403,7 +5922,7 @@
         <w:rPr>
           <w:rFonts w:ascii="Microsoft YaHei" w:hAnsi="Microsoft YaHei" w:eastAsia="Microsoft YaHei" w:cs="Microsoft YaHei"/>
         </w:rPr>
-        <w:t xml:space="preserve">（PC）：游戏配置、对局查询、三方游戏统计及相关导出。</w:t>
+        <w:t xml:space="preserve">（PC）：第三方对局查询、第三方对局查询(结算时间)、游戏入口设置 &gt; 游戏配置，以及两个对局查询页面的导出。</w:t>
       </w:r>
     </w:p>
     <w:p>
@@ -6427,7 +5946,7 @@
         <w:rPr>
           <w:rFonts w:ascii="Microsoft YaHei" w:hAnsi="Microsoft YaHei" w:eastAsia="Microsoft YaHei" w:cs="Microsoft YaHei"/>
         </w:rPr>
-        <w:t xml:space="preserve">：名单配置、游戏表、厂商同步、注单、报表任务、API。</w:t>
+        <w:t xml:space="preserve">：名单配置、游戏表、厂商同步、注单、上述页面的后台接口。</w:t>
       </w:r>
     </w:p>
     <w:p>
@@ -6469,13 +5988,13 @@
           <w:b/>
           <w:color w:val="222222"/>
         </w:rPr>
-        <w:t xml:space="preserve">代理后台</w:t>
-      </w:r>
-      <w:r>
-        <w:rPr>
-          <w:rFonts w:ascii="Microsoft YaHei" w:hAnsi="Microsoft YaHei" w:eastAsia="Microsoft YaHei" w:cs="Microsoft YaHei"/>
-        </w:rPr>
-        <w:t xml:space="preserve">：如报表按平台分类统计，需同步口径（待确认）。</w:t>
+        <w:t xml:space="preserve">不在本次范围</w:t>
+      </w:r>
+      <w:r>
+        <w:rPr>
+          <w:rFonts w:ascii="Microsoft YaHei" w:hAnsi="Microsoft YaHei" w:eastAsia="Microsoft YaHei" w:cs="Microsoft YaHei"/>
+        </w:rPr>
+        <w:t xml:space="preserve">：数据报表（含三方游戏统计）、游戏类别管理及其他菜单。</w:t>
       </w:r>
     </w:p>
     <w:bookmarkEnd w:id="34"/>
@@ -6503,7 +6022,7 @@
         <w:rPr>
           <w:rFonts w:ascii="Microsoft YaHei" w:hAnsi="Microsoft YaHei" w:eastAsia="Microsoft YaHei" w:cs="Microsoft YaHei"/>
         </w:rPr>
-        <w:t xml:space="preserve">对照知识库第 18 章检查清单：本需求涉及合规、报表、时区、数据查询、操作日志与权限、覆盖端 6 项；不涉及 KYC、账号状态、活动配置、营销费用、账变通知、流水提现、充值渠道、风控。</w:t>
+        <w:t xml:space="preserve">对照知识库第 18 章检查清单：本需求涉及合规、时区、数据查询、操作日志与权限、覆盖端 5 项；不涉及 KYC、账号状态、活动配置、营销费用、账变通知、流水提现、充值渠道、风控。</w:t>
       </w:r>
     </w:p>
     <w:tbl>
@@ -6654,7 +6173,7 @@
                 <w:color w:val="333333"/>
                 <w:sz w:val="20"/>
               </w:rPr>
-              <w:t xml:space="preserve">核心：分类需与 MegaXcess / PAGCOR 名单一致，影响审计抽成报表</w:t>
+              <w:t xml:space="preserve">核心：分类需与 MegaXcess / PAGCOR 名单一致，影响 PAGCOR 审计核对</w:t>
             </w:r>
           </w:p>
         </w:tc>
@@ -6692,7 +6211,7 @@
                 <w:color w:val="333333"/>
                 <w:sz w:val="20"/>
               </w:rPr>
-              <w:t xml:space="preserve">报表按 UTC+8 自然日；后台显示时间为 −04:00</w:t>
+              <w:t xml:space="preserve">对局查询按 UTC+8 自然日统计；后台显示时间为 −04:00</w:t>
             </w:r>
           </w:p>
         </w:tc>
